--- a/REPORT/COMP3010HK-CW1.docx
+++ b/REPORT/COMP3010HK-CW1.docx
@@ -5,33 +5,6 @@
     <w:p>
       <w:pPr>
         <w:rPr>
-          <w:sz w:val="40"/>
-          <w:szCs w:val="40"/>
-          <w:u w:val="single"/>
-        </w:rPr>
-      </w:pPr>
-      <w:r>
-        <w:rPr>
-          <w:rFonts w:hint="eastAsia"/>
-          <w:sz w:val="40"/>
-          <w:szCs w:val="40"/>
-          <w:u w:val="single"/>
-        </w:rPr>
-        <w:t>CW</w:t>
-      </w:r>
-      <w:r>
-        <w:rPr>
-          <w:rFonts w:hint="eastAsia"/>
-          <w:sz w:val="40"/>
-          <w:szCs w:val="40"/>
-          <w:u w:val="single"/>
-        </w:rPr>
-        <w:t>1</w:t>
-      </w:r>
-    </w:p>
-    <w:p>
-      <w:pPr>
-        <w:rPr>
           <w:sz w:val="32"/>
           <w:szCs w:val="32"/>
           <w:u w:val="single"/>
@@ -167,24 +140,67 @@
         <w:rPr>
           <w:rFonts w:hint="eastAsia"/>
         </w:rPr>
-        <w:t xml:space="preserve">talks about what tools have </w:t>
-      </w:r>
-      <w:r>
-        <w:t>been</w:t>
-      </w:r>
-      <w:r>
-        <w:rPr>
-          <w:rFonts w:hint="eastAsia"/>
-        </w:rPr>
-        <w:t xml:space="preserve"> used for the intrusion analysis. </w:t>
-      </w:r>
-    </w:p>
-    <w:p>
-      <w:r>
-        <w:rPr>
-          <w:rFonts w:hint="eastAsia"/>
-        </w:rPr>
-        <w:t>Section (3) describe</w:t>
+        <w:t>talks about what tools</w:t>
+      </w:r>
+      <w:r>
+        <w:rPr>
+          <w:rFonts w:hint="eastAsia"/>
+        </w:rPr>
+        <w:t xml:space="preserve"> </w:t>
+      </w:r>
+      <w:proofErr w:type="gramStart"/>
+      <w:r>
+        <w:rPr>
+          <w:rFonts w:hint="eastAsia"/>
+        </w:rPr>
+        <w:t>used</w:t>
+      </w:r>
+      <w:proofErr w:type="gramEnd"/>
+      <w:r>
+        <w:rPr>
+          <w:rFonts w:hint="eastAsia"/>
+        </w:rPr>
+        <w:t xml:space="preserve"> </w:t>
+      </w:r>
+      <w:r>
+        <w:rPr>
+          <w:rFonts w:hint="eastAsia"/>
+        </w:rPr>
+        <w:t>and how to perform</w:t>
+      </w:r>
+      <w:r>
+        <w:rPr>
+          <w:rFonts w:hint="eastAsia"/>
+        </w:rPr>
+        <w:t xml:space="preserve"> the intrusion analysis.</w:t>
+      </w:r>
+      <w:r>
+        <w:rPr>
+          <w:rFonts w:hint="eastAsia"/>
+        </w:rPr>
+        <w:t xml:space="preserve"> </w:t>
+      </w:r>
+    </w:p>
+    <w:p>
+      <w:r>
+        <w:rPr>
+          <w:rFonts w:hint="eastAsia"/>
+        </w:rPr>
+        <w:t xml:space="preserve">Section (3) </w:t>
+      </w:r>
+      <w:proofErr w:type="gramStart"/>
+      <w:r>
+        <w:rPr>
+          <w:rFonts w:hint="eastAsia"/>
+        </w:rPr>
+        <w:t>describe</w:t>
+      </w:r>
+      <w:proofErr w:type="gramEnd"/>
+      <w:r>
+        <w:rPr>
+          <w:rFonts w:hint="eastAsia"/>
+        </w:rPr>
+        <w:t xml:space="preserve"> the results and evidence.</w:t>
       </w:r>
     </w:p>
     <w:p>
@@ -194,9 +210,11 @@
         </w:rPr>
         <w:t xml:space="preserve">Section (4) </w:t>
       </w:r>
+      <w:proofErr w:type="gramStart"/>
       <w:r>
         <w:t>summarize</w:t>
       </w:r>
+      <w:proofErr w:type="gramEnd"/>
       <w:r>
         <w:rPr>
           <w:rFonts w:hint="eastAsia"/>
@@ -220,15 +238,15 @@
           <w:u w:val="single"/>
         </w:rPr>
       </w:pPr>
-      <w:r>
-        <w:rPr>
-          <w:rFonts w:hint="eastAsia"/>
+    </w:p>
+    <w:p>
+      <w:pPr>
+        <w:rPr>
           <w:sz w:val="32"/>
           <w:szCs w:val="32"/>
           <w:u w:val="single"/>
         </w:rPr>
-        <w:t xml:space="preserve">(2) </w:t>
-      </w:r>
+      </w:pPr>
       <w:r>
         <w:rPr>
           <w:rFonts w:hint="eastAsia"/>
@@ -236,6 +254,15 @@
           <w:szCs w:val="32"/>
           <w:u w:val="single"/>
         </w:rPr>
+        <w:t xml:space="preserve">(2) </w:t>
+      </w:r>
+      <w:r>
+        <w:rPr>
+          <w:rFonts w:hint="eastAsia"/>
+          <w:sz w:val="32"/>
+          <w:szCs w:val="32"/>
+          <w:u w:val="single"/>
+        </w:rPr>
         <w:t>Methodology</w:t>
       </w:r>
     </w:p>
@@ -273,6 +300,7 @@
         </w:rPr>
         <w:t xml:space="preserve"> </w:t>
       </w:r>
+      <w:proofErr w:type="gramStart"/>
       <w:r>
         <w:t>the</w:t>
       </w:r>
@@ -280,16 +308,18 @@
         <w:rPr>
           <w:rFonts w:hint="eastAsia"/>
         </w:rPr>
-        <w:t xml:space="preserve"> what, who, when, what, how.</w:t>
+        <w:t xml:space="preserve"> what</w:t>
+      </w:r>
+      <w:proofErr w:type="gramEnd"/>
+      <w:r>
+        <w:rPr>
+          <w:rFonts w:hint="eastAsia"/>
+        </w:rPr>
+        <w:t>, who, when, what, how.</w:t>
       </w:r>
     </w:p>
     <w:p/>
     <w:p>
-      <w:pPr>
-        <w:rPr>
-          <w:rFonts w:hint="eastAsia"/>
-        </w:rPr>
-      </w:pPr>
       <w:r>
         <w:t xml:space="preserve">The </w:t>
       </w:r>
@@ -299,7 +329,15 @@
       </w:r>
       <w:proofErr w:type="spellEnd"/>
       <w:r>
-        <w:t xml:space="preserve"> file contains all the transaction logs. The Wireshark software is capable of finding every detail</w:t>
+        <w:t xml:space="preserve"> file contains all the transaction logs. The Wireshark software </w:t>
+      </w:r>
+      <w:proofErr w:type="gramStart"/>
+      <w:r>
+        <w:t>is capable of finding</w:t>
+      </w:r>
+      <w:proofErr w:type="gramEnd"/>
+      <w:r>
+        <w:t xml:space="preserve"> every detail</w:t>
       </w:r>
       <w:r>
         <w:rPr>
@@ -308,13 +346,24 @@
         <w:t xml:space="preserve"> information</w:t>
       </w:r>
       <w:r>
-        <w:t xml:space="preserve"> about every packet</w:t>
-      </w:r>
-      <w:r>
-        <w:rPr>
-          <w:rFonts w:hint="eastAsia"/>
-        </w:rPr>
-        <w:t xml:space="preserve">s in the infected system by </w:t>
+        <w:t xml:space="preserve"> about every </w:t>
+      </w:r>
+      <w:proofErr w:type="gramStart"/>
+      <w:r>
+        <w:t>packet</w:t>
+      </w:r>
+      <w:r>
+        <w:rPr>
+          <w:rFonts w:hint="eastAsia"/>
+        </w:rPr>
+        <w:t>s</w:t>
+      </w:r>
+      <w:proofErr w:type="gramEnd"/>
+      <w:r>
+        <w:rPr>
+          <w:rFonts w:hint="eastAsia"/>
+        </w:rPr>
+        <w:t xml:space="preserve"> in the infected system by </w:t>
       </w:r>
       <w:r>
         <w:t>“</w:t>
@@ -431,13 +480,27 @@
         <w:rPr>
           <w:rFonts w:hint="eastAsia"/>
         </w:rPr>
-        <w:t>As shown in Fig1, s</w:t>
-      </w:r>
-      <w:r>
-        <w:rPr>
-          <w:rFonts w:hint="eastAsia"/>
-        </w:rPr>
-        <w:t xml:space="preserve">earching : </w:t>
+        <w:t xml:space="preserve">As shown in Fig1, </w:t>
+      </w:r>
+      <w:proofErr w:type="gramStart"/>
+      <w:r>
+        <w:rPr>
+          <w:rFonts w:hint="eastAsia"/>
+        </w:rPr>
+        <w:t>s</w:t>
+      </w:r>
+      <w:r>
+        <w:rPr>
+          <w:rFonts w:hint="eastAsia"/>
+        </w:rPr>
+        <w:t>earching :</w:t>
+      </w:r>
+      <w:proofErr w:type="gramEnd"/>
+      <w:r>
+        <w:rPr>
+          <w:rFonts w:hint="eastAsia"/>
+        </w:rPr>
+        <w:t xml:space="preserve"> </w:t>
       </w:r>
       <w:proofErr w:type="spellStart"/>
       <w:r>
@@ -472,6 +535,113 @@
         </w:rPr>
         <w:t xml:space="preserve">). </w:t>
       </w:r>
+      <w:r>
+        <w:rPr>
+          <w:rFonts w:hint="eastAsia"/>
+        </w:rPr>
+        <w:t>And then I export to an excel file</w:t>
+      </w:r>
+      <w:r>
+        <w:t>—</w:t>
+      </w:r>
+      <w:r>
+        <w:rPr>
+          <w:rFonts w:hint="eastAsia"/>
+        </w:rPr>
+        <w:t xml:space="preserve">ZUI-ALERT.csv and placed in the folder </w:t>
+      </w:r>
+      <w:r>
+        <w:t>“</w:t>
+      </w:r>
+      <w:r>
+        <w:rPr>
+          <w:rFonts w:hint="eastAsia"/>
+        </w:rPr>
+        <w:t>ZUI-ALERT</w:t>
+      </w:r>
+      <w:r>
+        <w:t>”</w:t>
+      </w:r>
+      <w:r>
+        <w:rPr>
+          <w:rFonts w:hint="eastAsia"/>
+        </w:rPr>
+        <w:t xml:space="preserve"> in </w:t>
+      </w:r>
+      <w:proofErr w:type="spellStart"/>
+      <w:r>
+        <w:rPr>
+          <w:rFonts w:hint="eastAsia"/>
+        </w:rPr>
+        <w:t>github</w:t>
+      </w:r>
+      <w:proofErr w:type="spellEnd"/>
+      <w:r>
+        <w:rPr>
+          <w:rFonts w:hint="eastAsia"/>
+        </w:rPr>
+        <w:t>.</w:t>
+      </w:r>
+      <w:r>
+        <w:rPr>
+          <w:rFonts w:hint="eastAsia"/>
+        </w:rPr>
+        <w:t xml:space="preserve"> </w:t>
+      </w:r>
+      <w:r>
+        <w:rPr>
+          <w:rFonts w:hint="eastAsia"/>
+          <w:color w:val="000000" w:themeColor="text1"/>
+        </w:rPr>
+        <w:t>(</w:t>
+      </w:r>
+      <w:r>
+        <w:rPr>
+          <w:color w:val="000000" w:themeColor="text1"/>
+        </w:rPr>
+        <w:t>“</w:t>
+      </w:r>
+      <w:r>
+        <w:rPr>
+          <w:rFonts w:hint="eastAsia"/>
+          <w:color w:val="000000" w:themeColor="text1"/>
+        </w:rPr>
+        <w:t>ET</w:t>
+      </w:r>
+      <w:r>
+        <w:rPr>
+          <w:color w:val="000000" w:themeColor="text1"/>
+        </w:rPr>
+        <w:t>”</w:t>
+      </w:r>
+      <w:r>
+        <w:rPr>
+          <w:rFonts w:hint="eastAsia"/>
+          <w:color w:val="000000" w:themeColor="text1"/>
+        </w:rPr>
+        <w:t xml:space="preserve"> in the alert messages</w:t>
+      </w:r>
+      <w:r>
+        <w:rPr>
+          <w:rFonts w:hint="eastAsia"/>
+          <w:color w:val="000000" w:themeColor="text1"/>
+        </w:rPr>
+        <w:t xml:space="preserve"> means emerging </w:t>
+      </w:r>
+      <w:r>
+        <w:rPr>
+          <w:rFonts w:hint="eastAsia"/>
+          <w:color w:val="000000" w:themeColor="text1"/>
+        </w:rPr>
+        <w:t>t</w:t>
+      </w:r>
+      <w:r>
+        <w:rPr>
+          <w:rFonts w:hint="eastAsia"/>
+          <w:color w:val="000000" w:themeColor="text1"/>
+        </w:rPr>
+        <w:t>hreats)</w:t>
+      </w:r>
     </w:p>
     <w:p>
       <w:r>
@@ -479,9 +649,9 @@
           <w:noProof/>
         </w:rPr>
         <w:drawing>
-          <wp:inline distT="0" distB="0" distL="0" distR="0" wp14:anchorId="5D73E79A" wp14:editId="28BBB1E3">
-            <wp:extent cx="5267325" cy="1695450"/>
-            <wp:effectExtent l="0" t="0" r="9525" b="0"/>
+          <wp:inline distT="0" distB="0" distL="0" distR="0" wp14:anchorId="5D73E79A" wp14:editId="235589DC">
+            <wp:extent cx="4167176" cy="1418590"/>
+            <wp:effectExtent l="0" t="0" r="5080" b="0"/>
             <wp:docPr id="638233985" name="圖片 8"/>
             <wp:cNvGraphicFramePr>
               <a:graphicFrameLocks xmlns:a="http://schemas.openxmlformats.org/drawingml/2006/main" noChangeAspect="1"/>
@@ -495,8 +665,1379 @@
                       <a:picLocks noChangeAspect="1" noChangeArrowheads="1"/>
                     </pic:cNvPicPr>
                   </pic:nvPicPr>
+                  <pic:blipFill rotWithShape="1">
+                    <a:blip r:embed="rId7" cstate="print">
+                      <a:extLst>
+                        <a:ext uri="{28A0092B-C50C-407E-A947-70E740481C1C}">
+                          <a14:useLocalDpi xmlns:a14="http://schemas.microsoft.com/office/drawing/2010/main" val="0"/>
+                        </a:ext>
+                      </a:extLst>
+                    </a:blip>
+                    <a:srcRect l="16640" t="11839"/>
+                    <a:stretch>
+                      <a:fillRect/>
+                    </a:stretch>
+                  </pic:blipFill>
+                  <pic:spPr bwMode="auto">
+                    <a:xfrm>
+                      <a:off x="0" y="0"/>
+                      <a:ext cx="4192232" cy="1427120"/>
+                    </a:xfrm>
+                    <a:prstGeom prst="rect">
+                      <a:avLst/>
+                    </a:prstGeom>
+                    <a:noFill/>
+                    <a:ln>
+                      <a:noFill/>
+                    </a:ln>
+                    <a:extLst>
+                      <a:ext uri="{53640926-AAD7-44D8-BBD7-CCE9431645EC}">
+                        <a14:shadowObscured xmlns:a14="http://schemas.microsoft.com/office/drawing/2010/main"/>
+                      </a:ext>
+                    </a:extLst>
+                  </pic:spPr>
+                </pic:pic>
+              </a:graphicData>
+            </a:graphic>
+          </wp:inline>
+        </w:drawing>
+      </w:r>
+    </w:p>
+    <w:p>
+      <w:r>
+        <w:rPr>
+          <w:rFonts w:hint="eastAsia"/>
+        </w:rPr>
+        <w:t>Fi</w:t>
+      </w:r>
+      <w:r>
+        <w:rPr>
+          <w:rFonts w:hint="eastAsia"/>
+        </w:rPr>
+        <w:t>g1</w:t>
+      </w:r>
+    </w:p>
+    <w:p>
+      <w:r>
+        <w:t xml:space="preserve">As such, </w:t>
+      </w:r>
+      <w:proofErr w:type="gramStart"/>
+      <w:r>
+        <w:t>in order to</w:t>
+      </w:r>
+      <w:proofErr w:type="gramEnd"/>
+      <w:r>
+        <w:t xml:space="preserve"> view detail information (e.g. MAC address, hostname, domain), click the "Wireshark" button in Zui, and then switch between Zui and Wireshark.</w:t>
+      </w:r>
+      <w:r>
+        <w:rPr>
+          <w:rFonts w:hint="eastAsia"/>
+        </w:rPr>
+        <w:t xml:space="preserve"> </w:t>
+      </w:r>
+    </w:p>
+    <w:p>
+      <w:pPr>
+        <w:rPr>
+          <w:rFonts w:hint="eastAsia"/>
+        </w:rPr>
+      </w:pPr>
+    </w:p>
+    <w:p>
+      <w:r>
+        <w:rPr>
+          <w:rFonts w:hint="eastAsia"/>
+        </w:rPr>
+        <w:t xml:space="preserve">Then, </w:t>
+      </w:r>
+      <w:r>
+        <w:rPr>
+          <w:rFonts w:hint="eastAsia"/>
+        </w:rPr>
+        <w:t>to indicate the infection, I use</w:t>
+      </w:r>
+      <w:r>
+        <w:rPr>
+          <w:rFonts w:hint="eastAsia"/>
+        </w:rPr>
+        <w:t xml:space="preserve"> </w:t>
+      </w:r>
+      <w:r>
+        <w:t>“</w:t>
+      </w:r>
+      <w:proofErr w:type="spellStart"/>
+      <w:r>
+        <w:rPr>
+          <w:rFonts w:hint="eastAsia"/>
+        </w:rPr>
+        <w:t>VirusTotal</w:t>
+      </w:r>
+      <w:proofErr w:type="spellEnd"/>
+      <w:r>
+        <w:t>”</w:t>
+      </w:r>
+      <w:r>
+        <w:rPr>
+          <w:rFonts w:hint="eastAsia"/>
+        </w:rPr>
+        <w:t xml:space="preserve"> website</w:t>
+      </w:r>
+      <w:r>
+        <w:rPr>
+          <w:rFonts w:hint="eastAsia"/>
+        </w:rPr>
+        <w:t xml:space="preserve"> to </w:t>
+      </w:r>
+      <w:r>
+        <w:t>check</w:t>
+      </w:r>
+      <w:r>
+        <w:rPr>
+          <w:rFonts w:hint="eastAsia"/>
+        </w:rPr>
+        <w:t xml:space="preserve"> </w:t>
+      </w:r>
+      <w:r>
+        <w:rPr>
+          <w:rFonts w:hint="eastAsia"/>
+        </w:rPr>
+        <w:t>whether</w:t>
+      </w:r>
+      <w:r>
+        <w:rPr>
+          <w:rFonts w:hint="eastAsia"/>
+        </w:rPr>
+        <w:t xml:space="preserve"> IP</w:t>
+      </w:r>
+      <w:r>
+        <w:rPr>
+          <w:rFonts w:hint="eastAsia"/>
+        </w:rPr>
+        <w:t xml:space="preserve"> or URL</w:t>
+      </w:r>
+      <w:r>
+        <w:rPr>
+          <w:rFonts w:hint="eastAsia"/>
+        </w:rPr>
+        <w:t xml:space="preserve"> is </w:t>
+      </w:r>
+      <w:r>
+        <w:t>malicious</w:t>
+      </w:r>
+      <w:r>
+        <w:rPr>
+          <w:rFonts w:hint="eastAsia"/>
+        </w:rPr>
+        <w:t>. (A</w:t>
+      </w:r>
+      <w:r>
+        <w:rPr>
+          <w:rFonts w:hint="eastAsia"/>
+        </w:rPr>
+        <w:t xml:space="preserve">s </w:t>
+      </w:r>
+      <w:r>
+        <w:rPr>
+          <w:rFonts w:hint="eastAsia"/>
+        </w:rPr>
+        <w:t>F</w:t>
+      </w:r>
+      <w:r>
+        <w:rPr>
+          <w:rFonts w:hint="eastAsia"/>
+        </w:rPr>
+        <w:t xml:space="preserve">ig </w:t>
+      </w:r>
+      <w:r>
+        <w:rPr>
+          <w:rFonts w:hint="eastAsia"/>
+        </w:rPr>
+        <w:t>2 below</w:t>
+      </w:r>
+      <w:r>
+        <w:rPr>
+          <w:rFonts w:hint="eastAsia"/>
+        </w:rPr>
+        <w:t>)</w:t>
+      </w:r>
+    </w:p>
+    <w:p>
+      <w:r>
+        <w:rPr>
+          <w:rFonts w:hint="eastAsia"/>
+          <w:noProof/>
+        </w:rPr>
+        <w:lastRenderedPageBreak/>
+        <w:drawing>
+          <wp:inline distT="0" distB="0" distL="0" distR="0" wp14:anchorId="787CD74D" wp14:editId="515E2245">
+            <wp:extent cx="2699385" cy="1898650"/>
+            <wp:effectExtent l="0" t="0" r="5715" b="6350"/>
+            <wp:docPr id="2093267545" name="圖片 6"/>
+            <wp:cNvGraphicFramePr>
+              <a:graphicFrameLocks xmlns:a="http://schemas.openxmlformats.org/drawingml/2006/main" noChangeAspect="1"/>
+            </wp:cNvGraphicFramePr>
+            <a:graphic xmlns:a="http://schemas.openxmlformats.org/drawingml/2006/main">
+              <a:graphicData uri="http://schemas.openxmlformats.org/drawingml/2006/picture">
+                <pic:pic xmlns:pic="http://schemas.openxmlformats.org/drawingml/2006/picture">
+                  <pic:nvPicPr>
+                    <pic:cNvPr id="0" name="Picture 6"/>
+                    <pic:cNvPicPr>
+                      <a:picLocks noChangeAspect="1" noChangeArrowheads="1"/>
+                    </pic:cNvPicPr>
+                  </pic:nvPicPr>
+                  <pic:blipFill rotWithShape="1">
+                    <a:blip r:embed="rId8" cstate="print">
+                      <a:extLst>
+                        <a:ext uri="{28A0092B-C50C-407E-A947-70E740481C1C}">
+                          <a14:useLocalDpi xmlns:a14="http://schemas.microsoft.com/office/drawing/2010/main" val="0"/>
+                        </a:ext>
+                      </a:extLst>
+                    </a:blip>
+                    <a:srcRect b="18628"/>
+                    <a:stretch>
+                      <a:fillRect/>
+                    </a:stretch>
+                  </pic:blipFill>
+                  <pic:spPr bwMode="auto">
+                    <a:xfrm>
+                      <a:off x="0" y="0"/>
+                      <a:ext cx="2724849" cy="1916560"/>
+                    </a:xfrm>
+                    <a:prstGeom prst="rect">
+                      <a:avLst/>
+                    </a:prstGeom>
+                    <a:noFill/>
+                    <a:ln>
+                      <a:noFill/>
+                    </a:ln>
+                    <a:extLst>
+                      <a:ext uri="{53640926-AAD7-44D8-BBD7-CCE9431645EC}">
+                        <a14:shadowObscured xmlns:a14="http://schemas.microsoft.com/office/drawing/2010/main"/>
+                      </a:ext>
+                    </a:extLst>
+                  </pic:spPr>
+                </pic:pic>
+              </a:graphicData>
+            </a:graphic>
+          </wp:inline>
+        </w:drawing>
+      </w:r>
+      <w:r>
+        <w:rPr>
+          <w:rFonts w:hint="eastAsia"/>
+        </w:rPr>
+        <w:t xml:space="preserve"> </w:t>
+      </w:r>
+      <w:r>
+        <w:rPr>
+          <w:noProof/>
+        </w:rPr>
+        <w:drawing>
+          <wp:inline distT="0" distB="0" distL="0" distR="0" wp14:anchorId="4C3BD554" wp14:editId="068FAFF6">
+            <wp:extent cx="2428240" cy="1797050"/>
+            <wp:effectExtent l="0" t="0" r="0" b="0"/>
+            <wp:docPr id="1975727013" name="圖片 7"/>
+            <wp:cNvGraphicFramePr>
+              <a:graphicFrameLocks xmlns:a="http://schemas.openxmlformats.org/drawingml/2006/main" noChangeAspect="1"/>
+            </wp:cNvGraphicFramePr>
+            <a:graphic xmlns:a="http://schemas.openxmlformats.org/drawingml/2006/main">
+              <a:graphicData uri="http://schemas.openxmlformats.org/drawingml/2006/picture">
+                <pic:pic xmlns:pic="http://schemas.openxmlformats.org/drawingml/2006/picture">
+                  <pic:nvPicPr>
+                    <pic:cNvPr id="0" name="Picture 7"/>
+                    <pic:cNvPicPr>
+                      <a:picLocks noChangeAspect="1" noChangeArrowheads="1"/>
+                    </pic:cNvPicPr>
+                  </pic:nvPicPr>
+                  <pic:blipFill rotWithShape="1">
+                    <a:blip r:embed="rId9" cstate="print">
+                      <a:extLst>
+                        <a:ext uri="{28A0092B-C50C-407E-A947-70E740481C1C}">
+                          <a14:useLocalDpi xmlns:a14="http://schemas.microsoft.com/office/drawing/2010/main" val="0"/>
+                        </a:ext>
+                      </a:extLst>
+                    </a:blip>
+                    <a:srcRect b="22782"/>
+                    <a:stretch>
+                      <a:fillRect/>
+                    </a:stretch>
+                  </pic:blipFill>
+                  <pic:spPr bwMode="auto">
+                    <a:xfrm>
+                      <a:off x="0" y="0"/>
+                      <a:ext cx="2449197" cy="1812559"/>
+                    </a:xfrm>
+                    <a:prstGeom prst="rect">
+                      <a:avLst/>
+                    </a:prstGeom>
+                    <a:noFill/>
+                    <a:ln>
+                      <a:noFill/>
+                    </a:ln>
+                    <a:extLst>
+                      <a:ext uri="{53640926-AAD7-44D8-BBD7-CCE9431645EC}">
+                        <a14:shadowObscured xmlns:a14="http://schemas.microsoft.com/office/drawing/2010/main"/>
+                      </a:ext>
+                    </a:extLst>
+                  </pic:spPr>
+                </pic:pic>
+              </a:graphicData>
+            </a:graphic>
+          </wp:inline>
+        </w:drawing>
+      </w:r>
+    </w:p>
+    <w:p>
+      <w:r>
+        <w:t>F</w:t>
+      </w:r>
+      <w:r>
+        <w:rPr>
+          <w:rFonts w:hint="eastAsia"/>
+        </w:rPr>
+        <w:t xml:space="preserve">ig 2                                 Fig3                            </w:t>
+      </w:r>
+    </w:p>
+    <w:p>
+      <w:r>
+        <w:rPr>
+          <w:rFonts w:hint="eastAsia"/>
+        </w:rPr>
+        <w:t xml:space="preserve">Other tools like </w:t>
+      </w:r>
+      <w:proofErr w:type="spellStart"/>
+      <w:r>
+        <w:rPr>
+          <w:rFonts w:hint="eastAsia"/>
+        </w:rPr>
+        <w:t>CyberChef</w:t>
+      </w:r>
+      <w:proofErr w:type="spellEnd"/>
+      <w:r>
+        <w:rPr>
+          <w:rFonts w:hint="eastAsia"/>
+        </w:rPr>
+        <w:t xml:space="preserve"> </w:t>
+      </w:r>
+      <w:proofErr w:type="gramStart"/>
+      <w:r>
+        <w:rPr>
+          <w:rFonts w:hint="eastAsia"/>
+        </w:rPr>
+        <w:t>is</w:t>
+      </w:r>
+      <w:proofErr w:type="gramEnd"/>
+      <w:r>
+        <w:rPr>
+          <w:rFonts w:hint="eastAsia"/>
+        </w:rPr>
+        <w:t xml:space="preserve"> used </w:t>
+      </w:r>
+      <w:r>
+        <w:rPr>
+          <w:rFonts w:hint="eastAsia"/>
+        </w:rPr>
+        <w:t xml:space="preserve">to </w:t>
+      </w:r>
+      <w:r>
+        <w:rPr>
+          <w:rFonts w:hint="eastAsia"/>
+        </w:rPr>
+        <w:t xml:space="preserve">check the information hidden in the </w:t>
+      </w:r>
+      <w:r>
+        <w:t>“</w:t>
+      </w:r>
+      <w:r>
+        <w:t>garbled text</w:t>
+      </w:r>
+      <w:r>
+        <w:t>”</w:t>
+      </w:r>
+      <w:r>
+        <w:rPr>
+          <w:rFonts w:hint="eastAsia"/>
+        </w:rPr>
+        <w:t>. (As Fig3 above)</w:t>
+      </w:r>
+    </w:p>
+    <w:p>
+      <w:r>
+        <w:rPr>
+          <w:rFonts w:hint="eastAsia"/>
+        </w:rPr>
+        <w:t>W</w:t>
+      </w:r>
+      <w:r>
+        <w:t xml:space="preserve">indows </w:t>
+      </w:r>
+      <w:r>
+        <w:rPr>
+          <w:rFonts w:hint="eastAsia"/>
+        </w:rPr>
+        <w:t>T</w:t>
+      </w:r>
+      <w:r>
+        <w:t>erminal</w:t>
+      </w:r>
+      <w:r>
+        <w:rPr>
+          <w:rFonts w:hint="eastAsia"/>
+        </w:rPr>
+        <w:t xml:space="preserve"> is used </w:t>
+      </w:r>
+      <w:r>
+        <w:rPr>
+          <w:rFonts w:hint="eastAsia"/>
+        </w:rPr>
+        <w:t>to check the name of the file located in the compressed file</w:t>
+      </w:r>
+      <w:r>
+        <w:rPr>
+          <w:rFonts w:hint="eastAsia"/>
+        </w:rPr>
+        <w:t xml:space="preserve"> (</w:t>
+      </w:r>
+      <w:r>
+        <w:rPr>
+          <w:rFonts w:hint="eastAsia"/>
+        </w:rPr>
+        <w:t>As Fig 4 below</w:t>
+      </w:r>
+      <w:r>
+        <w:rPr>
+          <w:rFonts w:hint="eastAsia"/>
+        </w:rPr>
+        <w:t>)</w:t>
+      </w:r>
+      <w:r>
+        <w:rPr>
+          <w:rFonts w:hint="eastAsia"/>
+        </w:rPr>
+        <w:t>.</w:t>
+      </w:r>
+    </w:p>
+    <w:p>
+      <w:pPr>
+        <w:rPr>
+          <w:noProof/>
+        </w:rPr>
+      </w:pPr>
+      <w:r>
+        <w:rPr>
+          <w:noProof/>
+        </w:rPr>
+        <w:drawing>
+          <wp:inline distT="0" distB="0" distL="0" distR="0" wp14:anchorId="3256BFCA" wp14:editId="57D7A2DC">
+            <wp:extent cx="3776345" cy="1860550"/>
+            <wp:effectExtent l="0" t="0" r="0" b="6350"/>
+            <wp:docPr id="291333607" name="圖片 2" descr="一張含有 文字, 螢幕擷取畫面, 軟體, 網站 的圖片&#10;&#10;AI 產生的內容可能不正確。"/>
+            <wp:cNvGraphicFramePr>
+              <a:graphicFrameLocks xmlns:a="http://schemas.openxmlformats.org/drawingml/2006/main" noChangeAspect="1"/>
+            </wp:cNvGraphicFramePr>
+            <a:graphic xmlns:a="http://schemas.openxmlformats.org/drawingml/2006/main">
+              <a:graphicData uri="http://schemas.openxmlformats.org/drawingml/2006/picture">
+                <pic:pic xmlns:pic="http://schemas.openxmlformats.org/drawingml/2006/picture">
+                  <pic:nvPicPr>
+                    <pic:cNvPr id="291333607" name="圖片 2" descr="一張含有 文字, 螢幕擷取畫面, 軟體, 網站 的圖片&#10;&#10;AI 產生的內容可能不正確。"/>
+                    <pic:cNvPicPr>
+                      <a:picLocks noChangeAspect="1" noChangeArrowheads="1"/>
+                    </pic:cNvPicPr>
+                  </pic:nvPicPr>
+                  <pic:blipFill rotWithShape="1">
+                    <a:blip r:embed="rId10" cstate="print">
+                      <a:extLst>
+                        <a:ext uri="{28A0092B-C50C-407E-A947-70E740481C1C}">
+                          <a14:useLocalDpi xmlns:a14="http://schemas.microsoft.com/office/drawing/2010/main" val="0"/>
+                        </a:ext>
+                      </a:extLst>
+                    </a:blip>
+                    <a:srcRect b="12374"/>
+                    <a:stretch>
+                      <a:fillRect/>
+                    </a:stretch>
+                  </pic:blipFill>
+                  <pic:spPr bwMode="auto">
+                    <a:xfrm>
+                      <a:off x="0" y="0"/>
+                      <a:ext cx="3793616" cy="1869059"/>
+                    </a:xfrm>
+                    <a:prstGeom prst="rect">
+                      <a:avLst/>
+                    </a:prstGeom>
+                    <a:noFill/>
+                    <a:ln>
+                      <a:noFill/>
+                    </a:ln>
+                    <a:extLst>
+                      <a:ext uri="{53640926-AAD7-44D8-BBD7-CCE9431645EC}">
+                        <a14:shadowObscured xmlns:a14="http://schemas.microsoft.com/office/drawing/2010/main"/>
+                      </a:ext>
+                    </a:extLst>
+                  </pic:spPr>
+                </pic:pic>
+              </a:graphicData>
+            </a:graphic>
+          </wp:inline>
+        </w:drawing>
+      </w:r>
+    </w:p>
+    <w:p>
+      <w:r>
+        <w:rPr>
+          <w:rFonts w:hint="eastAsia"/>
+        </w:rPr>
+        <w:t>Fig 4</w:t>
+      </w:r>
+    </w:p>
+    <w:p>
+      <w:pPr>
+        <w:rPr>
+          <w:rFonts w:hint="eastAsia"/>
+        </w:rPr>
+      </w:pPr>
+    </w:p>
+    <w:p>
+      <w:pPr>
+        <w:rPr>
+          <w:sz w:val="32"/>
+          <w:szCs w:val="32"/>
+          <w:u w:val="single"/>
+        </w:rPr>
+      </w:pPr>
+      <w:r>
+        <w:rPr>
+          <w:rFonts w:hint="eastAsia"/>
+          <w:sz w:val="32"/>
+          <w:szCs w:val="32"/>
+          <w:u w:val="single"/>
+        </w:rPr>
+        <w:t xml:space="preserve">(3) </w:t>
+      </w:r>
+      <w:r>
+        <w:rPr>
+          <w:rFonts w:hint="eastAsia"/>
+          <w:sz w:val="32"/>
+          <w:szCs w:val="32"/>
+          <w:u w:val="single"/>
+        </w:rPr>
+        <w:t>Results</w:t>
+      </w:r>
+    </w:p>
+    <w:p>
+      <w:pPr>
+        <w:rPr>
+          <w:rFonts w:hint="eastAsia"/>
+          <w:b/>
+          <w:bCs/>
+          <w:i/>
+          <w:iCs/>
+          <w:color w:val="000000" w:themeColor="text1"/>
+          <w:sz w:val="28"/>
+          <w:szCs w:val="28"/>
+        </w:rPr>
+      </w:pPr>
+      <w:r>
+        <w:rPr>
+          <w:rFonts w:hint="eastAsia"/>
+          <w:b/>
+          <w:bCs/>
+          <w:i/>
+          <w:iCs/>
+          <w:color w:val="000000" w:themeColor="text1"/>
+          <w:sz w:val="28"/>
+          <w:szCs w:val="28"/>
+        </w:rPr>
+        <w:t>General Understanding:</w:t>
+      </w:r>
+    </w:p>
+    <w:p>
+      <w:pPr>
+        <w:rPr>
+          <w:rFonts w:hint="eastAsia"/>
+          <w:color w:val="000000" w:themeColor="text1"/>
+        </w:rPr>
+      </w:pPr>
+      <w:r>
+        <w:rPr>
+          <w:rFonts w:hint="eastAsia"/>
+          <w:color w:val="000000" w:themeColor="text1"/>
+        </w:rPr>
+        <w:t xml:space="preserve">From the question set, it is known that this is a </w:t>
+      </w:r>
+      <w:r>
+        <w:rPr>
+          <w:color w:val="000000" w:themeColor="text1"/>
+        </w:rPr>
+        <w:t>“</w:t>
+      </w:r>
+      <w:r>
+        <w:rPr>
+          <w:rFonts w:hint="eastAsia"/>
+          <w:color w:val="000000" w:themeColor="text1"/>
+        </w:rPr>
+        <w:t>Cobalt Strike Attack</w:t>
+      </w:r>
+      <w:r>
+        <w:rPr>
+          <w:color w:val="000000" w:themeColor="text1"/>
+        </w:rPr>
+        <w:t>”</w:t>
+      </w:r>
+      <w:r>
+        <w:rPr>
+          <w:rFonts w:hint="eastAsia"/>
+          <w:color w:val="000000" w:themeColor="text1"/>
+        </w:rPr>
+        <w:t xml:space="preserve">. Normally, the victim will send packets to the hacker server to show that </w:t>
+      </w:r>
+      <w:r>
+        <w:rPr>
+          <w:color w:val="000000" w:themeColor="text1"/>
+        </w:rPr>
+        <w:t>“</w:t>
+      </w:r>
+      <w:r>
+        <w:rPr>
+          <w:rFonts w:hint="eastAsia"/>
+          <w:color w:val="000000" w:themeColor="text1"/>
+        </w:rPr>
+        <w:t>I am alive</w:t>
+      </w:r>
+      <w:r>
+        <w:rPr>
+          <w:color w:val="000000" w:themeColor="text1"/>
+        </w:rPr>
+        <w:t>”</w:t>
+      </w:r>
+      <w:r>
+        <w:rPr>
+          <w:rFonts w:hint="eastAsia"/>
+          <w:color w:val="000000" w:themeColor="text1"/>
+        </w:rPr>
+        <w:t xml:space="preserve">. </w:t>
+      </w:r>
+      <w:r>
+        <w:rPr>
+          <w:rFonts w:hint="eastAsia"/>
+          <w:color w:val="000000" w:themeColor="text1"/>
+        </w:rPr>
+        <w:t>By</w:t>
+      </w:r>
+      <w:r>
+        <w:rPr>
+          <w:color w:val="000000" w:themeColor="text1"/>
+        </w:rPr>
+        <w:t xml:space="preserve"> investigat</w:t>
+      </w:r>
+      <w:r>
+        <w:rPr>
+          <w:rFonts w:hint="eastAsia"/>
+          <w:color w:val="000000" w:themeColor="text1"/>
+        </w:rPr>
+        <w:t>ing</w:t>
+      </w:r>
+      <w:r>
+        <w:rPr>
+          <w:color w:val="000000" w:themeColor="text1"/>
+        </w:rPr>
+        <w:t xml:space="preserve"> the ZUI-ALERT.csv (as state in Section 2)</w:t>
+      </w:r>
+      <w:r>
+        <w:rPr>
+          <w:rFonts w:hint="eastAsia"/>
+          <w:color w:val="000000" w:themeColor="text1"/>
+        </w:rPr>
+        <w:t xml:space="preserve">, </w:t>
+      </w:r>
+      <w:r>
+        <w:rPr>
+          <w:rFonts w:hint="eastAsia"/>
+          <w:color w:val="000000" w:themeColor="text1"/>
+        </w:rPr>
+        <w:t>th</w:t>
+      </w:r>
+      <w:r>
+        <w:rPr>
+          <w:rFonts w:hint="eastAsia"/>
+          <w:color w:val="000000" w:themeColor="text1"/>
+        </w:rPr>
+        <w:t>is</w:t>
+      </w:r>
+      <w:r>
+        <w:rPr>
+          <w:rFonts w:hint="eastAsia"/>
+          <w:color w:val="000000" w:themeColor="text1"/>
+        </w:rPr>
+        <w:t xml:space="preserve"> </w:t>
+      </w:r>
+      <w:r>
+        <w:rPr>
+          <w:color w:val="000000" w:themeColor="text1"/>
+        </w:rPr>
+        <w:t>“</w:t>
+      </w:r>
+      <w:r>
+        <w:rPr>
+          <w:rFonts w:hint="eastAsia"/>
+          <w:color w:val="000000" w:themeColor="text1"/>
+        </w:rPr>
+        <w:t>Cobalt Strike Attack</w:t>
+      </w:r>
+      <w:r>
+        <w:rPr>
+          <w:color w:val="000000" w:themeColor="text1"/>
+        </w:rPr>
+        <w:t>”</w:t>
+      </w:r>
+      <w:r>
+        <w:rPr>
+          <w:rFonts w:hint="eastAsia"/>
+          <w:color w:val="000000" w:themeColor="text1"/>
+        </w:rPr>
+        <w:t xml:space="preserve"> </w:t>
+      </w:r>
+      <w:r>
+        <w:rPr>
+          <w:color w:val="000000" w:themeColor="text1"/>
+        </w:rPr>
+        <w:t xml:space="preserve">is broadly divided into </w:t>
+      </w:r>
+      <w:r>
+        <w:rPr>
+          <w:rFonts w:hint="eastAsia"/>
+          <w:color w:val="000000" w:themeColor="text1"/>
+        </w:rPr>
+        <w:t>four</w:t>
+      </w:r>
+      <w:r>
+        <w:rPr>
+          <w:color w:val="000000" w:themeColor="text1"/>
+        </w:rPr>
+        <w:t xml:space="preserve"> stages.</w:t>
+      </w:r>
+      <w:r>
+        <w:rPr>
+          <w:rFonts w:hint="eastAsia"/>
+          <w:color w:val="000000" w:themeColor="text1"/>
+        </w:rPr>
+        <w:t xml:space="preserve"> </w:t>
+      </w:r>
+    </w:p>
+    <w:p>
+      <w:pPr>
+        <w:rPr>
+          <w:color w:val="000000" w:themeColor="text1"/>
+        </w:rPr>
+      </w:pPr>
+    </w:p>
+    <w:p>
+      <w:pPr>
+        <w:rPr>
+          <w:color w:val="000000" w:themeColor="text1"/>
+        </w:rPr>
+      </w:pPr>
+      <w:r>
+        <w:rPr>
+          <w:rFonts w:hint="eastAsia"/>
+          <w:color w:val="000000" w:themeColor="text1"/>
+        </w:rPr>
+        <w:t>Phrase 1: Initial Infection</w:t>
+      </w:r>
+      <w:r>
+        <w:rPr>
+          <w:rFonts w:hint="eastAsia"/>
+          <w:color w:val="000000" w:themeColor="text1"/>
+        </w:rPr>
+        <w:t xml:space="preserve"> (16:44-16</w:t>
+      </w:r>
+      <w:r>
+        <w:rPr>
+          <w:rFonts w:hint="eastAsia"/>
+          <w:color w:val="000000" w:themeColor="text1"/>
+        </w:rPr>
+        <w:t>:53</w:t>
+      </w:r>
+      <w:r>
+        <w:rPr>
+          <w:rFonts w:hint="eastAsia"/>
+          <w:color w:val="000000" w:themeColor="text1"/>
+        </w:rPr>
+        <w:t>)</w:t>
+      </w:r>
+    </w:p>
+    <w:p>
+      <w:pPr>
+        <w:rPr>
+          <w:color w:val="EE0000"/>
+        </w:rPr>
+      </w:pPr>
+      <w:r>
+        <w:rPr>
+          <w:rFonts w:hint="eastAsia"/>
+          <w:color w:val="000000" w:themeColor="text1"/>
+        </w:rPr>
+        <w:t xml:space="preserve">The alert </w:t>
+      </w:r>
+      <w:r>
+        <w:rPr>
+          <w:color w:val="000000" w:themeColor="text1"/>
+        </w:rPr>
+        <w:t>“ET MALWARE SQUIRRELWAFFLE Loader Activity (POST)”</w:t>
+      </w:r>
+      <w:r>
+        <w:rPr>
+          <w:rFonts w:hint="eastAsia"/>
+          <w:color w:val="000000" w:themeColor="text1"/>
+        </w:rPr>
+        <w:t xml:space="preserve"> </w:t>
+      </w:r>
+      <w:r>
+        <w:rPr>
+          <w:rFonts w:hint="eastAsia"/>
+          <w:color w:val="000000" w:themeColor="text1"/>
+        </w:rPr>
+        <w:t>(Fig 5)</w:t>
+      </w:r>
+      <w:r>
+        <w:rPr>
+          <w:rFonts w:hint="eastAsia"/>
+          <w:color w:val="000000" w:themeColor="text1"/>
+        </w:rPr>
+        <w:t xml:space="preserve"> </w:t>
+      </w:r>
+      <w:r>
+        <w:rPr>
+          <w:rFonts w:hint="eastAsia"/>
+          <w:color w:val="000000" w:themeColor="text1"/>
+        </w:rPr>
+        <w:t>means that the victims (</w:t>
+      </w:r>
+      <w:r>
+        <w:rPr>
+          <w:color w:val="000000" w:themeColor="text1"/>
+        </w:rPr>
+        <w:t>10.9.23.102</w:t>
+      </w:r>
+      <w:r>
+        <w:rPr>
+          <w:rFonts w:hint="eastAsia"/>
+          <w:color w:val="000000" w:themeColor="text1"/>
+        </w:rPr>
+        <w:t xml:space="preserve">) is sending the packets to the hacker server </w:t>
+      </w:r>
+      <w:r>
+        <w:rPr>
+          <w:rFonts w:hint="eastAsia"/>
+          <w:color w:val="EE0000"/>
+        </w:rPr>
+        <w:t>(</w:t>
+      </w:r>
+      <w:r>
+        <w:rPr>
+          <w:rFonts w:hint="eastAsia"/>
+        </w:rPr>
+        <w:t xml:space="preserve">281.91.128.6). According to the alert, 281.91.128.6 is loading server. </w:t>
+      </w:r>
+      <w:r>
+        <w:rPr>
+          <w:rFonts w:hint="eastAsia"/>
+        </w:rPr>
+        <w:t xml:space="preserve">It will keep on loading malware or </w:t>
+      </w:r>
+      <w:proofErr w:type="gramStart"/>
+      <w:r>
+        <w:rPr>
+          <w:rFonts w:hint="eastAsia"/>
+        </w:rPr>
+        <w:t>virus</w:t>
+      </w:r>
+      <w:proofErr w:type="gramEnd"/>
+      <w:r>
+        <w:rPr>
+          <w:rFonts w:hint="eastAsia"/>
+        </w:rPr>
+        <w:t xml:space="preserve"> to the </w:t>
+      </w:r>
+      <w:r>
+        <w:t>10.9.23.102</w:t>
+      </w:r>
+      <w:r>
+        <w:rPr>
+          <w:rFonts w:hint="eastAsia"/>
+        </w:rPr>
+        <w:t>.</w:t>
+      </w:r>
+    </w:p>
+    <w:p>
+      <w:pPr>
+        <w:rPr>
+          <w:color w:val="EE0000"/>
+        </w:rPr>
+      </w:pPr>
+      <w:r>
+        <w:rPr>
+          <w:noProof/>
+          <w:color w:val="EE0000"/>
+        </w:rPr>
+        <w:drawing>
+          <wp:inline distT="0" distB="0" distL="0" distR="0" wp14:anchorId="499A6378" wp14:editId="6120EE61">
+            <wp:extent cx="3147237" cy="1753601"/>
+            <wp:effectExtent l="0" t="0" r="0" b="0"/>
+            <wp:docPr id="290863948" name="圖片 1" descr="一張含有 文字, 螢幕擷取畫面, 數字, 軟體 的圖片&#10;&#10;AI 產生的內容可能不正確。"/>
+            <wp:cNvGraphicFramePr>
+              <a:graphicFrameLocks xmlns:a="http://schemas.openxmlformats.org/drawingml/2006/main" noChangeAspect="1"/>
+            </wp:cNvGraphicFramePr>
+            <a:graphic xmlns:a="http://schemas.openxmlformats.org/drawingml/2006/main">
+              <a:graphicData uri="http://schemas.openxmlformats.org/drawingml/2006/picture">
+                <pic:pic xmlns:pic="http://schemas.openxmlformats.org/drawingml/2006/picture">
+                  <pic:nvPicPr>
+                    <pic:cNvPr id="290863948" name="圖片 1" descr="一張含有 文字, 螢幕擷取畫面, 數字, 軟體 的圖片&#10;&#10;AI 產生的內容可能不正確。"/>
+                    <pic:cNvPicPr/>
+                  </pic:nvPicPr>
                   <pic:blipFill>
-                    <a:blip r:embed="rId6" cstate="print">
+                    <a:blip r:embed="rId11"/>
+                    <a:stretch>
+                      <a:fillRect/>
+                    </a:stretch>
+                  </pic:blipFill>
+                  <pic:spPr>
+                    <a:xfrm>
+                      <a:off x="0" y="0"/>
+                      <a:ext cx="3194994" cy="1780211"/>
+                    </a:xfrm>
+                    <a:prstGeom prst="rect">
+                      <a:avLst/>
+                    </a:prstGeom>
+                  </pic:spPr>
+                </pic:pic>
+              </a:graphicData>
+            </a:graphic>
+          </wp:inline>
+        </w:drawing>
+      </w:r>
+    </w:p>
+    <w:p>
+      <w:pPr>
+        <w:rPr>
+          <w:rFonts w:hint="eastAsia"/>
+        </w:rPr>
+      </w:pPr>
+      <w:r>
+        <w:rPr>
+          <w:rFonts w:hint="eastAsia"/>
+        </w:rPr>
+        <w:t>Fig 5</w:t>
+      </w:r>
+    </w:p>
+    <w:p>
+      <w:r>
+        <w:rPr>
+          <w:rFonts w:hint="eastAsia"/>
+        </w:rPr>
+        <w:lastRenderedPageBreak/>
+        <w:t xml:space="preserve">Phrase 2: </w:t>
+      </w:r>
+      <w:r>
+        <w:t>Second-stage infection</w:t>
+      </w:r>
+      <w:r>
+        <w:rPr>
+          <w:rFonts w:hint="eastAsia"/>
+        </w:rPr>
+        <w:t xml:space="preserve"> (16:53 </w:t>
+      </w:r>
+      <w:r>
+        <w:t>–</w:t>
+      </w:r>
+      <w:r>
+        <w:rPr>
+          <w:rFonts w:hint="eastAsia"/>
+        </w:rPr>
+        <w:t xml:space="preserve"> 17:0</w:t>
+      </w:r>
+      <w:r>
+        <w:rPr>
+          <w:rFonts w:hint="eastAsia"/>
+        </w:rPr>
+        <w:t>0</w:t>
+      </w:r>
+      <w:r>
+        <w:rPr>
+          <w:rFonts w:hint="eastAsia"/>
+        </w:rPr>
+        <w:t>)</w:t>
+      </w:r>
+    </w:p>
+    <w:p>
+      <w:pPr>
+        <w:rPr>
+          <w:rFonts w:ascii="新細明體" w:eastAsia="新細明體" w:hAnsi="新細明體" w:cs="新細明體" w:hint="eastAsia"/>
+          <w:kern w:val="0"/>
+          <w:szCs w:val="24"/>
+          <w14:ligatures w14:val="none"/>
+        </w:rPr>
+      </w:pPr>
+      <w:r>
+        <w:rPr>
+          <w:rFonts w:hint="eastAsia"/>
+          <w:noProof/>
+        </w:rPr>
+        <w:t>The alert shows:</w:t>
+      </w:r>
+      <w:r>
+        <w:rPr>
+          <w:noProof/>
+        </w:rPr>
+        <w:t>”</w:t>
+      </w:r>
+      <w:r>
+        <w:rPr>
+          <w:rFonts w:hint="eastAsia"/>
+          <w:noProof/>
+        </w:rPr>
+        <w:t xml:space="preserve"> </w:t>
+      </w:r>
+      <w:r>
+        <w:rPr>
+          <w:noProof/>
+        </w:rPr>
+        <w:t>ET JA3 Hash - [Abuse.ch] Possible Dridex”</w:t>
+      </w:r>
+      <w:r>
+        <w:rPr>
+          <w:rFonts w:hint="eastAsia"/>
+          <w:noProof/>
+        </w:rPr>
+        <w:t xml:space="preserve">. That is, the victim </w:t>
+      </w:r>
+      <w:r>
+        <w:rPr>
+          <w:rFonts w:hint="eastAsia"/>
+          <w:noProof/>
+        </w:rPr>
+        <w:t>is</w:t>
+      </w:r>
+      <w:r>
+        <w:rPr>
+          <w:rFonts w:hint="eastAsia"/>
+          <w:noProof/>
+        </w:rPr>
+        <w:t xml:space="preserve"> infected by Dridex. Dridex is </w:t>
+      </w:r>
+      <w:r>
+        <w:rPr>
+          <w:noProof/>
+        </w:rPr>
+        <w:t>Botnet</w:t>
+      </w:r>
+      <w:r>
+        <w:rPr>
+          <w:rFonts w:hint="eastAsia"/>
+          <w:noProof/>
+        </w:rPr>
+        <w:t xml:space="preserve">. Dridex is loaded by </w:t>
+      </w:r>
+      <w:r>
+        <w:t>SQUIRRELWAFFLE</w:t>
+      </w:r>
+      <w:r>
+        <w:rPr>
+          <w:rFonts w:hint="eastAsia"/>
+        </w:rPr>
+        <w:t>.</w:t>
+      </w:r>
+    </w:p>
+    <w:p>
+      <w:pPr>
+        <w:rPr>
+          <w:color w:val="EE0000"/>
+        </w:rPr>
+      </w:pPr>
+      <w:r>
+        <w:rPr>
+          <w:noProof/>
+          <w:color w:val="EE0000"/>
+        </w:rPr>
+        <w:drawing>
+          <wp:inline distT="0" distB="0" distL="0" distR="0" wp14:anchorId="5D2DC074" wp14:editId="3408FCD1">
+            <wp:extent cx="4533900" cy="2393950"/>
+            <wp:effectExtent l="0" t="0" r="0" b="6350"/>
+            <wp:docPr id="1187914066" name="圖片 15"/>
+            <wp:cNvGraphicFramePr>
+              <a:graphicFrameLocks xmlns:a="http://schemas.openxmlformats.org/drawingml/2006/main" noChangeAspect="1"/>
+            </wp:cNvGraphicFramePr>
+            <a:graphic xmlns:a="http://schemas.openxmlformats.org/drawingml/2006/main">
+              <a:graphicData uri="http://schemas.openxmlformats.org/drawingml/2006/picture">
+                <pic:pic xmlns:pic="http://schemas.openxmlformats.org/drawingml/2006/picture">
+                  <pic:nvPicPr>
+                    <pic:cNvPr id="0" name="Picture 15"/>
+                    <pic:cNvPicPr>
+                      <a:picLocks noChangeAspect="1" noChangeArrowheads="1"/>
+                    </pic:cNvPicPr>
+                  </pic:nvPicPr>
+                  <pic:blipFill rotWithShape="1">
+                    <a:blip r:embed="rId12" cstate="print">
+                      <a:extLst>
+                        <a:ext uri="{28A0092B-C50C-407E-A947-70E740481C1C}">
+                          <a14:useLocalDpi xmlns:a14="http://schemas.microsoft.com/office/drawing/2010/main" val="0"/>
+                        </a:ext>
+                      </a:extLst>
+                    </a:blip>
+                    <a:srcRect r="14079" b="18575"/>
+                    <a:stretch>
+                      <a:fillRect/>
+                    </a:stretch>
+                  </pic:blipFill>
+                  <pic:spPr bwMode="auto">
+                    <a:xfrm>
+                      <a:off x="0" y="0"/>
+                      <a:ext cx="4533900" cy="2393950"/>
+                    </a:xfrm>
+                    <a:prstGeom prst="rect">
+                      <a:avLst/>
+                    </a:prstGeom>
+                    <a:noFill/>
+                    <a:ln>
+                      <a:noFill/>
+                    </a:ln>
+                    <a:extLst>
+                      <a:ext uri="{53640926-AAD7-44D8-BBD7-CCE9431645EC}">
+                        <a14:shadowObscured xmlns:a14="http://schemas.microsoft.com/office/drawing/2010/main"/>
+                      </a:ext>
+                    </a:extLst>
+                  </pic:spPr>
+                </pic:pic>
+              </a:graphicData>
+            </a:graphic>
+          </wp:inline>
+        </w:drawing>
+      </w:r>
+    </w:p>
+    <w:p>
+      <w:r>
+        <w:rPr>
+          <w:rFonts w:hint="eastAsia"/>
+        </w:rPr>
+        <w:t>Fig 6</w:t>
+      </w:r>
+    </w:p>
+    <w:p>
+      <w:pPr>
+        <w:rPr>
+          <w:color w:val="EE0000"/>
+        </w:rPr>
+      </w:pPr>
+    </w:p>
+    <w:p>
+      <w:r>
+        <w:rPr>
+          <w:rFonts w:hint="eastAsia"/>
+        </w:rPr>
+        <w:t xml:space="preserve">Phrase </w:t>
+      </w:r>
+      <w:r>
+        <w:rPr>
+          <w:rFonts w:hint="eastAsia"/>
+        </w:rPr>
+        <w:t>3</w:t>
+      </w:r>
+      <w:r>
+        <w:rPr>
+          <w:rFonts w:hint="eastAsia"/>
+        </w:rPr>
+        <w:t xml:space="preserve">: </w:t>
+      </w:r>
+      <w:r>
+        <w:t>Reconnaissance</w:t>
+      </w:r>
+      <w:r>
+        <w:rPr>
+          <w:rFonts w:hint="eastAsia"/>
+          <w:lang w:val="en"/>
+        </w:rPr>
+        <w:t xml:space="preserve"> (17:0</w:t>
+      </w:r>
+      <w:r>
+        <w:rPr>
+          <w:rFonts w:hint="eastAsia"/>
+          <w:lang w:val="en"/>
+        </w:rPr>
+        <w:t>0</w:t>
+      </w:r>
+      <w:r>
+        <w:rPr>
+          <w:rFonts w:hint="eastAsia"/>
+          <w:lang w:val="en"/>
+        </w:rPr>
+        <w:t xml:space="preserve"> </w:t>
+      </w:r>
+      <w:r>
+        <w:rPr>
+          <w:rFonts w:hint="eastAsia"/>
+          <w:lang w:val="en"/>
+        </w:rPr>
+        <w:t>-17:02</w:t>
+      </w:r>
+      <w:r>
+        <w:rPr>
+          <w:rFonts w:hint="eastAsia"/>
+          <w:lang w:val="en"/>
+        </w:rPr>
+        <w:t>)</w:t>
+      </w:r>
+    </w:p>
+    <w:p>
+      <w:pPr>
+        <w:rPr>
+          <w:rFonts w:hint="eastAsia"/>
+        </w:rPr>
+      </w:pPr>
+      <w:r>
+        <w:t>The</w:t>
+      </w:r>
+      <w:r>
+        <w:rPr>
+          <w:rFonts w:hint="eastAsia"/>
+        </w:rPr>
+        <w:t xml:space="preserve"> </w:t>
+      </w:r>
+      <w:r>
+        <w:rPr>
+          <w:rFonts w:hint="eastAsia"/>
+          <w:noProof/>
+        </w:rPr>
+        <w:t>alert shows:</w:t>
+      </w:r>
+      <w:r>
+        <w:rPr>
+          <w:noProof/>
+        </w:rPr>
+        <w:t>”</w:t>
+      </w:r>
+      <w:r>
+        <w:rPr>
+          <w:rFonts w:hint="eastAsia"/>
+          <w:noProof/>
+        </w:rPr>
+        <w:t xml:space="preserve"> </w:t>
+      </w:r>
+      <w:r>
+        <w:t>ET INFO External IP Lookup Domain (</w:t>
+      </w:r>
+      <w:proofErr w:type="spellStart"/>
+      <w:r>
+        <w:t>ipify</w:t>
+      </w:r>
+      <w:proofErr w:type="spellEnd"/>
+      <w:r>
+        <w:t xml:space="preserve"> .org</w:t>
+      </w:r>
+      <w:proofErr w:type="gramStart"/>
+      <w:r>
+        <w:t>)</w:t>
+      </w:r>
+      <w:r>
+        <w:rPr>
+          <w:noProof/>
+        </w:rPr>
+        <w:t xml:space="preserve"> </w:t>
+      </w:r>
+      <w:r>
+        <w:rPr>
+          <w:noProof/>
+        </w:rPr>
+        <w:t>”</w:t>
+      </w:r>
+      <w:proofErr w:type="gramEnd"/>
+      <w:r>
+        <w:rPr>
+          <w:rFonts w:hint="eastAsia"/>
+          <w:noProof/>
+        </w:rPr>
+        <w:t xml:space="preserve">. The </w:t>
+      </w:r>
+      <w:r>
+        <w:rPr>
+          <w:rFonts w:hint="eastAsia"/>
+          <w:noProof/>
+        </w:rPr>
+        <w:t xml:space="preserve">victim </w:t>
+      </w:r>
+      <w:r>
+        <w:rPr>
+          <w:rFonts w:hint="eastAsia"/>
+          <w:noProof/>
+        </w:rPr>
+        <w:t>is</w:t>
+      </w:r>
+      <w:r>
+        <w:rPr>
+          <w:rFonts w:hint="eastAsia"/>
+          <w:noProof/>
+        </w:rPr>
+        <w:t xml:space="preserve"> asking ipify.org : what is the external IP of </w:t>
+      </w:r>
+      <w:r>
+        <w:rPr>
+          <w:rFonts w:hint="eastAsia"/>
+          <w:noProof/>
+        </w:rPr>
+        <w:t>me</w:t>
+      </w:r>
+      <w:r>
+        <w:rPr>
+          <w:rFonts w:hint="eastAsia"/>
+          <w:noProof/>
+        </w:rPr>
+        <w:t>. The malware needed this information to confirm the victim status</w:t>
+      </w:r>
+      <w:r>
+        <w:rPr>
+          <w:rFonts w:hint="eastAsia"/>
+          <w:noProof/>
+        </w:rPr>
+        <w:t xml:space="preserve"> and then report to C2 server later</w:t>
+      </w:r>
+      <w:r>
+        <w:rPr>
+          <w:rFonts w:hint="eastAsia"/>
+          <w:noProof/>
+        </w:rPr>
+        <w:t>.</w:t>
+      </w:r>
+    </w:p>
+    <w:p>
+      <w:pPr>
+        <w:rPr>
+          <w:color w:val="EE0000"/>
+        </w:rPr>
+      </w:pPr>
+      <w:r>
+        <w:rPr>
+          <w:rFonts w:hint="eastAsia"/>
+          <w:noProof/>
+          <w:color w:val="EE0000"/>
+        </w:rPr>
+        <w:drawing>
+          <wp:inline distT="0" distB="0" distL="0" distR="0" wp14:anchorId="742946ED" wp14:editId="322C16CF">
+            <wp:extent cx="6834505" cy="1609090"/>
+            <wp:effectExtent l="0" t="0" r="4445" b="0"/>
+            <wp:docPr id="1646689228" name="Picture 1"/>
+            <wp:cNvGraphicFramePr>
+              <a:graphicFrameLocks xmlns:a="http://schemas.openxmlformats.org/drawingml/2006/main" noChangeAspect="1"/>
+            </wp:cNvGraphicFramePr>
+            <a:graphic xmlns:a="http://schemas.openxmlformats.org/drawingml/2006/main">
+              <a:graphicData uri="http://schemas.openxmlformats.org/drawingml/2006/picture">
+                <pic:pic xmlns:pic="http://schemas.openxmlformats.org/drawingml/2006/picture">
+                  <pic:nvPicPr>
+                    <pic:cNvPr id="0" name="Picture 1"/>
+                    <pic:cNvPicPr>
+                      <a:picLocks noChangeAspect="1" noChangeArrowheads="1"/>
+                    </pic:cNvPicPr>
+                  </pic:nvPicPr>
+                  <pic:blipFill>
+                    <a:blip r:embed="rId13">
                       <a:extLst>
                         <a:ext uri="{28A0092B-C50C-407E-A947-70E740481C1C}">
                           <a14:useLocalDpi xmlns:a14="http://schemas.microsoft.com/office/drawing/2010/main" val="0"/>
@@ -511,7 +2052,7 @@
                   <pic:spPr bwMode="auto">
                     <a:xfrm>
                       <a:off x="0" y="0"/>
-                      <a:ext cx="5267325" cy="1695450"/>
+                      <a:ext cx="6834505" cy="1609090"/>
                     </a:xfrm>
                     <a:prstGeom prst="rect">
                       <a:avLst/>
@@ -529,27 +2070,70 @@
       </w:r>
     </w:p>
     <w:p>
+      <w:r>
+        <w:rPr>
+          <w:rFonts w:hint="eastAsia"/>
+        </w:rPr>
+        <w:t>Fig 7</w:t>
+      </w:r>
+    </w:p>
+    <w:p>
       <w:pPr>
         <w:rPr>
           <w:rFonts w:hint="eastAsia"/>
+          <w:color w:val="EE0000"/>
         </w:rPr>
       </w:pPr>
-      <w:r>
-        <w:rPr>
-          <w:rFonts w:hint="eastAsia"/>
-        </w:rPr>
-        <w:t>Fi</w:t>
-      </w:r>
-      <w:r>
-        <w:rPr>
-          <w:rFonts w:hint="eastAsia"/>
-        </w:rPr>
-        <w:t>g1</w:t>
-      </w:r>
-    </w:p>
-    <w:p>
-      <w:r>
-        <w:t>As such, in order to view detail information (e.g. MAC address, hostname, domain), click the "Wireshark" button in Zui, and then switch between Zui and Wireshark.</w:t>
+    </w:p>
+    <w:p>
+      <w:r>
+        <w:rPr>
+          <w:rFonts w:hint="eastAsia"/>
+        </w:rPr>
+        <w:t xml:space="preserve">Phrase </w:t>
+      </w:r>
+      <w:r>
+        <w:rPr>
+          <w:rFonts w:hint="eastAsia"/>
+        </w:rPr>
+        <w:t>4</w:t>
+      </w:r>
+      <w:r>
+        <w:rPr>
+          <w:rFonts w:hint="eastAsia"/>
+        </w:rPr>
+        <w:t xml:space="preserve">: </w:t>
+      </w:r>
+      <w:r>
+        <w:rPr>
+          <w:rFonts w:hint="eastAsia"/>
+          <w:lang w:val="en"/>
+        </w:rPr>
+        <w:t>D</w:t>
+      </w:r>
+      <w:r>
+        <w:rPr>
+          <w:lang w:val="en"/>
+        </w:rPr>
+        <w:t>iffusion</w:t>
+      </w:r>
+      <w:r>
+        <w:rPr>
+          <w:rFonts w:hint="eastAsia"/>
+          <w:lang w:val="en"/>
+        </w:rPr>
+        <w:t xml:space="preserve"> (17:02 onwards)</w:t>
+      </w:r>
+    </w:p>
+    <w:p>
+      <w:r>
+        <w:rPr>
+          <w:rFonts w:hint="eastAsia"/>
+        </w:rPr>
+        <w:t xml:space="preserve">The victim becomes zombie </w:t>
+      </w:r>
+      <w:r>
+        <w:t>and</w:t>
       </w:r>
       <w:r>
         <w:rPr>
@@ -557,138 +2141,54 @@
         </w:rPr>
         <w:t xml:space="preserve"> </w:t>
       </w:r>
-    </w:p>
-    <w:p/>
-    <w:p>
-      <w:r>
-        <w:rPr>
-          <w:rFonts w:hint="eastAsia"/>
-        </w:rPr>
-        <w:lastRenderedPageBreak/>
-        <w:t xml:space="preserve">Then, </w:t>
-      </w:r>
-      <w:r>
-        <w:rPr>
-          <w:rFonts w:hint="eastAsia"/>
-        </w:rPr>
-        <w:t>to indicate the infection, I use</w:t>
-      </w:r>
-      <w:r>
-        <w:rPr>
-          <w:rFonts w:hint="eastAsia"/>
-        </w:rPr>
-        <w:t xml:space="preserve"> </w:t>
-      </w:r>
-      <w:r>
-        <w:t>“</w:t>
+      <w:proofErr w:type="gramStart"/>
+      <w:r>
+        <w:rPr>
+          <w:rFonts w:hint="eastAsia"/>
+        </w:rPr>
+        <w:t>send</w:t>
+      </w:r>
+      <w:proofErr w:type="gramEnd"/>
+      <w:r>
+        <w:rPr>
+          <w:rFonts w:hint="eastAsia"/>
+        </w:rPr>
+        <w:t xml:space="preserve"> the spam email (SMTP protocol) through port 25. </w:t>
+      </w:r>
+      <w:r>
+        <w:rPr>
+          <w:rFonts w:hint="eastAsia"/>
+        </w:rPr>
+        <w:t xml:space="preserve">(Fig7). The alert is </w:t>
+      </w:r>
+      <w:r>
+        <w:t xml:space="preserve">“SURICATA </w:t>
       </w:r>
       <w:proofErr w:type="spellStart"/>
       <w:r>
-        <w:rPr>
-          <w:rFonts w:hint="eastAsia"/>
-        </w:rPr>
-        <w:t>VirusTotal</w:t>
+        <w:t>Applayer</w:t>
       </w:r>
       <w:proofErr w:type="spellEnd"/>
       <w:r>
-        <w:t>”</w:t>
-      </w:r>
-      <w:r>
-        <w:rPr>
-          <w:rFonts w:hint="eastAsia"/>
-        </w:rPr>
-        <w:t xml:space="preserve"> website</w:t>
-      </w:r>
-      <w:r>
-        <w:rPr>
-          <w:rFonts w:hint="eastAsia"/>
-        </w:rPr>
-        <w:t xml:space="preserve"> to </w:t>
-      </w:r>
-      <w:r>
-        <w:t>check</w:t>
-      </w:r>
-      <w:r>
-        <w:rPr>
-          <w:rFonts w:hint="eastAsia"/>
-        </w:rPr>
-        <w:t xml:space="preserve"> </w:t>
-      </w:r>
-      <w:r>
-        <w:rPr>
-          <w:rFonts w:hint="eastAsia"/>
-        </w:rPr>
-        <w:t>whether</w:t>
-      </w:r>
-      <w:r>
-        <w:rPr>
-          <w:rFonts w:hint="eastAsia"/>
-        </w:rPr>
-        <w:t xml:space="preserve"> IP</w:t>
-      </w:r>
-      <w:r>
-        <w:rPr>
-          <w:rFonts w:hint="eastAsia"/>
-        </w:rPr>
-        <w:t xml:space="preserve"> or URL</w:t>
-      </w:r>
-      <w:r>
-        <w:rPr>
-          <w:rFonts w:hint="eastAsia"/>
-        </w:rPr>
-        <w:t xml:space="preserve"> is </w:t>
-      </w:r>
-      <w:r>
-        <w:t>malicious</w:t>
-      </w:r>
-      <w:r>
-        <w:rPr>
-          <w:rFonts w:hint="eastAsia"/>
-        </w:rPr>
-        <w:t>. (A</w:t>
-      </w:r>
-      <w:r>
-        <w:rPr>
-          <w:rFonts w:hint="eastAsia"/>
-        </w:rPr>
-        <w:t xml:space="preserve">s </w:t>
-      </w:r>
-      <w:r>
-        <w:rPr>
-          <w:rFonts w:hint="eastAsia"/>
-        </w:rPr>
-        <w:t>F</w:t>
-      </w:r>
-      <w:r>
-        <w:rPr>
-          <w:rFonts w:hint="eastAsia"/>
-        </w:rPr>
-        <w:t xml:space="preserve">ig </w:t>
-      </w:r>
-      <w:r>
-        <w:rPr>
-          <w:rFonts w:hint="eastAsia"/>
-        </w:rPr>
-        <w:t>2 below</w:t>
-      </w:r>
-      <w:r>
-        <w:rPr>
-          <w:rFonts w:hint="eastAsia"/>
-        </w:rPr>
-        <w:t>)</w:t>
-      </w:r>
-    </w:p>
-    <w:p>
-      <w:r>
-        <w:rPr>
-          <w:rFonts w:hint="eastAsia"/>
-          <w:noProof/>
+        <w:t xml:space="preserve"> Detect protocol only one direction”</w:t>
+      </w:r>
+    </w:p>
+    <w:p>
+      <w:pPr>
+        <w:rPr>
+          <w:color w:val="EE0000"/>
+        </w:rPr>
+      </w:pPr>
+      <w:r>
+        <w:rPr>
+          <w:noProof/>
+          <w:color w:val="EE0000"/>
         </w:rPr>
         <w:drawing>
-          <wp:inline distT="0" distB="0" distL="0" distR="0" wp14:anchorId="787CD74D" wp14:editId="5FB2C432">
-            <wp:extent cx="2699777" cy="2333625"/>
-            <wp:effectExtent l="0" t="0" r="5715" b="0"/>
-            <wp:docPr id="2093267545" name="圖片 6"/>
+          <wp:inline distT="0" distB="0" distL="0" distR="0" wp14:anchorId="40BAC6AD" wp14:editId="055F4C91">
+            <wp:extent cx="3937000" cy="2057400"/>
+            <wp:effectExtent l="0" t="0" r="6350" b="0"/>
+            <wp:docPr id="1285179589" name="圖片 14"/>
             <wp:cNvGraphicFramePr>
               <a:graphicFrameLocks xmlns:a="http://schemas.openxmlformats.org/drawingml/2006/main" noChangeAspect="1"/>
             </wp:cNvGraphicFramePr>
@@ -696,13 +2196,845 @@
               <a:graphicData uri="http://schemas.openxmlformats.org/drawingml/2006/picture">
                 <pic:pic xmlns:pic="http://schemas.openxmlformats.org/drawingml/2006/picture">
                   <pic:nvPicPr>
-                    <pic:cNvPr id="0" name="Picture 6"/>
+                    <pic:cNvPr id="0" name="Picture 14"/>
+                    <pic:cNvPicPr>
+                      <a:picLocks noChangeAspect="1" noChangeArrowheads="1"/>
+                    </pic:cNvPicPr>
+                  </pic:nvPicPr>
+                  <pic:blipFill rotWithShape="1">
+                    <a:blip r:embed="rId14" cstate="print">
+                      <a:extLst>
+                        <a:ext uri="{28A0092B-C50C-407E-A947-70E740481C1C}">
+                          <a14:useLocalDpi xmlns:a14="http://schemas.microsoft.com/office/drawing/2010/main" val="0"/>
+                        </a:ext>
+                      </a:extLst>
+                    </a:blip>
+                    <a:srcRect r="7587" b="13322"/>
+                    <a:stretch>
+                      <a:fillRect/>
+                    </a:stretch>
+                  </pic:blipFill>
+                  <pic:spPr bwMode="auto">
+                    <a:xfrm>
+                      <a:off x="0" y="0"/>
+                      <a:ext cx="3945663" cy="2061927"/>
+                    </a:xfrm>
+                    <a:prstGeom prst="rect">
+                      <a:avLst/>
+                    </a:prstGeom>
+                    <a:noFill/>
+                    <a:ln>
+                      <a:noFill/>
+                    </a:ln>
+                    <a:extLst>
+                      <a:ext uri="{53640926-AAD7-44D8-BBD7-CCE9431645EC}">
+                        <a14:shadowObscured xmlns:a14="http://schemas.microsoft.com/office/drawing/2010/main"/>
+                      </a:ext>
+                    </a:extLst>
+                  </pic:spPr>
+                </pic:pic>
+              </a:graphicData>
+            </a:graphic>
+          </wp:inline>
+        </w:drawing>
+      </w:r>
+    </w:p>
+    <w:p>
+      <w:r>
+        <w:rPr>
+          <w:rFonts w:hint="eastAsia"/>
+        </w:rPr>
+        <w:t xml:space="preserve">Fig </w:t>
+      </w:r>
+      <w:r>
+        <w:rPr>
+          <w:rFonts w:hint="eastAsia"/>
+        </w:rPr>
+        <w:t>8</w:t>
+      </w:r>
+    </w:p>
+    <w:p/>
+    <w:p>
+      <w:r>
+        <w:rPr>
+          <w:rFonts w:hint="eastAsia"/>
+        </w:rPr>
+        <w:t xml:space="preserve">The roles of this Cobalt Strike attack </w:t>
+      </w:r>
+      <w:r>
+        <w:t>infer</w:t>
+      </w:r>
+      <w:r>
+        <w:rPr>
+          <w:rFonts w:hint="eastAsia"/>
+        </w:rPr>
+        <w:t xml:space="preserve"> with evidence</w:t>
+      </w:r>
+      <w:r>
+        <w:rPr>
+          <w:rFonts w:hint="eastAsia"/>
+        </w:rPr>
+        <w:t xml:space="preserve"> as </w:t>
+      </w:r>
+      <w:proofErr w:type="gramStart"/>
+      <w:r>
+        <w:rPr>
+          <w:rFonts w:hint="eastAsia"/>
+        </w:rPr>
+        <w:t>follow</w:t>
+      </w:r>
+      <w:proofErr w:type="gramEnd"/>
+      <w:r>
+        <w:rPr>
+          <w:rFonts w:hint="eastAsia"/>
+        </w:rPr>
+        <w:t xml:space="preserve"> (will further explain)</w:t>
+      </w:r>
+      <w:r>
+        <w:rPr>
+          <w:rFonts w:hint="eastAsia"/>
+        </w:rPr>
+        <w:t>:</w:t>
+      </w:r>
+    </w:p>
+    <w:p>
+      <w:r>
+        <w:rPr>
+          <w:rFonts w:hint="eastAsia"/>
+        </w:rPr>
+        <w:t xml:space="preserve">C2 Server  </w:t>
+      </w:r>
+      <w:proofErr w:type="gramStart"/>
+      <w:r>
+        <w:rPr>
+          <w:rFonts w:hint="eastAsia"/>
+        </w:rPr>
+        <w:t xml:space="preserve">  :</w:t>
+      </w:r>
+      <w:proofErr w:type="gramEnd"/>
+      <w:r>
+        <w:rPr>
+          <w:rFonts w:hint="eastAsia"/>
+        </w:rPr>
+        <w:t xml:space="preserve"> 185.125.204.174 (Cobalt strike C2), 185.106.96.158(Cobalt </w:t>
+      </w:r>
+    </w:p>
+    <w:p>
+      <w:pPr>
+        <w:ind w:firstLineChars="700" w:firstLine="1680"/>
+      </w:pPr>
+      <w:r>
+        <w:rPr>
+          <w:rFonts w:hint="eastAsia"/>
+        </w:rPr>
+        <w:t>strike C2), 281.91.128.6 (loader C2)</w:t>
+      </w:r>
+    </w:p>
+    <w:p>
+      <w:r>
+        <w:rPr>
+          <w:rFonts w:hint="eastAsia"/>
+        </w:rPr>
+        <w:t xml:space="preserve">Victim     </w:t>
+      </w:r>
+      <w:proofErr w:type="gramStart"/>
+      <w:r>
+        <w:rPr>
+          <w:rFonts w:hint="eastAsia"/>
+        </w:rPr>
+        <w:t xml:space="preserve">  :</w:t>
+      </w:r>
+      <w:proofErr w:type="gramEnd"/>
+      <w:r>
+        <w:rPr>
+          <w:rFonts w:hint="eastAsia"/>
+        </w:rPr>
+        <w:t xml:space="preserve"> </w:t>
+      </w:r>
+      <w:r>
+        <w:t>10.9.23.102</w:t>
+      </w:r>
+    </w:p>
+    <w:p>
+      <w:r>
+        <w:rPr>
+          <w:rFonts w:hint="eastAsia"/>
+        </w:rPr>
+        <w:t xml:space="preserve">Spy </w:t>
+      </w:r>
+      <w:r>
+        <w:rPr>
+          <w:rFonts w:hint="eastAsia"/>
+        </w:rPr>
+        <w:t xml:space="preserve">      </w:t>
+      </w:r>
+      <w:proofErr w:type="gramStart"/>
+      <w:r>
+        <w:rPr>
+          <w:rFonts w:hint="eastAsia"/>
+        </w:rPr>
+        <w:t xml:space="preserve">  </w:t>
+      </w:r>
+      <w:r>
+        <w:rPr>
+          <w:rFonts w:hint="eastAsia"/>
+        </w:rPr>
+        <w:t>:</w:t>
+      </w:r>
+      <w:proofErr w:type="gramEnd"/>
+      <w:r>
+        <w:rPr>
+          <w:rFonts w:hint="eastAsia"/>
+        </w:rPr>
+        <w:t xml:space="preserve"> 185.125.204.174, 136.232.34.70</w:t>
+      </w:r>
+      <w:r>
+        <w:rPr>
+          <w:rFonts w:hint="eastAsia"/>
+        </w:rPr>
+        <w:t xml:space="preserve"> (JA3 is the sign)</w:t>
+      </w:r>
+    </w:p>
+    <w:p>
+      <w:proofErr w:type="spellStart"/>
+      <w:r>
+        <w:rPr>
+          <w:rFonts w:hint="eastAsia"/>
+        </w:rPr>
+        <w:t>Qbot</w:t>
+      </w:r>
+      <w:proofErr w:type="spellEnd"/>
+      <w:r>
+        <w:rPr>
+          <w:rFonts w:hint="eastAsia"/>
+        </w:rPr>
+        <w:t xml:space="preserve">      </w:t>
+      </w:r>
+      <w:proofErr w:type="gramStart"/>
+      <w:r>
+        <w:rPr>
+          <w:rFonts w:hint="eastAsia"/>
+        </w:rPr>
+        <w:t xml:space="preserve">  :</w:t>
+      </w:r>
+      <w:proofErr w:type="gramEnd"/>
+      <w:r>
+        <w:rPr>
+          <w:rFonts w:hint="eastAsia"/>
+        </w:rPr>
+        <w:t xml:space="preserve"> 85.187.128.24 (</w:t>
+      </w:r>
+      <w:r>
+        <w:rPr>
+          <w:rFonts w:hint="eastAsia"/>
+        </w:rPr>
+        <w:t xml:space="preserve">IP in </w:t>
+      </w:r>
+      <w:r>
+        <w:rPr>
+          <w:rFonts w:hint="eastAsia"/>
+        </w:rPr>
+        <w:t>Q3)</w:t>
+      </w:r>
+    </w:p>
+    <w:p>
+      <w:r>
+        <w:rPr>
+          <w:rFonts w:hint="eastAsia"/>
+        </w:rPr>
+        <w:t xml:space="preserve">Zombie    </w:t>
+      </w:r>
+      <w:proofErr w:type="gramStart"/>
+      <w:r>
+        <w:rPr>
+          <w:rFonts w:hint="eastAsia"/>
+        </w:rPr>
+        <w:t xml:space="preserve">  :</w:t>
+      </w:r>
+      <w:proofErr w:type="gramEnd"/>
+      <w:r>
+        <w:rPr>
+          <w:rFonts w:hint="eastAsia"/>
+        </w:rPr>
+        <w:t xml:space="preserve"> </w:t>
+      </w:r>
+      <w:r>
+        <w:t>10.9.23.102</w:t>
+      </w:r>
+      <w:r>
+        <w:rPr>
+          <w:rFonts w:hint="eastAsia"/>
+        </w:rPr>
+        <w:t xml:space="preserve"> (send spam emails to other IP)</w:t>
+      </w:r>
+    </w:p>
+    <w:p>
+      <w:r>
+        <w:rPr>
+          <w:rFonts w:hint="eastAsia"/>
+        </w:rPr>
+        <w:t xml:space="preserve">Staging </w:t>
+      </w:r>
+      <w:proofErr w:type="gramStart"/>
+      <w:r>
+        <w:rPr>
+          <w:rFonts w:hint="eastAsia"/>
+        </w:rPr>
+        <w:t>Server :</w:t>
+      </w:r>
+      <w:proofErr w:type="gramEnd"/>
+      <w:r>
+        <w:rPr>
+          <w:rFonts w:hint="eastAsia"/>
+        </w:rPr>
+        <w:t xml:space="preserve"> 208.91.128.6</w:t>
+      </w:r>
+    </w:p>
+    <w:p/>
+    <w:p>
+      <w:r>
+        <w:t>With a</w:t>
+      </w:r>
+      <w:r>
+        <w:rPr>
+          <w:rFonts w:hint="eastAsia"/>
+        </w:rPr>
+        <w:t>bove</w:t>
+      </w:r>
+      <w:r>
+        <w:t xml:space="preserve"> general understanding,</w:t>
+      </w:r>
+      <w:r>
+        <w:rPr>
+          <w:rFonts w:hint="eastAsia"/>
+        </w:rPr>
+        <w:t xml:space="preserve"> let</w:t>
+      </w:r>
+      <w:r>
+        <w:t>’</w:t>
+      </w:r>
+      <w:r>
+        <w:rPr>
+          <w:rFonts w:hint="eastAsia"/>
+        </w:rPr>
+        <w:t xml:space="preserve">s further investigate in </w:t>
+      </w:r>
+      <w:proofErr w:type="gramStart"/>
+      <w:r>
+        <w:rPr>
+          <w:rFonts w:hint="eastAsia"/>
+        </w:rPr>
+        <w:t>details</w:t>
+      </w:r>
+      <w:proofErr w:type="gramEnd"/>
+      <w:r>
+        <w:rPr>
+          <w:rFonts w:hint="eastAsia"/>
+        </w:rPr>
+        <w:t xml:space="preserve"> with </w:t>
+      </w:r>
+      <w:r>
+        <w:t>reference</w:t>
+      </w:r>
+      <w:r>
+        <w:rPr>
+          <w:rFonts w:hint="eastAsia"/>
+        </w:rPr>
+        <w:t xml:space="preserve"> to </w:t>
+      </w:r>
+      <w:r>
+        <w:t>the</w:t>
+      </w:r>
+      <w:r>
+        <w:rPr>
+          <w:rFonts w:hint="eastAsia"/>
+        </w:rPr>
+        <w:t xml:space="preserve"> question set provided in advance</w:t>
+      </w:r>
+      <w:r>
+        <w:rPr>
+          <w:rFonts w:hint="eastAsia"/>
+        </w:rPr>
+        <w:t xml:space="preserve">. </w:t>
+      </w:r>
+    </w:p>
+    <w:p/>
+    <w:p>
+      <w:pPr>
+        <w:rPr>
+          <w:rFonts w:hint="eastAsia"/>
+          <w:b/>
+          <w:bCs/>
+          <w:i/>
+          <w:iCs/>
+          <w:sz w:val="28"/>
+          <w:szCs w:val="28"/>
+        </w:rPr>
+      </w:pPr>
+      <w:r>
+        <w:rPr>
+          <w:rFonts w:hint="eastAsia"/>
+          <w:b/>
+          <w:bCs/>
+          <w:i/>
+          <w:iCs/>
+          <w:sz w:val="28"/>
+          <w:szCs w:val="28"/>
+        </w:rPr>
+        <w:t>Phrase 1</w:t>
+      </w:r>
+      <w:r>
+        <w:rPr>
+          <w:rFonts w:hint="eastAsia"/>
+          <w:b/>
+          <w:bCs/>
+          <w:i/>
+          <w:iCs/>
+          <w:sz w:val="28"/>
+          <w:szCs w:val="28"/>
+        </w:rPr>
+        <w:t xml:space="preserve"> in the question set</w:t>
+      </w:r>
+      <w:r>
+        <w:rPr>
+          <w:rFonts w:hint="eastAsia"/>
+          <w:b/>
+          <w:bCs/>
+          <w:i/>
+          <w:iCs/>
+          <w:sz w:val="28"/>
+          <w:szCs w:val="28"/>
+        </w:rPr>
+        <w:t xml:space="preserve"> (</w:t>
+      </w:r>
+      <w:r>
+        <w:rPr>
+          <w:rFonts w:hint="eastAsia"/>
+          <w:b/>
+          <w:bCs/>
+          <w:i/>
+          <w:iCs/>
+        </w:rPr>
+        <w:t>Q1 - 8, Q13 -16.</w:t>
+      </w:r>
+      <w:r>
+        <w:rPr>
+          <w:rFonts w:hint="eastAsia"/>
+          <w:b/>
+          <w:bCs/>
+          <w:i/>
+          <w:iCs/>
+          <w:sz w:val="28"/>
+          <w:szCs w:val="28"/>
+        </w:rPr>
+        <w:t>)</w:t>
+      </w:r>
+      <w:r>
+        <w:rPr>
+          <w:rFonts w:hint="eastAsia"/>
+          <w:b/>
+          <w:bCs/>
+          <w:i/>
+          <w:iCs/>
+          <w:sz w:val="28"/>
+          <w:szCs w:val="28"/>
+        </w:rPr>
+        <w:t>:</w:t>
+      </w:r>
+    </w:p>
+    <w:p>
+      <w:r>
+        <w:rPr>
+          <w:rFonts w:hint="eastAsia"/>
+        </w:rPr>
+        <w:t>T</w:t>
+      </w:r>
+      <w:r>
+        <w:rPr>
+          <w:rFonts w:hint="eastAsia"/>
+        </w:rPr>
+        <w:t>he initial</w:t>
+      </w:r>
+      <w:r>
+        <w:rPr>
+          <w:rFonts w:hint="eastAsia"/>
+        </w:rPr>
+        <w:t xml:space="preserve"> malicious HTTP connection occur</w:t>
+      </w:r>
+      <w:r>
+        <w:rPr>
+          <w:rFonts w:hint="eastAsia"/>
+        </w:rPr>
+        <w:t xml:space="preserve"> </w:t>
+      </w:r>
+      <w:proofErr w:type="gramStart"/>
+      <w:r>
+        <w:rPr>
+          <w:rFonts w:hint="eastAsia"/>
+        </w:rPr>
+        <w:t>at</w:t>
+      </w:r>
+      <w:proofErr w:type="gramEnd"/>
+      <w:r>
+        <w:rPr>
+          <w:rFonts w:hint="eastAsia"/>
+        </w:rPr>
+        <w:t xml:space="preserve"> </w:t>
+      </w:r>
+      <w:r>
+        <w:t>2021–09–24 16:44:38</w:t>
+      </w:r>
+      <w:r>
+        <w:rPr>
+          <w:rFonts w:hint="eastAsia"/>
+        </w:rPr>
+        <w:t xml:space="preserve"> (searching</w:t>
+      </w:r>
+      <w:r>
+        <w:rPr>
+          <w:rFonts w:hint="eastAsia"/>
+        </w:rPr>
+        <w:t xml:space="preserve"> </w:t>
+      </w:r>
+      <w:r>
+        <w:t>“</w:t>
+      </w:r>
+      <w:r>
+        <w:rPr>
+          <w:rFonts w:hint="eastAsia"/>
+        </w:rPr>
+        <w:t>http</w:t>
+      </w:r>
+      <w:r>
+        <w:t>”</w:t>
+      </w:r>
+      <w:r>
+        <w:rPr>
+          <w:rFonts w:hint="eastAsia"/>
+        </w:rPr>
+        <w:t xml:space="preserve"> in Wireshark as</w:t>
+      </w:r>
+      <w:r>
+        <w:rPr>
+          <w:rFonts w:hint="eastAsia"/>
+        </w:rPr>
+        <w:t xml:space="preserve"> Fig</w:t>
+      </w:r>
+      <w:r>
+        <w:rPr>
+          <w:rFonts w:hint="eastAsia"/>
+        </w:rPr>
+        <w:t xml:space="preserve"> </w:t>
+      </w:r>
+      <w:r>
+        <w:rPr>
+          <w:rFonts w:hint="eastAsia"/>
+        </w:rPr>
+        <w:t>SO_CW1_Q1 below</w:t>
+      </w:r>
+      <w:r>
+        <w:rPr>
+          <w:rFonts w:hint="eastAsia"/>
+        </w:rPr>
+        <w:t>)</w:t>
+      </w:r>
+      <w:r>
+        <w:rPr>
+          <w:rFonts w:hint="eastAsia"/>
+        </w:rPr>
+        <w:t xml:space="preserve">. </w:t>
+      </w:r>
+      <w:r>
+        <w:rPr>
+          <w:rFonts w:hint="eastAsia"/>
+        </w:rPr>
+        <w:t xml:space="preserve">More precisely, it is the first handshake (SYN) of the TCP </w:t>
+      </w:r>
+      <w:proofErr w:type="gramStart"/>
+      <w:r>
+        <w:rPr>
+          <w:rFonts w:hint="eastAsia"/>
+        </w:rPr>
+        <w:t>three way</w:t>
+      </w:r>
+      <w:proofErr w:type="gramEnd"/>
+      <w:r>
+        <w:rPr>
+          <w:rFonts w:hint="eastAsia"/>
+        </w:rPr>
+        <w:t xml:space="preserve"> handshake.</w:t>
+      </w:r>
+    </w:p>
+    <w:p>
+      <w:r>
+        <w:rPr>
+          <w:rFonts w:hint="eastAsia"/>
+          <w:noProof/>
+        </w:rPr>
+        <w:drawing>
+          <wp:inline distT="0" distB="0" distL="0" distR="0" wp14:anchorId="3AC2D868" wp14:editId="433C8FA4">
+            <wp:extent cx="4455158" cy="647700"/>
+            <wp:effectExtent l="0" t="0" r="3175" b="0"/>
+            <wp:docPr id="1032326075" name="圖片 9"/>
+            <wp:cNvGraphicFramePr>
+              <a:graphicFrameLocks xmlns:a="http://schemas.openxmlformats.org/drawingml/2006/main" noChangeAspect="1"/>
+            </wp:cNvGraphicFramePr>
+            <a:graphic xmlns:a="http://schemas.openxmlformats.org/drawingml/2006/main">
+              <a:graphicData uri="http://schemas.openxmlformats.org/drawingml/2006/picture">
+                <pic:pic xmlns:pic="http://schemas.openxmlformats.org/drawingml/2006/picture">
+                  <pic:nvPicPr>
+                    <pic:cNvPr id="0" name="Picture 9"/>
+                    <pic:cNvPicPr>
+                      <a:picLocks noChangeAspect="1" noChangeArrowheads="1"/>
+                    </pic:cNvPicPr>
+                  </pic:nvPicPr>
+                  <pic:blipFill rotWithShape="1">
+                    <a:blip r:embed="rId15" cstate="print">
+                      <a:extLst>
+                        <a:ext uri="{28A0092B-C50C-407E-A947-70E740481C1C}">
+                          <a14:useLocalDpi xmlns:a14="http://schemas.microsoft.com/office/drawing/2010/main" val="0"/>
+                        </a:ext>
+                      </a:extLst>
+                    </a:blip>
+                    <a:srcRect l="1" r="-3" b="73250"/>
+                    <a:stretch>
+                      <a:fillRect/>
+                    </a:stretch>
+                  </pic:blipFill>
+                  <pic:spPr bwMode="auto">
+                    <a:xfrm>
+                      <a:off x="0" y="0"/>
+                      <a:ext cx="4503538" cy="654734"/>
+                    </a:xfrm>
+                    <a:prstGeom prst="rect">
+                      <a:avLst/>
+                    </a:prstGeom>
+                    <a:noFill/>
+                    <a:ln>
+                      <a:noFill/>
+                    </a:ln>
+                    <a:extLst>
+                      <a:ext uri="{53640926-AAD7-44D8-BBD7-CCE9431645EC}">
+                        <a14:shadowObscured xmlns:a14="http://schemas.microsoft.com/office/drawing/2010/main"/>
+                      </a:ext>
+                    </a:extLst>
+                  </pic:spPr>
+                </pic:pic>
+              </a:graphicData>
+            </a:graphic>
+          </wp:inline>
+        </w:drawing>
+      </w:r>
+    </w:p>
+    <w:p>
+      <w:r>
+        <w:rPr>
+          <w:rFonts w:hint="eastAsia"/>
+        </w:rPr>
+        <w:t>Fig SO_CW1_Q1</w:t>
+      </w:r>
+    </w:p>
+    <w:p/>
+    <w:p>
+      <w:r>
+        <w:rPr>
+          <w:rFonts w:hint="eastAsia"/>
+        </w:rPr>
+        <w:t xml:space="preserve">The name of the </w:t>
+      </w:r>
+      <w:r>
+        <w:rPr>
+          <w:rFonts w:hint="eastAsia"/>
+        </w:rPr>
+        <w:t xml:space="preserve">compressed </w:t>
+      </w:r>
+      <w:r>
+        <w:rPr>
+          <w:rFonts w:hint="eastAsia"/>
+        </w:rPr>
+        <w:t>file</w:t>
+      </w:r>
+      <w:r>
+        <w:rPr>
+          <w:rFonts w:hint="eastAsia"/>
+        </w:rPr>
+        <w:t xml:space="preserve"> that the victim</w:t>
+      </w:r>
+      <w:r>
+        <w:rPr>
+          <w:rFonts w:hint="eastAsia"/>
+        </w:rPr>
+        <w:t xml:space="preserve"> down</w:t>
+      </w:r>
+      <w:r>
+        <w:rPr>
+          <w:rFonts w:hint="eastAsia"/>
+        </w:rPr>
+        <w:t xml:space="preserve">loaded is </w:t>
+      </w:r>
+      <w:r>
+        <w:t>“</w:t>
+      </w:r>
+      <w:r>
+        <w:rPr>
+          <w:rFonts w:hint="eastAsia"/>
+        </w:rPr>
+        <w:t>documents.zip</w:t>
+      </w:r>
+      <w:r>
+        <w:t>”</w:t>
+      </w:r>
+      <w:r>
+        <w:rPr>
+          <w:rFonts w:hint="eastAsia"/>
+        </w:rPr>
+        <w:t xml:space="preserve"> (by </w:t>
+      </w:r>
+      <w:r>
+        <w:t>searching</w:t>
+      </w:r>
+      <w:r>
+        <w:rPr>
+          <w:rFonts w:hint="eastAsia"/>
+        </w:rPr>
+        <w:t xml:space="preserve"> in Zui as shown in Fig SO_CW1_Q2)</w:t>
+      </w:r>
+    </w:p>
+    <w:p>
+      <w:r>
+        <w:rPr>
+          <w:rFonts w:hint="eastAsia"/>
+          <w:noProof/>
+        </w:rPr>
+        <w:drawing>
+          <wp:inline distT="0" distB="0" distL="0" distR="0" wp14:anchorId="50D69C5E" wp14:editId="3E88B471">
+            <wp:extent cx="2247900" cy="1098550"/>
+            <wp:effectExtent l="0" t="0" r="0" b="6350"/>
+            <wp:docPr id="1493826485" name="圖片 9"/>
+            <wp:cNvGraphicFramePr>
+              <a:graphicFrameLocks xmlns:a="http://schemas.openxmlformats.org/drawingml/2006/main" noChangeAspect="1"/>
+            </wp:cNvGraphicFramePr>
+            <a:graphic xmlns:a="http://schemas.openxmlformats.org/drawingml/2006/main">
+              <a:graphicData uri="http://schemas.openxmlformats.org/drawingml/2006/picture">
+                <pic:pic xmlns:pic="http://schemas.openxmlformats.org/drawingml/2006/picture">
+                  <pic:nvPicPr>
+                    <pic:cNvPr id="0" name="Picture 9"/>
+                    <pic:cNvPicPr>
+                      <a:picLocks noChangeAspect="1" noChangeArrowheads="1"/>
+                    </pic:cNvPicPr>
+                  </pic:nvPicPr>
+                  <pic:blipFill rotWithShape="1">
+                    <a:blip r:embed="rId16" cstate="print">
+                      <a:extLst>
+                        <a:ext uri="{28A0092B-C50C-407E-A947-70E740481C1C}">
+                          <a14:useLocalDpi xmlns:a14="http://schemas.microsoft.com/office/drawing/2010/main" val="0"/>
+                        </a:ext>
+                      </a:extLst>
+                    </a:blip>
+                    <a:srcRect l="15559" t="5975" r="21851" b="36607"/>
+                    <a:stretch>
+                      <a:fillRect/>
+                    </a:stretch>
+                  </pic:blipFill>
+                  <pic:spPr bwMode="auto">
+                    <a:xfrm>
+                      <a:off x="0" y="0"/>
+                      <a:ext cx="2247900" cy="1098550"/>
+                    </a:xfrm>
+                    <a:prstGeom prst="rect">
+                      <a:avLst/>
+                    </a:prstGeom>
+                    <a:noFill/>
+                    <a:ln>
+                      <a:noFill/>
+                    </a:ln>
+                    <a:extLst>
+                      <a:ext uri="{53640926-AAD7-44D8-BBD7-CCE9431645EC}">
+                        <a14:shadowObscured xmlns:a14="http://schemas.microsoft.com/office/drawing/2010/main"/>
+                      </a:ext>
+                    </a:extLst>
+                  </pic:spPr>
+                </pic:pic>
+              </a:graphicData>
+            </a:graphic>
+          </wp:inline>
+        </w:drawing>
+      </w:r>
+    </w:p>
+    <w:p>
+      <w:r>
+        <w:rPr>
+          <w:rFonts w:hint="eastAsia"/>
+        </w:rPr>
+        <w:t>Fig SO_CW1_Q2</w:t>
+      </w:r>
+    </w:p>
+    <w:p/>
+    <w:p>
+      <w:r>
+        <w:rPr>
+          <w:rFonts w:hint="eastAsia"/>
+        </w:rPr>
+        <w:t xml:space="preserve">The domain hosted the malicious compressed file is found by </w:t>
+      </w:r>
+      <w:r>
+        <w:t>searching</w:t>
+      </w:r>
+      <w:r>
+        <w:rPr>
+          <w:rFonts w:hint="eastAsia"/>
+        </w:rPr>
+        <w:t xml:space="preserve"> in Zui </w:t>
+      </w:r>
+      <w:r>
+        <w:rPr>
+          <w:rFonts w:hint="eastAsia"/>
+        </w:rPr>
+        <w:t>(</w:t>
+      </w:r>
+      <w:r>
+        <w:rPr>
+          <w:rFonts w:hint="eastAsia"/>
+        </w:rPr>
+        <w:t>Fig SO_CW1_Q3</w:t>
+      </w:r>
+      <w:r>
+        <w:rPr>
+          <w:rFonts w:hint="eastAsia"/>
+        </w:rPr>
+        <w:t>)</w:t>
+      </w:r>
+      <w:r>
+        <w:rPr>
+          <w:rFonts w:hint="eastAsia"/>
+        </w:rPr>
+        <w:t>.</w:t>
+      </w:r>
+    </w:p>
+    <w:p>
+      <w:r>
+        <w:rPr>
+          <w:noProof/>
+        </w:rPr>
+        <w:drawing>
+          <wp:inline distT="0" distB="0" distL="0" distR="0" wp14:anchorId="7DDED4F9" wp14:editId="558DE9C8">
+            <wp:extent cx="3631172" cy="1934404"/>
+            <wp:effectExtent l="0" t="0" r="7620" b="8890"/>
+            <wp:docPr id="301911306" name="圖片 10"/>
+            <wp:cNvGraphicFramePr>
+              <a:graphicFrameLocks xmlns:a="http://schemas.openxmlformats.org/drawingml/2006/main" noChangeAspect="1"/>
+            </wp:cNvGraphicFramePr>
+            <a:graphic xmlns:a="http://schemas.openxmlformats.org/drawingml/2006/main">
+              <a:graphicData uri="http://schemas.openxmlformats.org/drawingml/2006/picture">
+                <pic:pic xmlns:pic="http://schemas.openxmlformats.org/drawingml/2006/picture">
+                  <pic:nvPicPr>
+                    <pic:cNvPr id="0" name="Picture 10"/>
                     <pic:cNvPicPr>
                       <a:picLocks noChangeAspect="1" noChangeArrowheads="1"/>
                     </pic:cNvPicPr>
                   </pic:nvPicPr>
                   <pic:blipFill>
-                    <a:blip r:embed="rId7" cstate="print">
+                    <a:blip r:embed="rId17" cstate="print">
                       <a:extLst>
                         <a:ext uri="{28A0092B-C50C-407E-A947-70E740481C1C}">
                           <a14:useLocalDpi xmlns:a14="http://schemas.microsoft.com/office/drawing/2010/main" val="0"/>
@@ -717,7 +3049,7 @@
                   <pic:spPr bwMode="auto">
                     <a:xfrm>
                       <a:off x="0" y="0"/>
-                      <a:ext cx="2724849" cy="2355296"/>
+                      <a:ext cx="3649598" cy="1944220"/>
                     </a:xfrm>
                     <a:prstGeom prst="rect">
                       <a:avLst/>
@@ -733,21 +3065,47 @@
           </wp:inline>
         </w:drawing>
       </w:r>
-      <w:r>
-        <w:rPr>
-          <w:rFonts w:hint="eastAsia"/>
-        </w:rPr>
-        <w:t xml:space="preserve"> </w:t>
-      </w:r>
-      <w:r>
-        <w:rPr>
-          <w:noProof/>
-        </w:rPr>
+    </w:p>
+    <w:p>
+      <w:r>
+        <w:rPr>
+          <w:rFonts w:hint="eastAsia"/>
+        </w:rPr>
+        <w:t>Fig SO_CW1_Q3</w:t>
+      </w:r>
+    </w:p>
+    <w:p/>
+    <w:p>
+      <w:r>
+        <w:rPr>
+          <w:rFonts w:hint="eastAsia"/>
+        </w:rPr>
+        <w:t xml:space="preserve">To avoid being infected, I just check the name </w:t>
+      </w:r>
+      <w:r>
+        <w:rPr>
+          <w:rFonts w:hint="eastAsia"/>
+        </w:rPr>
+        <w:t xml:space="preserve">inside the compressed file </w:t>
+      </w:r>
+      <w:r>
+        <w:rPr>
+          <w:rFonts w:hint="eastAsia"/>
+        </w:rPr>
+        <w:t>in terminal (Fig SO_CW1_Q4)</w:t>
+      </w:r>
+    </w:p>
+    <w:p>
+      <w:r>
+        <w:rPr>
+          <w:noProof/>
+        </w:rPr>
+        <w:lastRenderedPageBreak/>
         <w:drawing>
-          <wp:inline distT="0" distB="0" distL="0" distR="0" wp14:anchorId="4C3BD554" wp14:editId="33625DBC">
-            <wp:extent cx="2428875" cy="2327855"/>
+          <wp:inline distT="0" distB="0" distL="0" distR="0" wp14:anchorId="0BFEB013" wp14:editId="4CED35FA">
+            <wp:extent cx="3457575" cy="1943411"/>
             <wp:effectExtent l="0" t="0" r="0" b="0"/>
-            <wp:docPr id="1975727013" name="圖片 7"/>
+            <wp:docPr id="1944242437" name="圖片 12"/>
             <wp:cNvGraphicFramePr>
               <a:graphicFrameLocks xmlns:a="http://schemas.openxmlformats.org/drawingml/2006/main" noChangeAspect="1"/>
             </wp:cNvGraphicFramePr>
@@ -755,13 +3113,13 @@
               <a:graphicData uri="http://schemas.openxmlformats.org/drawingml/2006/picture">
                 <pic:pic xmlns:pic="http://schemas.openxmlformats.org/drawingml/2006/picture">
                   <pic:nvPicPr>
-                    <pic:cNvPr id="0" name="Picture 7"/>
+                    <pic:cNvPr id="0" name="Picture 12"/>
                     <pic:cNvPicPr>
                       <a:picLocks noChangeAspect="1" noChangeArrowheads="1"/>
                     </pic:cNvPicPr>
                   </pic:nvPicPr>
                   <pic:blipFill>
-                    <a:blip r:embed="rId8" cstate="print">
+                    <a:blip r:embed="rId10" cstate="print">
                       <a:extLst>
                         <a:ext uri="{28A0092B-C50C-407E-A947-70E740481C1C}">
                           <a14:useLocalDpi xmlns:a14="http://schemas.microsoft.com/office/drawing/2010/main" val="0"/>
@@ -776,7 +3134,7 @@
                   <pic:spPr bwMode="auto">
                     <a:xfrm>
                       <a:off x="0" y="0"/>
-                      <a:ext cx="2449197" cy="2347332"/>
+                      <a:ext cx="3470177" cy="1950494"/>
                     </a:xfrm>
                     <a:prstGeom prst="rect">
                       <a:avLst/>
@@ -794,407 +3152,50 @@
       </w:r>
     </w:p>
     <w:p>
-      <w:pPr>
-        <w:rPr>
-          <w:rFonts w:hint="eastAsia"/>
-        </w:rPr>
-      </w:pPr>
-      <w:r>
-        <w:t>F</w:t>
-      </w:r>
-      <w:r>
-        <w:rPr>
-          <w:rFonts w:hint="eastAsia"/>
-        </w:rPr>
-        <w:t xml:space="preserve">ig 2                                 Fig3                            </w:t>
-      </w:r>
-    </w:p>
-    <w:p>
-      <w:pPr>
-        <w:rPr>
-          <w:rFonts w:hint="eastAsia"/>
-        </w:rPr>
-      </w:pPr>
-      <w:r>
-        <w:rPr>
-          <w:rFonts w:hint="eastAsia"/>
-        </w:rPr>
-        <w:t xml:space="preserve">Other tools like </w:t>
-      </w:r>
-      <w:proofErr w:type="spellStart"/>
-      <w:r>
-        <w:rPr>
-          <w:rFonts w:hint="eastAsia"/>
-        </w:rPr>
-        <w:t>CyberChef</w:t>
-      </w:r>
-      <w:proofErr w:type="spellEnd"/>
-      <w:r>
-        <w:rPr>
-          <w:rFonts w:hint="eastAsia"/>
-        </w:rPr>
-        <w:t xml:space="preserve"> </w:t>
-      </w:r>
-      <w:r>
-        <w:rPr>
-          <w:rFonts w:hint="eastAsia"/>
-        </w:rPr>
-        <w:t xml:space="preserve">is used </w:t>
-      </w:r>
-      <w:r>
-        <w:rPr>
-          <w:rFonts w:hint="eastAsia"/>
-        </w:rPr>
-        <w:t xml:space="preserve">to </w:t>
-      </w:r>
-      <w:r>
-        <w:rPr>
-          <w:rFonts w:hint="eastAsia"/>
-        </w:rPr>
-        <w:t xml:space="preserve">check the information hidden in the </w:t>
-      </w:r>
-      <w:r>
-        <w:t>“</w:t>
-      </w:r>
-      <w:r>
-        <w:t>garbled text</w:t>
-      </w:r>
-      <w:r>
-        <w:t>”</w:t>
-      </w:r>
-      <w:r>
-        <w:rPr>
-          <w:rFonts w:hint="eastAsia"/>
-        </w:rPr>
-        <w:t>. (As Fig3 above)</w:t>
-      </w:r>
-    </w:p>
-    <w:p>
-      <w:r>
-        <w:rPr>
-          <w:rFonts w:hint="eastAsia"/>
-        </w:rPr>
-        <w:t>W</w:t>
-      </w:r>
-      <w:r>
-        <w:t xml:space="preserve">indows </w:t>
-      </w:r>
-      <w:r>
-        <w:rPr>
-          <w:rFonts w:hint="eastAsia"/>
-        </w:rPr>
-        <w:t>T</w:t>
-      </w:r>
-      <w:r>
-        <w:t>erminal</w:t>
-      </w:r>
-      <w:r>
-        <w:rPr>
-          <w:rFonts w:hint="eastAsia"/>
-        </w:rPr>
-        <w:t xml:space="preserve"> is used </w:t>
-      </w:r>
-      <w:r>
-        <w:rPr>
-          <w:rFonts w:hint="eastAsia"/>
-        </w:rPr>
-        <w:t>to check the name of the file located inside the compressed file</w:t>
-      </w:r>
-      <w:r>
-        <w:rPr>
-          <w:rFonts w:hint="eastAsia"/>
-        </w:rPr>
-        <w:t xml:space="preserve"> (As quiz1 </w:t>
-      </w:r>
-      <w:r>
-        <w:rPr>
-          <w:rFonts w:hint="eastAsia"/>
-        </w:rPr>
-        <w:t>question 4</w:t>
-      </w:r>
-      <w:r>
-        <w:rPr>
-          <w:rFonts w:hint="eastAsia"/>
-        </w:rPr>
-        <w:t>)</w:t>
-      </w:r>
-      <w:r>
-        <w:rPr>
-          <w:rFonts w:hint="eastAsia"/>
-        </w:rPr>
-        <w:t>.</w:t>
+      <w:r>
+        <w:rPr>
+          <w:rFonts w:hint="eastAsia"/>
+        </w:rPr>
+        <w:t>Fig SO_CW1_Q4</w:t>
       </w:r>
     </w:p>
     <w:p/>
     <w:p>
-      <w:pPr>
-        <w:rPr>
-          <w:sz w:val="32"/>
-          <w:szCs w:val="32"/>
-          <w:u w:val="single"/>
-        </w:rPr>
-      </w:pPr>
-      <w:r>
-        <w:rPr>
-          <w:rFonts w:hint="eastAsia"/>
-          <w:sz w:val="32"/>
-          <w:szCs w:val="32"/>
-          <w:u w:val="single"/>
-        </w:rPr>
-        <w:t xml:space="preserve">(3) </w:t>
-      </w:r>
-      <w:r>
-        <w:rPr>
-          <w:rFonts w:hint="eastAsia"/>
-          <w:sz w:val="32"/>
-          <w:szCs w:val="32"/>
-          <w:u w:val="single"/>
-        </w:rPr>
-        <w:t>Results</w:t>
-      </w:r>
-    </w:p>
-    <w:p>
-      <w:pPr>
-        <w:rPr>
-          <w:rFonts w:hint="eastAsia"/>
-          <w:color w:val="EE0000"/>
-        </w:rPr>
-      </w:pPr>
-      <w:r>
-        <w:rPr>
-          <w:rFonts w:hint="eastAsia"/>
-          <w:color w:val="EE0000"/>
-        </w:rPr>
-        <w:t>As using ZUI to filter the alert events, it is found that the IP:10.</w:t>
-      </w:r>
-      <w:r>
-        <w:rPr>
-          <w:rFonts w:hint="eastAsia"/>
-          <w:color w:val="EE0000"/>
-        </w:rPr>
-        <w:t>9.23.102</w:t>
-      </w:r>
-      <w:r>
-        <w:rPr>
-          <w:rFonts w:hint="eastAsia"/>
-          <w:color w:val="EE0000"/>
-        </w:rPr>
-        <w:t xml:space="preserve"> (the victim) have go to the </w:t>
-      </w:r>
-      <w:r>
-        <w:rPr>
-          <w:color w:val="EE0000"/>
-        </w:rPr>
-        <w:t>malicious</w:t>
-      </w:r>
-      <w:r>
-        <w:rPr>
-          <w:rFonts w:hint="eastAsia"/>
-          <w:color w:val="EE0000"/>
-        </w:rPr>
-        <w:t xml:space="preserve"> website and downloaded</w:t>
-      </w:r>
-      <w:r>
-        <w:rPr>
-          <w:rFonts w:hint="eastAsia"/>
-          <w:color w:val="EE0000"/>
-        </w:rPr>
-        <w:t xml:space="preserve"> the </w:t>
-      </w:r>
-      <w:r>
-        <w:rPr>
-          <w:rFonts w:hint="eastAsia"/>
-          <w:color w:val="EE0000"/>
-        </w:rPr>
-        <w:t xml:space="preserve">malicious file </w:t>
-      </w:r>
-    </w:p>
-    <w:p/>
-    <w:p>
-      <w:r>
-        <w:rPr>
-          <w:rFonts w:hint="eastAsia"/>
-        </w:rPr>
-        <w:t>The roles of this Cobalt Strike attack is as follow:</w:t>
-      </w:r>
-    </w:p>
-    <w:p>
-      <w:r>
-        <w:rPr>
-          <w:rFonts w:hint="eastAsia"/>
-        </w:rPr>
-        <w:t xml:space="preserve">C2 Server    : 185.125.204.174 (Cobalt strike C2), 185.106.96.158(Cobalt </w:t>
-      </w:r>
-    </w:p>
-    <w:p>
-      <w:pPr>
-        <w:ind w:firstLineChars="700" w:firstLine="1680"/>
-      </w:pPr>
-      <w:r>
-        <w:rPr>
-          <w:rFonts w:hint="eastAsia"/>
-        </w:rPr>
-        <w:t>strike C2), 281.91.128.6 (loader C2)</w:t>
-      </w:r>
-    </w:p>
-    <w:p>
-      <w:pPr>
-        <w:rPr>
-          <w:rFonts w:hint="eastAsia"/>
-        </w:rPr>
-      </w:pPr>
-      <w:r>
-        <w:rPr>
-          <w:rFonts w:hint="eastAsia"/>
-        </w:rPr>
-        <w:t xml:space="preserve">Victim       : </w:t>
-      </w:r>
-      <w:r>
-        <w:t>10.9.23.102</w:t>
-      </w:r>
-    </w:p>
-    <w:p>
-      <w:pPr>
-        <w:rPr>
-          <w:rFonts w:hint="eastAsia"/>
-        </w:rPr>
-      </w:pPr>
-      <w:r>
-        <w:rPr>
-          <w:rFonts w:hint="eastAsia"/>
-        </w:rPr>
-        <w:t xml:space="preserve">Spy </w:t>
-      </w:r>
-      <w:r>
-        <w:rPr>
-          <w:rFonts w:hint="eastAsia"/>
-        </w:rPr>
-        <w:t xml:space="preserve">        </w:t>
-      </w:r>
-      <w:r>
-        <w:rPr>
-          <w:rFonts w:hint="eastAsia"/>
-        </w:rPr>
-        <w:t>: 185.125.204.174, 136.232.34.70</w:t>
-      </w:r>
-    </w:p>
-    <w:p>
-      <w:pPr>
-        <w:rPr>
-          <w:rFonts w:hint="eastAsia"/>
-        </w:rPr>
-      </w:pPr>
-      <w:proofErr w:type="spellStart"/>
-      <w:r>
-        <w:rPr>
-          <w:rFonts w:hint="eastAsia"/>
-        </w:rPr>
-        <w:t>Qbot</w:t>
-      </w:r>
-      <w:proofErr w:type="spellEnd"/>
-      <w:r>
-        <w:rPr>
-          <w:rFonts w:hint="eastAsia"/>
-        </w:rPr>
-        <w:t xml:space="preserve">        : 85.187.128.24 (Q3)</w:t>
-      </w:r>
-    </w:p>
-    <w:p>
-      <w:pPr>
-        <w:rPr>
-          <w:rFonts w:hint="eastAsia"/>
-        </w:rPr>
-      </w:pPr>
-      <w:r>
-        <w:rPr>
-          <w:rFonts w:hint="eastAsia"/>
-        </w:rPr>
-        <w:t>Zombie</w:t>
-      </w:r>
-      <w:r>
-        <w:rPr>
-          <w:rFonts w:hint="eastAsia"/>
-        </w:rPr>
-        <w:t xml:space="preserve">      : </w:t>
-      </w:r>
-      <w:r>
-        <w:t>10.9.23.102</w:t>
-      </w:r>
-    </w:p>
-    <w:p>
-      <w:pPr>
-        <w:rPr>
-          <w:rFonts w:hint="eastAsia"/>
-        </w:rPr>
-      </w:pPr>
-      <w:r>
-        <w:rPr>
-          <w:rFonts w:hint="eastAsia"/>
-        </w:rPr>
-        <w:t>Staging Server</w:t>
-      </w:r>
-      <w:r>
-        <w:rPr>
-          <w:rFonts w:hint="eastAsia"/>
-        </w:rPr>
-        <w:t xml:space="preserve"> : </w:t>
-      </w:r>
-      <w:r>
-        <w:rPr>
-          <w:rFonts w:hint="eastAsia"/>
-        </w:rPr>
-        <w:t>208.91.128.6</w:t>
-      </w:r>
-    </w:p>
-    <w:p>
-      <w:r>
-        <w:rPr>
-          <w:rFonts w:hint="eastAsia"/>
-        </w:rPr>
-        <w:t>Redirector</w:t>
-      </w:r>
-      <w:r>
-        <w:tab/>
-      </w:r>
-      <w:r>
-        <w:rPr>
-          <w:rFonts w:hint="eastAsia"/>
-        </w:rPr>
-        <w:t xml:space="preserve"> : </w:t>
-      </w:r>
-    </w:p>
-    <w:p/>
-    <w:p>
-      <w:pPr>
-        <w:rPr>
-          <w:rFonts w:hint="eastAsia"/>
-        </w:rPr>
-      </w:pPr>
-      <w:r>
-        <w:rPr>
-          <w:rFonts w:hint="eastAsia"/>
-        </w:rPr>
-        <w:t>In the initial access state, the initial</w:t>
-      </w:r>
-      <w:r>
-        <w:rPr>
-          <w:rFonts w:hint="eastAsia"/>
-        </w:rPr>
-        <w:t xml:space="preserve"> malicious HTTP connection occur </w:t>
-      </w:r>
-    </w:p>
-    <w:p>
-      <w:r>
-        <w:rPr>
-          <w:rFonts w:hint="eastAsia"/>
-          <w:noProof/>
-        </w:rPr>
-        <w:lastRenderedPageBreak/>
+      <w:r>
+        <w:rPr>
+          <w:rFonts w:hint="eastAsia"/>
+        </w:rPr>
+        <w:t>Use Zui to find out the traffic of the zip file</w:t>
+      </w:r>
+      <w:r>
+        <w:rPr>
+          <w:rFonts w:hint="eastAsia"/>
+        </w:rPr>
+        <w:t xml:space="preserve"> (Fig SO_CW1_5A)</w:t>
+      </w:r>
+      <w:r>
+        <w:rPr>
+          <w:rFonts w:hint="eastAsia"/>
+        </w:rPr>
+        <w:t>. Then, follow TCP stream in Wireshark to see the Server Header</w:t>
+      </w:r>
+      <w:r>
+        <w:rPr>
+          <w:rFonts w:hint="eastAsia"/>
+        </w:rPr>
+        <w:t xml:space="preserve"> (Fig SO_CW1_5B)</w:t>
+      </w:r>
+    </w:p>
+    <w:p>
+      <w:r>
+        <w:rPr>
+          <w:noProof/>
+        </w:rPr>
         <w:drawing>
-          <wp:inline distT="0" distB="0" distL="0" distR="0" wp14:anchorId="3AC2D868" wp14:editId="60BA2EC9">
-            <wp:extent cx="3457575" cy="1879117"/>
-            <wp:effectExtent l="0" t="0" r="0" b="6985"/>
-            <wp:docPr id="1032326075" name="圖片 9"/>
+          <wp:inline distT="0" distB="0" distL="0" distR="0" wp14:anchorId="4B9F9810" wp14:editId="0274910C">
+            <wp:extent cx="4344721" cy="1568709"/>
+            <wp:effectExtent l="0" t="0" r="0" b="0"/>
+            <wp:docPr id="1861665446" name="圖片 4"/>
             <wp:cNvGraphicFramePr>
               <a:graphicFrameLocks xmlns:a="http://schemas.openxmlformats.org/drawingml/2006/main" noChangeAspect="1"/>
             </wp:cNvGraphicFramePr>
@@ -1202,13 +3203,13 @@
               <a:graphicData uri="http://schemas.openxmlformats.org/drawingml/2006/picture">
                 <pic:pic xmlns:pic="http://schemas.openxmlformats.org/drawingml/2006/picture">
                   <pic:nvPicPr>
-                    <pic:cNvPr id="0" name="Picture 9"/>
+                    <pic:cNvPr id="0" name="Picture 4"/>
                     <pic:cNvPicPr>
                       <a:picLocks noChangeAspect="1" noChangeArrowheads="1"/>
                     </pic:cNvPicPr>
                   </pic:nvPicPr>
                   <pic:blipFill>
-                    <a:blip r:embed="rId9" cstate="print">
+                    <a:blip r:embed="rId18" cstate="print">
                       <a:extLst>
                         <a:ext uri="{28A0092B-C50C-407E-A947-70E740481C1C}">
                           <a14:useLocalDpi xmlns:a14="http://schemas.microsoft.com/office/drawing/2010/main" val="0"/>
@@ -1223,7 +3224,7 @@
                   <pic:spPr bwMode="auto">
                     <a:xfrm>
                       <a:off x="0" y="0"/>
-                      <a:ext cx="3469328" cy="1885505"/>
+                      <a:ext cx="4376472" cy="1580173"/>
                     </a:xfrm>
                     <a:prstGeom prst="rect">
                       <a:avLst/>
@@ -1250,7 +3251,2225 @@
         <w:rPr>
           <w:rFonts w:hint="eastAsia"/>
         </w:rPr>
-        <w:t>Fig SO_CW1_Q1</w:t>
+        <w:t>Fig SO_CW1_</w:t>
+      </w:r>
+      <w:r>
+        <w:rPr>
+          <w:rFonts w:hint="eastAsia"/>
+        </w:rPr>
+        <w:t>Q</w:t>
+      </w:r>
+      <w:r>
+        <w:rPr>
+          <w:rFonts w:hint="eastAsia"/>
+        </w:rPr>
+        <w:t>5A</w:t>
+      </w:r>
+    </w:p>
+    <w:p>
+      <w:r>
+        <w:rPr>
+          <w:noProof/>
+        </w:rPr>
+        <w:drawing>
+          <wp:inline distT="0" distB="0" distL="0" distR="0" wp14:anchorId="120664EA" wp14:editId="77CCAF78">
+            <wp:extent cx="2863850" cy="1863725"/>
+            <wp:effectExtent l="0" t="0" r="0" b="3175"/>
+            <wp:docPr id="755795661" name="圖片 5"/>
+            <wp:cNvGraphicFramePr>
+              <a:graphicFrameLocks xmlns:a="http://schemas.openxmlformats.org/drawingml/2006/main" noChangeAspect="1"/>
+            </wp:cNvGraphicFramePr>
+            <a:graphic xmlns:a="http://schemas.openxmlformats.org/drawingml/2006/main">
+              <a:graphicData uri="http://schemas.openxmlformats.org/drawingml/2006/picture">
+                <pic:pic xmlns:pic="http://schemas.openxmlformats.org/drawingml/2006/picture">
+                  <pic:nvPicPr>
+                    <pic:cNvPr id="0" name="Picture 5"/>
+                    <pic:cNvPicPr>
+                      <a:picLocks noChangeAspect="1" noChangeArrowheads="1"/>
+                    </pic:cNvPicPr>
+                  </pic:nvPicPr>
+                  <pic:blipFill rotWithShape="1">
+                    <a:blip r:embed="rId19" cstate="print">
+                      <a:extLst>
+                        <a:ext uri="{28A0092B-C50C-407E-A947-70E740481C1C}">
+                          <a14:useLocalDpi xmlns:a14="http://schemas.microsoft.com/office/drawing/2010/main" val="0"/>
+                        </a:ext>
+                      </a:extLst>
+                    </a:blip>
+                    <a:srcRect l="23329" t="17668" r="7879"/>
+                    <a:stretch>
+                      <a:fillRect/>
+                    </a:stretch>
+                  </pic:blipFill>
+                  <pic:spPr bwMode="auto">
+                    <a:xfrm>
+                      <a:off x="0" y="0"/>
+                      <a:ext cx="2900048" cy="1887282"/>
+                    </a:xfrm>
+                    <a:prstGeom prst="rect">
+                      <a:avLst/>
+                    </a:prstGeom>
+                    <a:noFill/>
+                    <a:ln>
+                      <a:noFill/>
+                    </a:ln>
+                    <a:extLst>
+                      <a:ext uri="{53640926-AAD7-44D8-BBD7-CCE9431645EC}">
+                        <a14:shadowObscured xmlns:a14="http://schemas.microsoft.com/office/drawing/2010/main"/>
+                      </a:ext>
+                    </a:extLst>
+                  </pic:spPr>
+                </pic:pic>
+              </a:graphicData>
+            </a:graphic>
+          </wp:inline>
+        </w:drawing>
+      </w:r>
+    </w:p>
+    <w:p>
+      <w:r>
+        <w:rPr>
+          <w:rFonts w:hint="eastAsia"/>
+        </w:rPr>
+        <w:t>Fig SO_CW1_</w:t>
+      </w:r>
+      <w:r>
+        <w:rPr>
+          <w:rFonts w:hint="eastAsia"/>
+        </w:rPr>
+        <w:t>Q</w:t>
+      </w:r>
+      <w:r>
+        <w:rPr>
+          <w:rFonts w:hint="eastAsia"/>
+        </w:rPr>
+        <w:t>5</w:t>
+      </w:r>
+      <w:r>
+        <w:rPr>
+          <w:rFonts w:hint="eastAsia"/>
+        </w:rPr>
+        <w:t>B</w:t>
+      </w:r>
+    </w:p>
+    <w:p/>
+    <w:p>
+      <w:r>
+        <w:t>The</w:t>
+      </w:r>
+      <w:r>
+        <w:rPr>
+          <w:rFonts w:hint="eastAsia"/>
+        </w:rPr>
+        <w:t xml:space="preserve"> </w:t>
+      </w:r>
+      <w:r>
+        <w:t>version of the webserver of the malicious IP</w:t>
+      </w:r>
+      <w:r>
+        <w:rPr>
+          <w:rFonts w:hint="eastAsia"/>
+        </w:rPr>
+        <w:t xml:space="preserve"> is found by follow TCP stream in Wireshark (Fig SO_CW1_Q6</w:t>
+      </w:r>
+      <w:r>
+        <w:rPr>
+          <w:rFonts w:hint="eastAsia"/>
+        </w:rPr>
+        <w:t>)</w:t>
+      </w:r>
+    </w:p>
+    <w:p>
+      <w:r>
+        <w:rPr>
+          <w:noProof/>
+        </w:rPr>
+        <w:lastRenderedPageBreak/>
+        <w:drawing>
+          <wp:inline distT="0" distB="0" distL="0" distR="0" wp14:anchorId="040F869A" wp14:editId="402C1FCC">
+            <wp:extent cx="3479800" cy="2280920"/>
+            <wp:effectExtent l="0" t="0" r="6350" b="5080"/>
+            <wp:docPr id="350844558" name="圖片 7"/>
+            <wp:cNvGraphicFramePr>
+              <a:graphicFrameLocks xmlns:a="http://schemas.openxmlformats.org/drawingml/2006/main" noChangeAspect="1"/>
+            </wp:cNvGraphicFramePr>
+            <a:graphic xmlns:a="http://schemas.openxmlformats.org/drawingml/2006/main">
+              <a:graphicData uri="http://schemas.openxmlformats.org/drawingml/2006/picture">
+                <pic:pic xmlns:pic="http://schemas.openxmlformats.org/drawingml/2006/picture">
+                  <pic:nvPicPr>
+                    <pic:cNvPr id="0" name="Picture 7"/>
+                    <pic:cNvPicPr>
+                      <a:picLocks noChangeAspect="1" noChangeArrowheads="1"/>
+                    </pic:cNvPicPr>
+                  </pic:nvPicPr>
+                  <pic:blipFill rotWithShape="1">
+                    <a:blip r:embed="rId20" cstate="print">
+                      <a:extLst>
+                        <a:ext uri="{28A0092B-C50C-407E-A947-70E740481C1C}">
+                          <a14:useLocalDpi xmlns:a14="http://schemas.microsoft.com/office/drawing/2010/main" val="0"/>
+                        </a:ext>
+                      </a:extLst>
+                    </a:blip>
+                    <a:srcRect l="23660" t="20213" r="10189"/>
+                    <a:stretch>
+                      <a:fillRect/>
+                    </a:stretch>
+                  </pic:blipFill>
+                  <pic:spPr bwMode="auto">
+                    <a:xfrm>
+                      <a:off x="0" y="0"/>
+                      <a:ext cx="3479800" cy="2280920"/>
+                    </a:xfrm>
+                    <a:prstGeom prst="rect">
+                      <a:avLst/>
+                    </a:prstGeom>
+                    <a:noFill/>
+                    <a:ln>
+                      <a:noFill/>
+                    </a:ln>
+                    <a:extLst>
+                      <a:ext uri="{53640926-AAD7-44D8-BBD7-CCE9431645EC}">
+                        <a14:shadowObscured xmlns:a14="http://schemas.microsoft.com/office/drawing/2010/main"/>
+                      </a:ext>
+                    </a:extLst>
+                  </pic:spPr>
+                </pic:pic>
+              </a:graphicData>
+            </a:graphic>
+          </wp:inline>
+        </w:drawing>
+      </w:r>
+    </w:p>
+    <w:p>
+      <w:r>
+        <w:rPr>
+          <w:rFonts w:hint="eastAsia"/>
+        </w:rPr>
+        <w:t>Fig SO_CW1_Q6</w:t>
+      </w:r>
+    </w:p>
+    <w:p/>
+    <w:p>
+      <w:r>
+        <w:rPr>
+          <w:rFonts w:hint="eastAsia"/>
+        </w:rPr>
+        <w:t xml:space="preserve">The three additional domains </w:t>
+      </w:r>
+      <w:r>
+        <w:rPr>
+          <w:rFonts w:hint="eastAsia"/>
+        </w:rPr>
+        <w:t xml:space="preserve">involved in downloading malicious files </w:t>
+      </w:r>
+      <w:proofErr w:type="gramStart"/>
+      <w:r>
+        <w:rPr>
+          <w:rFonts w:hint="eastAsia"/>
+        </w:rPr>
+        <w:t>is</w:t>
+      </w:r>
+      <w:proofErr w:type="gramEnd"/>
+      <w:r>
+        <w:rPr>
+          <w:rFonts w:hint="eastAsia"/>
+        </w:rPr>
+        <w:t xml:space="preserve"> between 16:45:11 to 16:45:30 (Fig SO_CW1_Q7)</w:t>
+      </w:r>
+    </w:p>
+    <w:p>
+      <w:r>
+        <w:rPr>
+          <w:noProof/>
+        </w:rPr>
+        <w:drawing>
+          <wp:inline distT="0" distB="0" distL="0" distR="0" wp14:anchorId="06C1CFA9" wp14:editId="60A8A0C2">
+            <wp:extent cx="5270500" cy="2275840"/>
+            <wp:effectExtent l="0" t="0" r="6350" b="0"/>
+            <wp:docPr id="1436569689" name="圖片 8"/>
+            <wp:cNvGraphicFramePr>
+              <a:graphicFrameLocks xmlns:a="http://schemas.openxmlformats.org/drawingml/2006/main" noChangeAspect="1"/>
+            </wp:cNvGraphicFramePr>
+            <a:graphic xmlns:a="http://schemas.openxmlformats.org/drawingml/2006/main">
+              <a:graphicData uri="http://schemas.openxmlformats.org/drawingml/2006/picture">
+                <pic:pic xmlns:pic="http://schemas.openxmlformats.org/drawingml/2006/picture">
+                  <pic:nvPicPr>
+                    <pic:cNvPr id="0" name="Picture 8"/>
+                    <pic:cNvPicPr>
+                      <a:picLocks noChangeAspect="1" noChangeArrowheads="1"/>
+                    </pic:cNvPicPr>
+                  </pic:nvPicPr>
+                  <pic:blipFill>
+                    <a:blip r:embed="rId21" cstate="print">
+                      <a:extLst>
+                        <a:ext uri="{28A0092B-C50C-407E-A947-70E740481C1C}">
+                          <a14:useLocalDpi xmlns:a14="http://schemas.microsoft.com/office/drawing/2010/main" val="0"/>
+                        </a:ext>
+                      </a:extLst>
+                    </a:blip>
+                    <a:srcRect/>
+                    <a:stretch>
+                      <a:fillRect/>
+                    </a:stretch>
+                  </pic:blipFill>
+                  <pic:spPr bwMode="auto">
+                    <a:xfrm>
+                      <a:off x="0" y="0"/>
+                      <a:ext cx="5270500" cy="2275840"/>
+                    </a:xfrm>
+                    <a:prstGeom prst="rect">
+                      <a:avLst/>
+                    </a:prstGeom>
+                    <a:noFill/>
+                    <a:ln>
+                      <a:noFill/>
+                    </a:ln>
+                  </pic:spPr>
+                </pic:pic>
+              </a:graphicData>
+            </a:graphic>
+          </wp:inline>
+        </w:drawing>
+      </w:r>
+    </w:p>
+    <w:p>
+      <w:r>
+        <w:rPr>
+          <w:rFonts w:hint="eastAsia"/>
+        </w:rPr>
+        <w:t>Fig SO_CW1_Q7</w:t>
+      </w:r>
+    </w:p>
+    <w:p/>
+    <w:p>
+      <w:r>
+        <w:rPr>
+          <w:rFonts w:hint="eastAsia"/>
+        </w:rPr>
+        <w:t>The CA issued SSL certificate is shown in Fig SO_CW1_Q8.</w:t>
+      </w:r>
+    </w:p>
+    <w:p>
+      <w:r>
+        <w:rPr>
+          <w:noProof/>
+        </w:rPr>
+        <w:drawing>
+          <wp:inline distT="0" distB="0" distL="0" distR="0" wp14:anchorId="03E8B516" wp14:editId="4DCD865E">
+            <wp:extent cx="4377351" cy="1524233"/>
+            <wp:effectExtent l="0" t="0" r="4445" b="0"/>
+            <wp:docPr id="754876334" name="圖片 12"/>
+            <wp:cNvGraphicFramePr>
+              <a:graphicFrameLocks xmlns:a="http://schemas.openxmlformats.org/drawingml/2006/main" noChangeAspect="1"/>
+            </wp:cNvGraphicFramePr>
+            <a:graphic xmlns:a="http://schemas.openxmlformats.org/drawingml/2006/main">
+              <a:graphicData uri="http://schemas.openxmlformats.org/drawingml/2006/picture">
+                <pic:pic xmlns:pic="http://schemas.openxmlformats.org/drawingml/2006/picture">
+                  <pic:nvPicPr>
+                    <pic:cNvPr id="0" name="Picture 12"/>
+                    <pic:cNvPicPr>
+                      <a:picLocks noChangeAspect="1" noChangeArrowheads="1"/>
+                    </pic:cNvPicPr>
+                  </pic:nvPicPr>
+                  <pic:blipFill>
+                    <a:blip r:embed="rId22" cstate="print">
+                      <a:extLst>
+                        <a:ext uri="{28A0092B-C50C-407E-A947-70E740481C1C}">
+                          <a14:useLocalDpi xmlns:a14="http://schemas.microsoft.com/office/drawing/2010/main" val="0"/>
+                        </a:ext>
+                      </a:extLst>
+                    </a:blip>
+                    <a:srcRect/>
+                    <a:stretch>
+                      <a:fillRect/>
+                    </a:stretch>
+                  </pic:blipFill>
+                  <pic:spPr bwMode="auto">
+                    <a:xfrm>
+                      <a:off x="0" y="0"/>
+                      <a:ext cx="4377351" cy="1524233"/>
+                    </a:xfrm>
+                    <a:prstGeom prst="rect">
+                      <a:avLst/>
+                    </a:prstGeom>
+                    <a:noFill/>
+                    <a:ln>
+                      <a:noFill/>
+                    </a:ln>
+                  </pic:spPr>
+                </pic:pic>
+              </a:graphicData>
+            </a:graphic>
+          </wp:inline>
+        </w:drawing>
+      </w:r>
+    </w:p>
+    <w:p>
+      <w:r>
+        <w:rPr>
+          <w:rFonts w:hint="eastAsia"/>
+        </w:rPr>
+        <w:t>Fig SO_CW1_Q8</w:t>
+      </w:r>
+    </w:p>
+    <w:p>
+      <w:r>
+        <w:br w:type="page"/>
+      </w:r>
+    </w:p>
+    <w:p>
+      <w:pPr>
+        <w:rPr>
+          <w:noProof/>
+        </w:rPr>
+      </w:pPr>
+      <w:r>
+        <w:rPr>
+          <w:noProof/>
+        </w:rPr>
+        <w:lastRenderedPageBreak/>
+        <w:t>The post infection traffic was directed to the domain maldivehost.net (Fig SO_CW1_Q13A an</w:t>
+      </w:r>
+      <w:r>
+        <w:rPr>
+          <w:rFonts w:hint="eastAsia"/>
+          <w:noProof/>
+        </w:rPr>
+        <w:t xml:space="preserve">d </w:t>
+      </w:r>
+      <w:r>
+        <w:rPr>
+          <w:noProof/>
+        </w:rPr>
+        <w:t>13B). That is 208.91.128.6.</w:t>
+      </w:r>
+      <w:r>
+        <w:rPr>
+          <w:rFonts w:hint="eastAsia"/>
+          <w:noProof/>
+        </w:rPr>
+        <w:t xml:space="preserve"> and</w:t>
+      </w:r>
+      <w:r>
+        <w:rPr>
+          <w:noProof/>
+        </w:rPr>
+        <w:t xml:space="preserve"> load C2 server. It generate the virus to other infected IP or zombie.</w:t>
+      </w:r>
+    </w:p>
+    <w:p>
+      <w:r>
+        <w:rPr>
+          <w:rFonts w:hint="eastAsia"/>
+          <w:noProof/>
+        </w:rPr>
+        <w:drawing>
+          <wp:inline distT="0" distB="0" distL="0" distR="0" wp14:anchorId="69BDE54C" wp14:editId="3512738B">
+            <wp:extent cx="6175169" cy="1772496"/>
+            <wp:effectExtent l="0" t="0" r="0" b="0"/>
+            <wp:docPr id="1787682464" name="Picture 9" descr="A screenshot of a computer&#10;&#10;AI-generated content may be incorrect."/>
+            <wp:cNvGraphicFramePr>
+              <a:graphicFrameLocks xmlns:a="http://schemas.openxmlformats.org/drawingml/2006/main" noChangeAspect="1"/>
+            </wp:cNvGraphicFramePr>
+            <a:graphic xmlns:a="http://schemas.openxmlformats.org/drawingml/2006/main">
+              <a:graphicData uri="http://schemas.openxmlformats.org/drawingml/2006/picture">
+                <pic:pic xmlns:pic="http://schemas.openxmlformats.org/drawingml/2006/picture">
+                  <pic:nvPicPr>
+                    <pic:cNvPr id="1787682464" name="Picture 9" descr="A screenshot of a computer&#10;&#10;AI-generated content may be incorrect."/>
+                    <pic:cNvPicPr>
+                      <a:picLocks noChangeAspect="1" noChangeArrowheads="1"/>
+                    </pic:cNvPicPr>
+                  </pic:nvPicPr>
+                  <pic:blipFill rotWithShape="1">
+                    <a:blip r:embed="rId23" cstate="print">
+                      <a:extLst>
+                        <a:ext uri="{28A0092B-C50C-407E-A947-70E740481C1C}">
+                          <a14:useLocalDpi xmlns:a14="http://schemas.microsoft.com/office/drawing/2010/main" val="0"/>
+                        </a:ext>
+                      </a:extLst>
+                    </a:blip>
+                    <a:srcRect t="1" b="46099"/>
+                    <a:stretch>
+                      <a:fillRect/>
+                    </a:stretch>
+                  </pic:blipFill>
+                  <pic:spPr bwMode="auto">
+                    <a:xfrm>
+                      <a:off x="0" y="0"/>
+                      <a:ext cx="6191915" cy="1777303"/>
+                    </a:xfrm>
+                    <a:prstGeom prst="rect">
+                      <a:avLst/>
+                    </a:prstGeom>
+                    <a:noFill/>
+                    <a:ln>
+                      <a:noFill/>
+                    </a:ln>
+                    <a:extLst>
+                      <a:ext uri="{53640926-AAD7-44D8-BBD7-CCE9431645EC}">
+                        <a14:shadowObscured xmlns:a14="http://schemas.microsoft.com/office/drawing/2010/main"/>
+                      </a:ext>
+                    </a:extLst>
+                  </pic:spPr>
+                </pic:pic>
+              </a:graphicData>
+            </a:graphic>
+          </wp:inline>
+        </w:drawing>
+      </w:r>
+    </w:p>
+    <w:p>
+      <w:pPr>
+        <w:rPr>
+          <w:rFonts w:hint="eastAsia"/>
+        </w:rPr>
+      </w:pPr>
+      <w:r>
+        <w:rPr>
+          <w:rFonts w:hint="eastAsia"/>
+        </w:rPr>
+        <w:t>Fig SO_CW1_Q13A</w:t>
+      </w:r>
+    </w:p>
+    <w:p>
+      <w:r>
+        <w:rPr>
+          <w:noProof/>
+        </w:rPr>
+        <w:drawing>
+          <wp:inline distT="0" distB="0" distL="0" distR="0" wp14:anchorId="1FE77AA8" wp14:editId="0E594CBC">
+            <wp:extent cx="6830591" cy="860961"/>
+            <wp:effectExtent l="0" t="0" r="0" b="0"/>
+            <wp:docPr id="526996780" name="Picture 10"/>
+            <wp:cNvGraphicFramePr>
+              <a:graphicFrameLocks xmlns:a="http://schemas.openxmlformats.org/drawingml/2006/main" noChangeAspect="1"/>
+            </wp:cNvGraphicFramePr>
+            <a:graphic xmlns:a="http://schemas.openxmlformats.org/drawingml/2006/main">
+              <a:graphicData uri="http://schemas.openxmlformats.org/drawingml/2006/picture">
+                <pic:pic xmlns:pic="http://schemas.openxmlformats.org/drawingml/2006/picture">
+                  <pic:nvPicPr>
+                    <pic:cNvPr id="0" name="Picture 10"/>
+                    <pic:cNvPicPr>
+                      <a:picLocks noChangeAspect="1" noChangeArrowheads="1"/>
+                    </pic:cNvPicPr>
+                  </pic:nvPicPr>
+                  <pic:blipFill rotWithShape="1">
+                    <a:blip r:embed="rId24">
+                      <a:extLst>
+                        <a:ext uri="{28A0092B-C50C-407E-A947-70E740481C1C}">
+                          <a14:useLocalDpi xmlns:a14="http://schemas.microsoft.com/office/drawing/2010/main" val="0"/>
+                        </a:ext>
+                      </a:extLst>
+                    </a:blip>
+                    <a:srcRect b="77434"/>
+                    <a:stretch>
+                      <a:fillRect/>
+                    </a:stretch>
+                  </pic:blipFill>
+                  <pic:spPr bwMode="auto">
+                    <a:xfrm>
+                      <a:off x="0" y="0"/>
+                      <a:ext cx="6832600" cy="861214"/>
+                    </a:xfrm>
+                    <a:prstGeom prst="rect">
+                      <a:avLst/>
+                    </a:prstGeom>
+                    <a:noFill/>
+                    <a:ln>
+                      <a:noFill/>
+                    </a:ln>
+                    <a:extLst>
+                      <a:ext uri="{53640926-AAD7-44D8-BBD7-CCE9431645EC}">
+                        <a14:shadowObscured xmlns:a14="http://schemas.microsoft.com/office/drawing/2010/main"/>
+                      </a:ext>
+                    </a:extLst>
+                  </pic:spPr>
+                </pic:pic>
+              </a:graphicData>
+            </a:graphic>
+          </wp:inline>
+        </w:drawing>
+      </w:r>
+    </w:p>
+    <w:p>
+      <w:r>
+        <w:rPr>
+          <w:rFonts w:hint="eastAsia"/>
+        </w:rPr>
+        <w:t>Fig SO_CW1_Q13B</w:t>
+      </w:r>
+    </w:p>
+    <w:p>
+      <w:pPr>
+        <w:rPr>
+          <w:noProof/>
+        </w:rPr>
+      </w:pPr>
+    </w:p>
+    <w:p>
+      <w:pPr>
+        <w:rPr>
+          <w:rFonts w:hint="eastAsia"/>
+          <w:noProof/>
+        </w:rPr>
+      </w:pPr>
+      <w:r>
+        <w:rPr>
+          <w:rFonts w:hint="eastAsia"/>
+          <w:noProof/>
+        </w:rPr>
+        <w:t xml:space="preserve">For questions </w:t>
+      </w:r>
+      <w:r>
+        <w:rPr>
+          <w:noProof/>
+        </w:rPr>
+        <w:t>14 to 16 is about the information about this load C2 server(208.91.128.6) or the packet information that sent to this IP.</w:t>
+      </w:r>
+      <w:r>
+        <w:rPr>
+          <w:rFonts w:hint="eastAsia"/>
+          <w:noProof/>
+        </w:rPr>
+        <w:t xml:space="preserve"> (</w:t>
+      </w:r>
+      <w:r>
+        <w:rPr>
+          <w:rFonts w:hint="eastAsia"/>
+        </w:rPr>
+        <w:t>Fig SO_CW1_Q14, Fig SO_CW1_Q15, Fig SO_CW1_Q16</w:t>
+      </w:r>
+      <w:r>
+        <w:rPr>
+          <w:rFonts w:hint="eastAsia"/>
+          <w:noProof/>
+        </w:rPr>
+        <w:t>)</w:t>
+      </w:r>
+    </w:p>
+    <w:p>
+      <w:r>
+        <w:rPr>
+          <w:noProof/>
+        </w:rPr>
+        <w:drawing>
+          <wp:inline distT="0" distB="0" distL="0" distR="0" wp14:anchorId="12E189A3" wp14:editId="7169F4AC">
+            <wp:extent cx="6829165" cy="1864426"/>
+            <wp:effectExtent l="0" t="0" r="0" b="2540"/>
+            <wp:docPr id="2085221200" name="Picture 11"/>
+            <wp:cNvGraphicFramePr>
+              <a:graphicFrameLocks xmlns:a="http://schemas.openxmlformats.org/drawingml/2006/main" noChangeAspect="1"/>
+            </wp:cNvGraphicFramePr>
+            <a:graphic xmlns:a="http://schemas.openxmlformats.org/drawingml/2006/main">
+              <a:graphicData uri="http://schemas.openxmlformats.org/drawingml/2006/picture">
+                <pic:pic xmlns:pic="http://schemas.openxmlformats.org/drawingml/2006/picture">
+                  <pic:nvPicPr>
+                    <pic:cNvPr id="0" name="Picture 11"/>
+                    <pic:cNvPicPr>
+                      <a:picLocks noChangeAspect="1" noChangeArrowheads="1"/>
+                    </pic:cNvPicPr>
+                  </pic:nvPicPr>
+                  <pic:blipFill rotWithShape="1">
+                    <a:blip r:embed="rId25">
+                      <a:extLst>
+                        <a:ext uri="{28A0092B-C50C-407E-A947-70E740481C1C}">
+                          <a14:useLocalDpi xmlns:a14="http://schemas.microsoft.com/office/drawing/2010/main" val="0"/>
+                        </a:ext>
+                      </a:extLst>
+                    </a:blip>
+                    <a:srcRect b="52157"/>
+                    <a:stretch>
+                      <a:fillRect/>
+                    </a:stretch>
+                  </pic:blipFill>
+                  <pic:spPr bwMode="auto">
+                    <a:xfrm>
+                      <a:off x="0" y="0"/>
+                      <a:ext cx="6832600" cy="1865364"/>
+                    </a:xfrm>
+                    <a:prstGeom prst="rect">
+                      <a:avLst/>
+                    </a:prstGeom>
+                    <a:noFill/>
+                    <a:ln>
+                      <a:noFill/>
+                    </a:ln>
+                    <a:extLst>
+                      <a:ext uri="{53640926-AAD7-44D8-BBD7-CCE9431645EC}">
+                        <a14:shadowObscured xmlns:a14="http://schemas.microsoft.com/office/drawing/2010/main"/>
+                      </a:ext>
+                    </a:extLst>
+                  </pic:spPr>
+                </pic:pic>
+              </a:graphicData>
+            </a:graphic>
+          </wp:inline>
+        </w:drawing>
+      </w:r>
+    </w:p>
+    <w:p>
+      <w:pPr>
+        <w:rPr>
+          <w:rFonts w:hint="eastAsia"/>
+        </w:rPr>
+      </w:pPr>
+      <w:r>
+        <w:rPr>
+          <w:rFonts w:hint="eastAsia"/>
+        </w:rPr>
+        <w:t>Fig SO_CW1_Q14</w:t>
+      </w:r>
+    </w:p>
+    <w:p>
+      <w:r>
+        <w:rPr>
+          <w:noProof/>
+        </w:rPr>
+        <w:drawing>
+          <wp:inline distT="0" distB="0" distL="0" distR="0" wp14:anchorId="08DC6F1C" wp14:editId="0B9F4C22">
+            <wp:extent cx="6828713" cy="1033153"/>
+            <wp:effectExtent l="0" t="0" r="0" b="0"/>
+            <wp:docPr id="897972188" name="Picture 12"/>
+            <wp:cNvGraphicFramePr>
+              <a:graphicFrameLocks xmlns:a="http://schemas.openxmlformats.org/drawingml/2006/main" noChangeAspect="1"/>
+            </wp:cNvGraphicFramePr>
+            <a:graphic xmlns:a="http://schemas.openxmlformats.org/drawingml/2006/main">
+              <a:graphicData uri="http://schemas.openxmlformats.org/drawingml/2006/picture">
+                <pic:pic xmlns:pic="http://schemas.openxmlformats.org/drawingml/2006/picture">
+                  <pic:nvPicPr>
+                    <pic:cNvPr id="0" name="Picture 12"/>
+                    <pic:cNvPicPr>
+                      <a:picLocks noChangeAspect="1" noChangeArrowheads="1"/>
+                    </pic:cNvPicPr>
+                  </pic:nvPicPr>
+                  <pic:blipFill rotWithShape="1">
+                    <a:blip r:embed="rId26">
+                      <a:extLst>
+                        <a:ext uri="{28A0092B-C50C-407E-A947-70E740481C1C}">
+                          <a14:useLocalDpi xmlns:a14="http://schemas.microsoft.com/office/drawing/2010/main" val="0"/>
+                        </a:ext>
+                      </a:extLst>
+                    </a:blip>
+                    <a:srcRect b="71590"/>
+                    <a:stretch>
+                      <a:fillRect/>
+                    </a:stretch>
+                  </pic:blipFill>
+                  <pic:spPr bwMode="auto">
+                    <a:xfrm>
+                      <a:off x="0" y="0"/>
+                      <a:ext cx="6832600" cy="1033741"/>
+                    </a:xfrm>
+                    <a:prstGeom prst="rect">
+                      <a:avLst/>
+                    </a:prstGeom>
+                    <a:noFill/>
+                    <a:ln>
+                      <a:noFill/>
+                    </a:ln>
+                    <a:extLst>
+                      <a:ext uri="{53640926-AAD7-44D8-BBD7-CCE9431645EC}">
+                        <a14:shadowObscured xmlns:a14="http://schemas.microsoft.com/office/drawing/2010/main"/>
+                      </a:ext>
+                    </a:extLst>
+                  </pic:spPr>
+                </pic:pic>
+              </a:graphicData>
+            </a:graphic>
+          </wp:inline>
+        </w:drawing>
+      </w:r>
+    </w:p>
+    <w:p>
+      <w:pPr>
+        <w:rPr>
+          <w:rFonts w:hint="eastAsia"/>
+        </w:rPr>
+      </w:pPr>
+      <w:r>
+        <w:rPr>
+          <w:rFonts w:hint="eastAsia"/>
+        </w:rPr>
+        <w:t>Fig SO_CW1_Q15</w:t>
+      </w:r>
+    </w:p>
+    <w:p>
+      <w:r>
+        <w:rPr>
+          <w:noProof/>
+        </w:rPr>
+        <w:drawing>
+          <wp:inline distT="0" distB="0" distL="0" distR="0" wp14:anchorId="79386859" wp14:editId="040820C9">
+            <wp:extent cx="3867150" cy="1364615"/>
+            <wp:effectExtent l="0" t="0" r="0" b="6985"/>
+            <wp:docPr id="1301283567" name="Picture 13"/>
+            <wp:cNvGraphicFramePr>
+              <a:graphicFrameLocks xmlns:a="http://schemas.openxmlformats.org/drawingml/2006/main" noChangeAspect="1"/>
+            </wp:cNvGraphicFramePr>
+            <a:graphic xmlns:a="http://schemas.openxmlformats.org/drawingml/2006/main">
+              <a:graphicData uri="http://schemas.openxmlformats.org/drawingml/2006/picture">
+                <pic:pic xmlns:pic="http://schemas.openxmlformats.org/drawingml/2006/picture">
+                  <pic:nvPicPr>
+                    <pic:cNvPr id="0" name="Picture 13"/>
+                    <pic:cNvPicPr>
+                      <a:picLocks noChangeAspect="1" noChangeArrowheads="1"/>
+                    </pic:cNvPicPr>
+                  </pic:nvPicPr>
+                  <pic:blipFill rotWithShape="1">
+                    <a:blip r:embed="rId27">
+                      <a:extLst>
+                        <a:ext uri="{28A0092B-C50C-407E-A947-70E740481C1C}">
+                          <a14:useLocalDpi xmlns:a14="http://schemas.microsoft.com/office/drawing/2010/main" val="0"/>
+                        </a:ext>
+                      </a:extLst>
+                    </a:blip>
+                    <a:srcRect l="9483" t="23948" r="33882" b="41029"/>
+                    <a:stretch>
+                      <a:fillRect/>
+                    </a:stretch>
+                  </pic:blipFill>
+                  <pic:spPr bwMode="auto">
+                    <a:xfrm>
+                      <a:off x="0" y="0"/>
+                      <a:ext cx="3868590" cy="1365123"/>
+                    </a:xfrm>
+                    <a:prstGeom prst="rect">
+                      <a:avLst/>
+                    </a:prstGeom>
+                    <a:noFill/>
+                    <a:ln>
+                      <a:noFill/>
+                    </a:ln>
+                    <a:extLst>
+                      <a:ext uri="{53640926-AAD7-44D8-BBD7-CCE9431645EC}">
+                        <a14:shadowObscured xmlns:a14="http://schemas.microsoft.com/office/drawing/2010/main"/>
+                      </a:ext>
+                    </a:extLst>
+                  </pic:spPr>
+                </pic:pic>
+              </a:graphicData>
+            </a:graphic>
+          </wp:inline>
+        </w:drawing>
+      </w:r>
+    </w:p>
+    <w:p>
+      <w:r>
+        <w:rPr>
+          <w:rFonts w:hint="eastAsia"/>
+        </w:rPr>
+        <w:t>Fig SO_CW1_Q16</w:t>
+      </w:r>
+    </w:p>
+    <w:p/>
+    <w:p>
+      <w:r>
+        <w:rPr>
+          <w:rFonts w:hint="eastAsia"/>
+          <w:b/>
+          <w:bCs/>
+          <w:i/>
+          <w:iCs/>
+          <w:sz w:val="28"/>
+          <w:szCs w:val="28"/>
+        </w:rPr>
+        <w:lastRenderedPageBreak/>
+        <w:t xml:space="preserve">Phrase </w:t>
+      </w:r>
+      <w:r>
+        <w:rPr>
+          <w:rFonts w:hint="eastAsia"/>
+          <w:b/>
+          <w:bCs/>
+          <w:i/>
+          <w:iCs/>
+          <w:sz w:val="28"/>
+          <w:szCs w:val="28"/>
+        </w:rPr>
+        <w:t>2</w:t>
+      </w:r>
+      <w:r>
+        <w:rPr>
+          <w:rFonts w:hint="eastAsia"/>
+          <w:b/>
+          <w:bCs/>
+          <w:i/>
+          <w:iCs/>
+          <w:sz w:val="28"/>
+          <w:szCs w:val="28"/>
+        </w:rPr>
+        <w:t xml:space="preserve"> in the question set</w:t>
+      </w:r>
+      <w:r>
+        <w:rPr>
+          <w:rFonts w:hint="eastAsia"/>
+          <w:b/>
+          <w:bCs/>
+          <w:i/>
+          <w:iCs/>
+          <w:sz w:val="28"/>
+          <w:szCs w:val="28"/>
+        </w:rPr>
+        <w:t xml:space="preserve"> (</w:t>
+      </w:r>
+      <w:r>
+        <w:rPr>
+          <w:rFonts w:hint="eastAsia"/>
+          <w:b/>
+          <w:bCs/>
+          <w:i/>
+          <w:iCs/>
+        </w:rPr>
+        <w:t>Q9-12</w:t>
+      </w:r>
+      <w:r>
+        <w:rPr>
+          <w:rFonts w:hint="eastAsia"/>
+          <w:b/>
+          <w:bCs/>
+          <w:i/>
+          <w:iCs/>
+          <w:sz w:val="28"/>
+          <w:szCs w:val="28"/>
+        </w:rPr>
+        <w:t>)</w:t>
+      </w:r>
+      <w:r>
+        <w:rPr>
+          <w:rFonts w:hint="eastAsia"/>
+          <w:b/>
+          <w:bCs/>
+          <w:i/>
+          <w:iCs/>
+          <w:sz w:val="28"/>
+          <w:szCs w:val="28"/>
+        </w:rPr>
+        <w:t>:</w:t>
+      </w:r>
+    </w:p>
+    <w:p>
+      <w:r>
+        <w:rPr>
+          <w:rFonts w:hint="eastAsia"/>
+        </w:rPr>
+        <w:t xml:space="preserve">To check which two IP are the Cobalt Strike C2 server, I first search the statistics in Wireshark to </w:t>
+      </w:r>
+      <w:r>
+        <w:t>find</w:t>
+      </w:r>
+      <w:r>
+        <w:rPr>
+          <w:rFonts w:hint="eastAsia"/>
+        </w:rPr>
+        <w:t xml:space="preserve"> the IP list in the descending order of traffic frequency. (Fig SO_CW1_9A) And then, I </w:t>
+      </w:r>
+      <w:proofErr w:type="gramStart"/>
+      <w:r>
+        <w:rPr>
+          <w:rFonts w:hint="eastAsia"/>
+        </w:rPr>
+        <w:t>check</w:t>
+      </w:r>
+      <w:proofErr w:type="gramEnd"/>
+      <w:r>
+        <w:rPr>
+          <w:rFonts w:hint="eastAsia"/>
+        </w:rPr>
+        <w:t xml:space="preserve"> the IP on </w:t>
+      </w:r>
+      <w:proofErr w:type="spellStart"/>
+      <w:r>
+        <w:rPr>
+          <w:rFonts w:hint="eastAsia"/>
+        </w:rPr>
+        <w:t>VirusTotal</w:t>
+      </w:r>
+      <w:proofErr w:type="spellEnd"/>
+      <w:r>
+        <w:rPr>
+          <w:rFonts w:hint="eastAsia"/>
+        </w:rPr>
+        <w:t xml:space="preserve">. Then, it is found in community </w:t>
+      </w:r>
+      <w:proofErr w:type="gramStart"/>
+      <w:r>
+        <w:rPr>
+          <w:rFonts w:hint="eastAsia"/>
+        </w:rPr>
+        <w:t>comment</w:t>
+      </w:r>
+      <w:proofErr w:type="gramEnd"/>
+      <w:r>
+        <w:rPr>
+          <w:rFonts w:hint="eastAsia"/>
+        </w:rPr>
+        <w:t xml:space="preserve"> that </w:t>
+      </w:r>
+      <w:r>
+        <w:t>185.106.96.158</w:t>
+      </w:r>
+      <w:r>
+        <w:rPr>
+          <w:rFonts w:hint="eastAsia"/>
+        </w:rPr>
+        <w:t xml:space="preserve"> and </w:t>
+      </w:r>
+      <w:r>
+        <w:t>185.125.204.174</w:t>
+      </w:r>
+      <w:r>
+        <w:rPr>
+          <w:rFonts w:hint="eastAsia"/>
+        </w:rPr>
+        <w:t xml:space="preserve"> are cobalt </w:t>
+      </w:r>
+      <w:proofErr w:type="gramStart"/>
+      <w:r>
+        <w:rPr>
+          <w:rFonts w:hint="eastAsia"/>
+        </w:rPr>
+        <w:t>strike</w:t>
+      </w:r>
+      <w:proofErr w:type="gramEnd"/>
+      <w:r>
+        <w:rPr>
+          <w:rFonts w:hint="eastAsia"/>
+        </w:rPr>
+        <w:t xml:space="preserve"> (Fig SO_CW1_9B and </w:t>
+      </w:r>
+      <w:r>
+        <w:rPr>
+          <w:rFonts w:hint="eastAsia"/>
+        </w:rPr>
+        <w:t>Fig SO_CW1_9C)</w:t>
+      </w:r>
+    </w:p>
+    <w:p>
+      <w:pPr>
+        <w:rPr>
+          <w:noProof/>
+        </w:rPr>
+      </w:pPr>
+      <w:r>
+        <w:rPr>
+          <w:noProof/>
+        </w:rPr>
+        <w:drawing>
+          <wp:inline distT="0" distB="0" distL="0" distR="0" wp14:anchorId="65908BD7" wp14:editId="5CE8107D">
+            <wp:extent cx="5274310" cy="2100838"/>
+            <wp:effectExtent l="0" t="0" r="2540" b="0"/>
+            <wp:docPr id="1246789580" name="Picture 1" descr="A screenshot of a computer&#10;&#10;AI-generated content may be incorrect."/>
+            <wp:cNvGraphicFramePr>
+              <a:graphicFrameLocks xmlns:a="http://schemas.openxmlformats.org/drawingml/2006/main" noChangeAspect="1"/>
+            </wp:cNvGraphicFramePr>
+            <a:graphic xmlns:a="http://schemas.openxmlformats.org/drawingml/2006/main">
+              <a:graphicData uri="http://schemas.openxmlformats.org/drawingml/2006/picture">
+                <pic:pic xmlns:pic="http://schemas.openxmlformats.org/drawingml/2006/picture">
+                  <pic:nvPicPr>
+                    <pic:cNvPr id="1246789580" name="Picture 1" descr="A screenshot of a computer&#10;&#10;AI-generated content may be incorrect."/>
+                    <pic:cNvPicPr>
+                      <a:picLocks noChangeAspect="1" noChangeArrowheads="1"/>
+                    </pic:cNvPicPr>
+                  </pic:nvPicPr>
+                  <pic:blipFill rotWithShape="1">
+                    <a:blip r:embed="rId28" cstate="print">
+                      <a:extLst>
+                        <a:ext uri="{28A0092B-C50C-407E-A947-70E740481C1C}">
+                          <a14:useLocalDpi xmlns:a14="http://schemas.microsoft.com/office/drawing/2010/main" val="0"/>
+                        </a:ext>
+                      </a:extLst>
+                    </a:blip>
+                    <a:srcRect b="25113"/>
+                    <a:stretch>
+                      <a:fillRect/>
+                    </a:stretch>
+                  </pic:blipFill>
+                  <pic:spPr bwMode="auto">
+                    <a:xfrm>
+                      <a:off x="0" y="0"/>
+                      <a:ext cx="5274310" cy="2100838"/>
+                    </a:xfrm>
+                    <a:prstGeom prst="rect">
+                      <a:avLst/>
+                    </a:prstGeom>
+                    <a:noFill/>
+                    <a:ln>
+                      <a:noFill/>
+                    </a:ln>
+                    <a:extLst>
+                      <a:ext uri="{53640926-AAD7-44D8-BBD7-CCE9431645EC}">
+                        <a14:shadowObscured xmlns:a14="http://schemas.microsoft.com/office/drawing/2010/main"/>
+                      </a:ext>
+                    </a:extLst>
+                  </pic:spPr>
+                </pic:pic>
+              </a:graphicData>
+            </a:graphic>
+          </wp:inline>
+        </w:drawing>
+      </w:r>
+    </w:p>
+    <w:p>
+      <w:r>
+        <w:rPr>
+          <w:rFonts w:hint="eastAsia"/>
+        </w:rPr>
+        <w:t>Fig SO_CW1_</w:t>
+      </w:r>
+      <w:r>
+        <w:rPr>
+          <w:rFonts w:hint="eastAsia"/>
+        </w:rPr>
+        <w:t>Q</w:t>
+      </w:r>
+      <w:r>
+        <w:rPr>
+          <w:rFonts w:hint="eastAsia"/>
+        </w:rPr>
+        <w:t>9A</w:t>
+      </w:r>
+    </w:p>
+    <w:p>
+      <w:pPr>
+        <w:rPr>
+          <w:noProof/>
+        </w:rPr>
+      </w:pPr>
+      <w:r>
+        <w:rPr>
+          <w:noProof/>
+        </w:rPr>
+        <w:drawing>
+          <wp:inline distT="0" distB="0" distL="0" distR="0" wp14:anchorId="0315AD15" wp14:editId="4E242D3B">
+            <wp:extent cx="2336800" cy="1968500"/>
+            <wp:effectExtent l="0" t="0" r="6350" b="0"/>
+            <wp:docPr id="2089590262" name="Picture 2"/>
+            <wp:cNvGraphicFramePr>
+              <a:graphicFrameLocks xmlns:a="http://schemas.openxmlformats.org/drawingml/2006/main" noChangeAspect="1"/>
+            </wp:cNvGraphicFramePr>
+            <a:graphic xmlns:a="http://schemas.openxmlformats.org/drawingml/2006/main">
+              <a:graphicData uri="http://schemas.openxmlformats.org/drawingml/2006/picture">
+                <pic:pic xmlns:pic="http://schemas.openxmlformats.org/drawingml/2006/picture">
+                  <pic:nvPicPr>
+                    <pic:cNvPr id="0" name="Picture 2"/>
+                    <pic:cNvPicPr>
+                      <a:picLocks noChangeAspect="1" noChangeArrowheads="1"/>
+                    </pic:cNvPicPr>
+                  </pic:nvPicPr>
+                  <pic:blipFill rotWithShape="1">
+                    <a:blip r:embed="rId29" cstate="print">
+                      <a:extLst>
+                        <a:ext uri="{28A0092B-C50C-407E-A947-70E740481C1C}">
+                          <a14:useLocalDpi xmlns:a14="http://schemas.microsoft.com/office/drawing/2010/main" val="0"/>
+                        </a:ext>
+                      </a:extLst>
+                    </a:blip>
+                    <a:srcRect r="55716" b="29864"/>
+                    <a:stretch>
+                      <a:fillRect/>
+                    </a:stretch>
+                  </pic:blipFill>
+                  <pic:spPr bwMode="auto">
+                    <a:xfrm>
+                      <a:off x="0" y="0"/>
+                      <a:ext cx="2336800" cy="1968500"/>
+                    </a:xfrm>
+                    <a:prstGeom prst="rect">
+                      <a:avLst/>
+                    </a:prstGeom>
+                    <a:noFill/>
+                    <a:ln>
+                      <a:noFill/>
+                    </a:ln>
+                    <a:extLst>
+                      <a:ext uri="{53640926-AAD7-44D8-BBD7-CCE9431645EC}">
+                        <a14:shadowObscured xmlns:a14="http://schemas.microsoft.com/office/drawing/2010/main"/>
+                      </a:ext>
+                    </a:extLst>
+                  </pic:spPr>
+                </pic:pic>
+              </a:graphicData>
+            </a:graphic>
+          </wp:inline>
+        </w:drawing>
+      </w:r>
+      <w:r>
+        <w:rPr>
+          <w:rFonts w:hint="eastAsia"/>
+        </w:rPr>
+        <w:t xml:space="preserve">   </w:t>
+      </w:r>
+      <w:r>
+        <w:rPr>
+          <w:noProof/>
+        </w:rPr>
+        <w:drawing>
+          <wp:inline distT="0" distB="0" distL="0" distR="0" wp14:anchorId="57DDDCC5" wp14:editId="1EA8D5F0">
+            <wp:extent cx="2336800" cy="2000250"/>
+            <wp:effectExtent l="0" t="0" r="6350" b="0"/>
+            <wp:docPr id="1623896695" name="Picture 3" descr="A screenshot of a computer&#10;&#10;AI-generated content may be incorrect."/>
+            <wp:cNvGraphicFramePr>
+              <a:graphicFrameLocks xmlns:a="http://schemas.openxmlformats.org/drawingml/2006/main" noChangeAspect="1"/>
+            </wp:cNvGraphicFramePr>
+            <a:graphic xmlns:a="http://schemas.openxmlformats.org/drawingml/2006/main">
+              <a:graphicData uri="http://schemas.openxmlformats.org/drawingml/2006/picture">
+                <pic:pic xmlns:pic="http://schemas.openxmlformats.org/drawingml/2006/picture">
+                  <pic:nvPicPr>
+                    <pic:cNvPr id="1623896695" name="Picture 3" descr="A screenshot of a computer&#10;&#10;AI-generated content may be incorrect."/>
+                    <pic:cNvPicPr>
+                      <a:picLocks noChangeAspect="1" noChangeArrowheads="1"/>
+                    </pic:cNvPicPr>
+                  </pic:nvPicPr>
+                  <pic:blipFill rotWithShape="1">
+                    <a:blip r:embed="rId30" cstate="print">
+                      <a:extLst>
+                        <a:ext uri="{28A0092B-C50C-407E-A947-70E740481C1C}">
+                          <a14:useLocalDpi xmlns:a14="http://schemas.microsoft.com/office/drawing/2010/main" val="0"/>
+                        </a:ext>
+                      </a:extLst>
+                    </a:blip>
+                    <a:srcRect t="1" r="55716" b="28733"/>
+                    <a:stretch>
+                      <a:fillRect/>
+                    </a:stretch>
+                  </pic:blipFill>
+                  <pic:spPr bwMode="auto">
+                    <a:xfrm>
+                      <a:off x="0" y="0"/>
+                      <a:ext cx="2336800" cy="2000250"/>
+                    </a:xfrm>
+                    <a:prstGeom prst="rect">
+                      <a:avLst/>
+                    </a:prstGeom>
+                    <a:noFill/>
+                    <a:ln>
+                      <a:noFill/>
+                    </a:ln>
+                    <a:extLst>
+                      <a:ext uri="{53640926-AAD7-44D8-BBD7-CCE9431645EC}">
+                        <a14:shadowObscured xmlns:a14="http://schemas.microsoft.com/office/drawing/2010/main"/>
+                      </a:ext>
+                    </a:extLst>
+                  </pic:spPr>
+                </pic:pic>
+              </a:graphicData>
+            </a:graphic>
+          </wp:inline>
+        </w:drawing>
+      </w:r>
+    </w:p>
+    <w:p>
+      <w:pPr>
+        <w:rPr>
+          <w:noProof/>
+        </w:rPr>
+      </w:pPr>
+      <w:r>
+        <w:rPr>
+          <w:rFonts w:hint="eastAsia"/>
+        </w:rPr>
+        <w:t>Fig SO_CW1_</w:t>
+      </w:r>
+      <w:r>
+        <w:rPr>
+          <w:rFonts w:hint="eastAsia"/>
+        </w:rPr>
+        <w:t>Q</w:t>
+      </w:r>
+      <w:r>
+        <w:rPr>
+          <w:rFonts w:hint="eastAsia"/>
+        </w:rPr>
+        <w:t>9B                    Fig SO_CW1_</w:t>
+      </w:r>
+      <w:r>
+        <w:rPr>
+          <w:rFonts w:hint="eastAsia"/>
+        </w:rPr>
+        <w:t>Q</w:t>
+      </w:r>
+      <w:r>
+        <w:rPr>
+          <w:rFonts w:hint="eastAsia"/>
+        </w:rPr>
+        <w:t>9C</w:t>
+      </w:r>
+    </w:p>
+    <w:p/>
+    <w:p>
+      <w:r>
+        <w:rPr>
+          <w:rFonts w:hint="eastAsia"/>
+        </w:rPr>
+        <w:t xml:space="preserve">From question 10 to 12 </w:t>
+      </w:r>
+      <w:proofErr w:type="gramStart"/>
+      <w:r>
+        <w:rPr>
+          <w:rFonts w:hint="eastAsia"/>
+        </w:rPr>
+        <w:t>are</w:t>
+      </w:r>
+      <w:proofErr w:type="gramEnd"/>
+      <w:r>
+        <w:rPr>
+          <w:rFonts w:hint="eastAsia"/>
+        </w:rPr>
+        <w:t xml:space="preserve"> the information about these Cobalt Strike </w:t>
+      </w:r>
+      <w:proofErr w:type="gramStart"/>
+      <w:r>
+        <w:rPr>
+          <w:rFonts w:hint="eastAsia"/>
+        </w:rPr>
+        <w:t>server</w:t>
+      </w:r>
+      <w:proofErr w:type="gramEnd"/>
+      <w:r>
+        <w:rPr>
+          <w:rFonts w:hint="eastAsia"/>
+        </w:rPr>
+        <w:t>. (Fig SO_CW1_Q10, Fig SO_CW1</w:t>
+      </w:r>
+      <w:r>
+        <w:rPr>
+          <w:rFonts w:hint="eastAsia"/>
+        </w:rPr>
+        <w:t xml:space="preserve">0, </w:t>
+      </w:r>
+      <w:r>
+        <w:rPr>
+          <w:rFonts w:hint="eastAsia"/>
+        </w:rPr>
+        <w:t>Q11, SO_CW1_Q12</w:t>
+      </w:r>
+      <w:r>
+        <w:rPr>
+          <w:rFonts w:hint="eastAsia"/>
+        </w:rPr>
+        <w:t>_</w:t>
+      </w:r>
+      <w:r>
+        <w:rPr>
+          <w:rFonts w:hint="eastAsia"/>
+        </w:rPr>
+        <w:t>)</w:t>
+      </w:r>
+    </w:p>
+    <w:p>
+      <w:r>
+        <w:rPr>
+          <w:noProof/>
+        </w:rPr>
+        <w:drawing>
+          <wp:inline distT="0" distB="0" distL="0" distR="0" wp14:anchorId="6A591545" wp14:editId="7A159F6F">
+            <wp:extent cx="1689100" cy="1530350"/>
+            <wp:effectExtent l="0" t="0" r="6350" b="0"/>
+            <wp:docPr id="1524090359" name="Picture 4"/>
+            <wp:cNvGraphicFramePr>
+              <a:graphicFrameLocks xmlns:a="http://schemas.openxmlformats.org/drawingml/2006/main" noChangeAspect="1"/>
+            </wp:cNvGraphicFramePr>
+            <a:graphic xmlns:a="http://schemas.openxmlformats.org/drawingml/2006/main">
+              <a:graphicData uri="http://schemas.openxmlformats.org/drawingml/2006/picture">
+                <pic:pic xmlns:pic="http://schemas.openxmlformats.org/drawingml/2006/picture">
+                  <pic:nvPicPr>
+                    <pic:cNvPr id="0" name="Picture 4"/>
+                    <pic:cNvPicPr>
+                      <a:picLocks noChangeAspect="1" noChangeArrowheads="1"/>
+                    </pic:cNvPicPr>
+                  </pic:nvPicPr>
+                  <pic:blipFill rotWithShape="1">
+                    <a:blip r:embed="rId31">
+                      <a:extLst>
+                        <a:ext uri="{28A0092B-C50C-407E-A947-70E740481C1C}">
+                          <a14:useLocalDpi xmlns:a14="http://schemas.microsoft.com/office/drawing/2010/main" val="0"/>
+                        </a:ext>
+                      </a:extLst>
+                    </a:blip>
+                    <a:srcRect l="21840" t="18499" r="53439" b="39441"/>
+                    <a:stretch>
+                      <a:fillRect/>
+                    </a:stretch>
+                  </pic:blipFill>
+                  <pic:spPr bwMode="auto">
+                    <a:xfrm>
+                      <a:off x="0" y="0"/>
+                      <a:ext cx="1689100" cy="1530350"/>
+                    </a:xfrm>
+                    <a:prstGeom prst="rect">
+                      <a:avLst/>
+                    </a:prstGeom>
+                    <a:noFill/>
+                    <a:ln>
+                      <a:noFill/>
+                    </a:ln>
+                    <a:extLst>
+                      <a:ext uri="{53640926-AAD7-44D8-BBD7-CCE9431645EC}">
+                        <a14:shadowObscured xmlns:a14="http://schemas.microsoft.com/office/drawing/2010/main"/>
+                      </a:ext>
+                    </a:extLst>
+                  </pic:spPr>
+                </pic:pic>
+              </a:graphicData>
+            </a:graphic>
+          </wp:inline>
+        </w:drawing>
+      </w:r>
+      <w:r>
+        <w:rPr>
+          <w:rFonts w:hint="eastAsia"/>
+        </w:rPr>
+        <w:t xml:space="preserve"> </w:t>
+      </w:r>
+      <w:r>
+        <w:rPr>
+          <w:noProof/>
+        </w:rPr>
+        <w:drawing>
+          <wp:inline distT="0" distB="0" distL="0" distR="0" wp14:anchorId="7C021C79" wp14:editId="780B3FC5">
+            <wp:extent cx="4381500" cy="806450"/>
+            <wp:effectExtent l="0" t="0" r="0" b="0"/>
+            <wp:docPr id="135315236" name="Picture 5"/>
+            <wp:cNvGraphicFramePr>
+              <a:graphicFrameLocks xmlns:a="http://schemas.openxmlformats.org/drawingml/2006/main" noChangeAspect="1"/>
+            </wp:cNvGraphicFramePr>
+            <a:graphic xmlns:a="http://schemas.openxmlformats.org/drawingml/2006/main">
+              <a:graphicData uri="http://schemas.openxmlformats.org/drawingml/2006/picture">
+                <pic:pic xmlns:pic="http://schemas.openxmlformats.org/drawingml/2006/picture">
+                  <pic:nvPicPr>
+                    <pic:cNvPr id="0" name="Picture 5"/>
+                    <pic:cNvPicPr>
+                      <a:picLocks noChangeAspect="1" noChangeArrowheads="1"/>
+                    </pic:cNvPicPr>
+                  </pic:nvPicPr>
+                  <pic:blipFill rotWithShape="1">
+                    <a:blip r:embed="rId32">
+                      <a:extLst>
+                        <a:ext uri="{28A0092B-C50C-407E-A947-70E740481C1C}">
+                          <a14:useLocalDpi xmlns:a14="http://schemas.microsoft.com/office/drawing/2010/main" val="0"/>
+                        </a:ext>
+                      </a:extLst>
+                    </a:blip>
+                    <a:srcRect r="35874" b="78869"/>
+                    <a:stretch>
+                      <a:fillRect/>
+                    </a:stretch>
+                  </pic:blipFill>
+                  <pic:spPr bwMode="auto">
+                    <a:xfrm>
+                      <a:off x="0" y="0"/>
+                      <a:ext cx="4381500" cy="806450"/>
+                    </a:xfrm>
+                    <a:prstGeom prst="rect">
+                      <a:avLst/>
+                    </a:prstGeom>
+                    <a:noFill/>
+                    <a:ln>
+                      <a:noFill/>
+                    </a:ln>
+                    <a:extLst>
+                      <a:ext uri="{53640926-AAD7-44D8-BBD7-CCE9431645EC}">
+                        <a14:shadowObscured xmlns:a14="http://schemas.microsoft.com/office/drawing/2010/main"/>
+                      </a:ext>
+                    </a:extLst>
+                  </pic:spPr>
+                </pic:pic>
+              </a:graphicData>
+            </a:graphic>
+          </wp:inline>
+        </w:drawing>
+      </w:r>
+    </w:p>
+    <w:p>
+      <w:pPr>
+        <w:rPr>
+          <w:noProof/>
+        </w:rPr>
+      </w:pPr>
+      <w:r>
+        <w:rPr>
+          <w:rFonts w:hint="eastAsia"/>
+        </w:rPr>
+        <w:t>Fig SO_CW1_Q10</w:t>
+      </w:r>
+      <w:r>
+        <w:rPr>
+          <w:rFonts w:hint="eastAsia"/>
+        </w:rPr>
+        <w:t xml:space="preserve">        </w:t>
+      </w:r>
+      <w:r>
+        <w:rPr>
+          <w:rFonts w:hint="eastAsia"/>
+        </w:rPr>
+        <w:t>Fig SO_CW1_Q</w:t>
+      </w:r>
+      <w:r>
+        <w:rPr>
+          <w:rFonts w:hint="eastAsia"/>
+        </w:rPr>
+        <w:t>11</w:t>
+      </w:r>
+    </w:p>
+    <w:p>
+      <w:r>
+        <w:rPr>
+          <w:rFonts w:hint="eastAsia"/>
+          <w:noProof/>
+        </w:rPr>
+        <w:drawing>
+          <wp:inline distT="0" distB="0" distL="0" distR="0" wp14:anchorId="309057D0" wp14:editId="3FD643C6">
+            <wp:extent cx="6413500" cy="920750"/>
+            <wp:effectExtent l="0" t="0" r="6350" b="0"/>
+            <wp:docPr id="1005408665" name="Picture 8"/>
+            <wp:cNvGraphicFramePr>
+              <a:graphicFrameLocks xmlns:a="http://schemas.openxmlformats.org/drawingml/2006/main" noChangeAspect="1"/>
+            </wp:cNvGraphicFramePr>
+            <a:graphic xmlns:a="http://schemas.openxmlformats.org/drawingml/2006/main">
+              <a:graphicData uri="http://schemas.openxmlformats.org/drawingml/2006/picture">
+                <pic:pic xmlns:pic="http://schemas.openxmlformats.org/drawingml/2006/picture">
+                  <pic:nvPicPr>
+                    <pic:cNvPr id="0" name="Picture 8"/>
+                    <pic:cNvPicPr>
+                      <a:picLocks noChangeAspect="1" noChangeArrowheads="1"/>
+                    </pic:cNvPicPr>
+                  </pic:nvPicPr>
+                  <pic:blipFill rotWithShape="1">
+                    <a:blip r:embed="rId33">
+                      <a:extLst>
+                        <a:ext uri="{28A0092B-C50C-407E-A947-70E740481C1C}">
+                          <a14:useLocalDpi xmlns:a14="http://schemas.microsoft.com/office/drawing/2010/main" val="0"/>
+                        </a:ext>
+                      </a:extLst>
+                    </a:blip>
+                    <a:srcRect r="6134" b="75873"/>
+                    <a:stretch>
+                      <a:fillRect/>
+                    </a:stretch>
+                  </pic:blipFill>
+                  <pic:spPr bwMode="auto">
+                    <a:xfrm>
+                      <a:off x="0" y="0"/>
+                      <a:ext cx="6413500" cy="920750"/>
+                    </a:xfrm>
+                    <a:prstGeom prst="rect">
+                      <a:avLst/>
+                    </a:prstGeom>
+                    <a:noFill/>
+                    <a:ln>
+                      <a:noFill/>
+                    </a:ln>
+                    <a:extLst>
+                      <a:ext uri="{53640926-AAD7-44D8-BBD7-CCE9431645EC}">
+                        <a14:shadowObscured xmlns:a14="http://schemas.microsoft.com/office/drawing/2010/main"/>
+                      </a:ext>
+                    </a:extLst>
+                  </pic:spPr>
+                </pic:pic>
+              </a:graphicData>
+            </a:graphic>
+          </wp:inline>
+        </w:drawing>
+      </w:r>
+    </w:p>
+    <w:p>
+      <w:pPr>
+        <w:rPr>
+          <w:rFonts w:hint="eastAsia"/>
+        </w:rPr>
+      </w:pPr>
+      <w:r>
+        <w:rPr>
+          <w:rFonts w:hint="eastAsia"/>
+        </w:rPr>
+        <w:t>SO_CW1_Q12_</w:t>
+      </w:r>
+    </w:p>
+    <w:p>
+      <w:r>
+        <w:rPr>
+          <w:rFonts w:hint="eastAsia"/>
+          <w:b/>
+          <w:bCs/>
+          <w:i/>
+          <w:iCs/>
+          <w:sz w:val="28"/>
+          <w:szCs w:val="28"/>
+        </w:rPr>
+        <w:lastRenderedPageBreak/>
+        <w:t xml:space="preserve">Phrase </w:t>
+      </w:r>
+      <w:r>
+        <w:rPr>
+          <w:rFonts w:hint="eastAsia"/>
+          <w:b/>
+          <w:bCs/>
+          <w:i/>
+          <w:iCs/>
+          <w:sz w:val="28"/>
+          <w:szCs w:val="28"/>
+        </w:rPr>
+        <w:t>3</w:t>
+      </w:r>
+      <w:r>
+        <w:rPr>
+          <w:rFonts w:hint="eastAsia"/>
+          <w:b/>
+          <w:bCs/>
+          <w:i/>
+          <w:iCs/>
+          <w:sz w:val="28"/>
+          <w:szCs w:val="28"/>
+        </w:rPr>
+        <w:t xml:space="preserve"> in the question set</w:t>
+      </w:r>
+      <w:r>
+        <w:rPr>
+          <w:rFonts w:hint="eastAsia"/>
+          <w:b/>
+          <w:bCs/>
+          <w:i/>
+          <w:iCs/>
+          <w:sz w:val="28"/>
+          <w:szCs w:val="28"/>
+        </w:rPr>
+        <w:t xml:space="preserve"> (</w:t>
+      </w:r>
+      <w:r>
+        <w:rPr>
+          <w:rFonts w:hint="eastAsia"/>
+          <w:b/>
+          <w:bCs/>
+          <w:i/>
+          <w:iCs/>
+        </w:rPr>
+        <w:t>Q17-18</w:t>
+      </w:r>
+      <w:r>
+        <w:rPr>
+          <w:rFonts w:hint="eastAsia"/>
+          <w:b/>
+          <w:bCs/>
+          <w:i/>
+          <w:iCs/>
+          <w:sz w:val="28"/>
+          <w:szCs w:val="28"/>
+        </w:rPr>
+        <w:t>)</w:t>
+      </w:r>
+      <w:r>
+        <w:rPr>
+          <w:rFonts w:hint="eastAsia"/>
+          <w:b/>
+          <w:bCs/>
+          <w:i/>
+          <w:iCs/>
+          <w:sz w:val="28"/>
+          <w:szCs w:val="28"/>
+        </w:rPr>
+        <w:t>:</w:t>
+      </w:r>
+    </w:p>
+    <w:p>
+      <w:pPr>
+        <w:rPr>
+          <w:noProof/>
+        </w:rPr>
+      </w:pPr>
+      <w:r>
+        <w:rPr>
+          <w:rFonts w:hint="eastAsia"/>
+          <w:noProof/>
+        </w:rPr>
+        <w:t>The malware check the victim</w:t>
+      </w:r>
+      <w:r>
+        <w:rPr>
+          <w:noProof/>
+        </w:rPr>
+        <w:t>’</w:t>
+      </w:r>
+      <w:r>
+        <w:rPr>
+          <w:rFonts w:hint="eastAsia"/>
+          <w:noProof/>
+        </w:rPr>
+        <w:t xml:space="preserve">s IP by requesting victim to lookup the external IP in ipify.org </w:t>
+      </w:r>
+    </w:p>
+    <w:p>
+      <w:pPr>
+        <w:rPr>
+          <w:rFonts w:hint="eastAsia"/>
+        </w:rPr>
+      </w:pPr>
+      <w:r>
+        <w:rPr>
+          <w:rFonts w:hint="eastAsia"/>
+          <w:noProof/>
+        </w:rPr>
+        <w:t>(</w:t>
+      </w:r>
+      <w:r>
+        <w:rPr>
+          <w:rFonts w:hint="eastAsia"/>
+        </w:rPr>
+        <w:t>Fig SO_CW1_Q17</w:t>
+      </w:r>
+      <w:r>
+        <w:rPr>
+          <w:rFonts w:hint="eastAsia"/>
+        </w:rPr>
+        <w:t>)</w:t>
+      </w:r>
+    </w:p>
+    <w:p>
+      <w:r>
+        <w:rPr>
+          <w:noProof/>
+        </w:rPr>
+        <w:drawing>
+          <wp:inline distT="0" distB="0" distL="0" distR="0" wp14:anchorId="74CA6EE3" wp14:editId="394FA459">
+            <wp:extent cx="6832600" cy="2095995"/>
+            <wp:effectExtent l="0" t="0" r="6350" b="0"/>
+            <wp:docPr id="779876415" name="Picture 14"/>
+            <wp:cNvGraphicFramePr>
+              <a:graphicFrameLocks xmlns:a="http://schemas.openxmlformats.org/drawingml/2006/main" noChangeAspect="1"/>
+            </wp:cNvGraphicFramePr>
+            <a:graphic xmlns:a="http://schemas.openxmlformats.org/drawingml/2006/main">
+              <a:graphicData uri="http://schemas.openxmlformats.org/drawingml/2006/picture">
+                <pic:pic xmlns:pic="http://schemas.openxmlformats.org/drawingml/2006/picture">
+                  <pic:nvPicPr>
+                    <pic:cNvPr id="0" name="Picture 14"/>
+                    <pic:cNvPicPr>
+                      <a:picLocks noChangeAspect="1" noChangeArrowheads="1"/>
+                    </pic:cNvPicPr>
+                  </pic:nvPicPr>
+                  <pic:blipFill rotWithShape="1">
+                    <a:blip r:embed="rId34">
+                      <a:extLst>
+                        <a:ext uri="{28A0092B-C50C-407E-A947-70E740481C1C}">
+                          <a14:useLocalDpi xmlns:a14="http://schemas.microsoft.com/office/drawing/2010/main" val="0"/>
+                        </a:ext>
+                      </a:extLst>
+                    </a:blip>
+                    <a:srcRect b="40526"/>
+                    <a:stretch>
+                      <a:fillRect/>
+                    </a:stretch>
+                  </pic:blipFill>
+                  <pic:spPr bwMode="auto">
+                    <a:xfrm>
+                      <a:off x="0" y="0"/>
+                      <a:ext cx="6832600" cy="2095995"/>
+                    </a:xfrm>
+                    <a:prstGeom prst="rect">
+                      <a:avLst/>
+                    </a:prstGeom>
+                    <a:noFill/>
+                    <a:ln>
+                      <a:noFill/>
+                    </a:ln>
+                    <a:extLst>
+                      <a:ext uri="{53640926-AAD7-44D8-BBD7-CCE9431645EC}">
+                        <a14:shadowObscured xmlns:a14="http://schemas.microsoft.com/office/drawing/2010/main"/>
+                      </a:ext>
+                    </a:extLst>
+                  </pic:spPr>
+                </pic:pic>
+              </a:graphicData>
+            </a:graphic>
+          </wp:inline>
+        </w:drawing>
+      </w:r>
+    </w:p>
+    <w:p>
+      <w:r>
+        <w:rPr>
+          <w:rFonts w:hint="eastAsia"/>
+        </w:rPr>
+        <w:t>Fig SO_CW1_Q17</w:t>
+      </w:r>
+    </w:p>
+    <w:p>
+      <w:pPr>
+        <w:rPr>
+          <w:noProof/>
+        </w:rPr>
+      </w:pPr>
+    </w:p>
+    <w:p>
+      <w:pPr>
+        <w:rPr>
+          <w:rFonts w:hint="eastAsia"/>
+        </w:rPr>
+      </w:pPr>
+      <w:r>
+        <w:rPr>
+          <w:rFonts w:hint="eastAsia"/>
+          <w:noProof/>
+        </w:rPr>
+        <w:t xml:space="preserve">And the domain name of previous DNS query is found. (Fig </w:t>
+      </w:r>
+      <w:r>
+        <w:rPr>
+          <w:rFonts w:hint="eastAsia"/>
+        </w:rPr>
+        <w:t>SO_CW1_Q</w:t>
+      </w:r>
+      <w:r>
+        <w:rPr>
+          <w:rFonts w:hint="eastAsia"/>
+        </w:rPr>
+        <w:t>18)</w:t>
+      </w:r>
+    </w:p>
+    <w:p>
+      <w:r>
+        <w:rPr>
+          <w:noProof/>
+        </w:rPr>
+        <w:drawing>
+          <wp:inline distT="0" distB="0" distL="0" distR="0" wp14:anchorId="7F488101" wp14:editId="1F48AD8C">
+            <wp:extent cx="6826250" cy="2214748"/>
+            <wp:effectExtent l="0" t="0" r="0" b="0"/>
+            <wp:docPr id="551841639" name="Picture 15"/>
+            <wp:cNvGraphicFramePr>
+              <a:graphicFrameLocks xmlns:a="http://schemas.openxmlformats.org/drawingml/2006/main" noChangeAspect="1"/>
+            </wp:cNvGraphicFramePr>
+            <a:graphic xmlns:a="http://schemas.openxmlformats.org/drawingml/2006/main">
+              <a:graphicData uri="http://schemas.openxmlformats.org/drawingml/2006/picture">
+                <pic:pic xmlns:pic="http://schemas.openxmlformats.org/drawingml/2006/picture">
+                  <pic:nvPicPr>
+                    <pic:cNvPr id="0" name="Picture 15"/>
+                    <pic:cNvPicPr>
+                      <a:picLocks noChangeAspect="1" noChangeArrowheads="1"/>
+                    </pic:cNvPicPr>
+                  </pic:nvPicPr>
+                  <pic:blipFill rotWithShape="1">
+                    <a:blip r:embed="rId35">
+                      <a:extLst>
+                        <a:ext uri="{28A0092B-C50C-407E-A947-70E740481C1C}">
+                          <a14:useLocalDpi xmlns:a14="http://schemas.microsoft.com/office/drawing/2010/main" val="0"/>
+                        </a:ext>
+                      </a:extLst>
+                    </a:blip>
+                    <a:srcRect b="41480"/>
+                    <a:stretch>
+                      <a:fillRect/>
+                    </a:stretch>
+                  </pic:blipFill>
+                  <pic:spPr bwMode="auto">
+                    <a:xfrm>
+                      <a:off x="0" y="0"/>
+                      <a:ext cx="6826250" cy="2214748"/>
+                    </a:xfrm>
+                    <a:prstGeom prst="rect">
+                      <a:avLst/>
+                    </a:prstGeom>
+                    <a:noFill/>
+                    <a:ln>
+                      <a:noFill/>
+                    </a:ln>
+                    <a:extLst>
+                      <a:ext uri="{53640926-AAD7-44D8-BBD7-CCE9431645EC}">
+                        <a14:shadowObscured xmlns:a14="http://schemas.microsoft.com/office/drawing/2010/main"/>
+                      </a:ext>
+                    </a:extLst>
+                  </pic:spPr>
+                </pic:pic>
+              </a:graphicData>
+            </a:graphic>
+          </wp:inline>
+        </w:drawing>
+      </w:r>
+    </w:p>
+    <w:p>
+      <w:r>
+        <w:rPr>
+          <w:rFonts w:hint="eastAsia"/>
+        </w:rPr>
+        <w:t>Fig SO_CW1_Q18</w:t>
+      </w:r>
+    </w:p>
+    <w:p/>
+    <w:p>
+      <w:pPr>
+        <w:rPr>
+          <w:rFonts w:hint="eastAsia"/>
+          <w:noProof/>
+        </w:rPr>
+      </w:pPr>
+      <w:r>
+        <w:rPr>
+          <w:rFonts w:hint="eastAsia"/>
+          <w:b/>
+          <w:bCs/>
+          <w:i/>
+          <w:iCs/>
+          <w:sz w:val="28"/>
+          <w:szCs w:val="28"/>
+        </w:rPr>
+        <w:t xml:space="preserve">Phrase </w:t>
+      </w:r>
+      <w:r>
+        <w:rPr>
+          <w:rFonts w:hint="eastAsia"/>
+          <w:b/>
+          <w:bCs/>
+          <w:i/>
+          <w:iCs/>
+          <w:sz w:val="28"/>
+          <w:szCs w:val="28"/>
+        </w:rPr>
+        <w:t>4</w:t>
+      </w:r>
+      <w:r>
+        <w:rPr>
+          <w:rFonts w:hint="eastAsia"/>
+          <w:b/>
+          <w:bCs/>
+          <w:i/>
+          <w:iCs/>
+          <w:sz w:val="28"/>
+          <w:szCs w:val="28"/>
+        </w:rPr>
+        <w:t xml:space="preserve"> in the question set</w:t>
+      </w:r>
+      <w:r>
+        <w:rPr>
+          <w:rFonts w:hint="eastAsia"/>
+          <w:b/>
+          <w:bCs/>
+          <w:i/>
+          <w:iCs/>
+          <w:sz w:val="28"/>
+          <w:szCs w:val="28"/>
+        </w:rPr>
+        <w:t xml:space="preserve"> (Q19-20)</w:t>
+      </w:r>
+      <w:r>
+        <w:rPr>
+          <w:rFonts w:hint="eastAsia"/>
+          <w:b/>
+          <w:bCs/>
+          <w:i/>
+          <w:iCs/>
+          <w:sz w:val="28"/>
+          <w:szCs w:val="28"/>
+        </w:rPr>
+        <w:t>:</w:t>
+      </w:r>
+    </w:p>
+    <w:p>
+      <w:pPr>
+        <w:rPr>
+          <w:noProof/>
+        </w:rPr>
+      </w:pPr>
+      <w:r>
+        <w:rPr>
+          <w:rFonts w:hint="eastAsia"/>
+          <w:noProof/>
+        </w:rPr>
+        <w:t>Victims sends</w:t>
+      </w:r>
+      <w:r>
+        <w:rPr>
+          <w:noProof/>
+        </w:rPr>
+        <w:t xml:space="preserve"> spam email</w:t>
+      </w:r>
+      <w:r>
+        <w:rPr>
+          <w:rFonts w:hint="eastAsia"/>
+          <w:noProof/>
+        </w:rPr>
+        <w:t>s to other computers through port 25 using SMTP protocal. These emails are spam</w:t>
+      </w:r>
+      <w:r>
+        <w:rPr>
+          <w:noProof/>
+        </w:rPr>
+        <w:t xml:space="preserve"> because </w:t>
+      </w:r>
+      <w:r>
+        <w:rPr>
+          <w:rFonts w:hint="eastAsia"/>
+          <w:noProof/>
+        </w:rPr>
+        <w:t>I search one of the victim</w:t>
+      </w:r>
+      <w:r>
+        <w:rPr>
+          <w:noProof/>
+        </w:rPr>
+        <w:t>’</w:t>
+      </w:r>
+      <w:r>
+        <w:rPr>
+          <w:rFonts w:hint="eastAsia"/>
+          <w:noProof/>
+        </w:rPr>
+        <w:t xml:space="preserve">s target </w:t>
+      </w:r>
+      <w:r>
+        <w:rPr>
+          <w:rFonts w:ascii="新細明體" w:eastAsia="新細明體" w:hAnsi="新細明體" w:cs="新細明體"/>
+          <w:color w:val="000000"/>
+          <w:kern w:val="0"/>
+          <w:sz w:val="22"/>
+          <w14:ligatures w14:val="none"/>
+        </w:rPr>
+        <w:t>93.89.226.88</w:t>
+      </w:r>
+      <w:r>
+        <w:rPr>
+          <w:noProof/>
+        </w:rPr>
+        <w:t xml:space="preserve"> </w:t>
+      </w:r>
+      <w:r>
+        <w:rPr>
+          <w:rFonts w:hint="eastAsia"/>
+          <w:noProof/>
+        </w:rPr>
+        <w:t>in Virustotal</w:t>
+      </w:r>
+      <w:r>
+        <w:rPr>
+          <w:noProof/>
+        </w:rPr>
+        <w:t>the COUPON .... which is the content of the spam email. There is the spelling mistake is to escape from the spam mail filter.</w:t>
+      </w:r>
+    </w:p>
+    <w:p>
+      <w:pPr>
+        <w:rPr>
+          <w:noProof/>
+        </w:rPr>
+      </w:pPr>
+    </w:p>
+    <w:p>
+      <w:pPr>
+        <w:rPr>
+          <w:rFonts w:ascii="新細明體" w:eastAsia="新細明體" w:hAnsi="新細明體" w:cs="新細明體" w:hint="eastAsia"/>
+          <w:color w:val="000000"/>
+          <w:kern w:val="0"/>
+          <w:sz w:val="22"/>
+          <w14:ligatures w14:val="none"/>
+        </w:rPr>
+      </w:pPr>
+      <w:r>
+        <w:rPr>
+          <w:rFonts w:hint="eastAsia"/>
+          <w:noProof/>
+        </w:rPr>
+        <w:t>The first email observed are found in Zui as below (Fig SO_CW1_Q19):</w:t>
+      </w:r>
+    </w:p>
+    <w:p>
+      <w:r>
+        <w:rPr>
+          <w:rFonts w:hint="eastAsia"/>
+          <w:noProof/>
+        </w:rPr>
+        <w:drawing>
+          <wp:inline distT="0" distB="0" distL="0" distR="0" wp14:anchorId="3926448B" wp14:editId="6C0DC2C4">
+            <wp:extent cx="4936638" cy="1732687"/>
+            <wp:effectExtent l="0" t="0" r="0" b="1270"/>
+            <wp:docPr id="114560973" name="Picture 2"/>
+            <wp:cNvGraphicFramePr>
+              <a:graphicFrameLocks xmlns:a="http://schemas.openxmlformats.org/drawingml/2006/main" noChangeAspect="1"/>
+            </wp:cNvGraphicFramePr>
+            <a:graphic xmlns:a="http://schemas.openxmlformats.org/drawingml/2006/main">
+              <a:graphicData uri="http://schemas.openxmlformats.org/drawingml/2006/picture">
+                <pic:pic xmlns:pic="http://schemas.openxmlformats.org/drawingml/2006/picture">
+                  <pic:nvPicPr>
+                    <pic:cNvPr id="0" name="Picture 2"/>
+                    <pic:cNvPicPr>
+                      <a:picLocks noChangeAspect="1" noChangeArrowheads="1"/>
+                    </pic:cNvPicPr>
+                  </pic:nvPicPr>
+                  <pic:blipFill rotWithShape="1">
+                    <a:blip r:embed="rId36" cstate="print">
+                      <a:extLst>
+                        <a:ext uri="{28A0092B-C50C-407E-A947-70E740481C1C}">
+                          <a14:useLocalDpi xmlns:a14="http://schemas.microsoft.com/office/drawing/2010/main" val="0"/>
+                        </a:ext>
+                      </a:extLst>
+                    </a:blip>
+                    <a:srcRect b="36592"/>
+                    <a:stretch>
+                      <a:fillRect/>
+                    </a:stretch>
+                  </pic:blipFill>
+                  <pic:spPr bwMode="auto">
+                    <a:xfrm>
+                      <a:off x="0" y="0"/>
+                      <a:ext cx="5062636" cy="1776910"/>
+                    </a:xfrm>
+                    <a:prstGeom prst="rect">
+                      <a:avLst/>
+                    </a:prstGeom>
+                    <a:noFill/>
+                    <a:ln>
+                      <a:noFill/>
+                    </a:ln>
+                    <a:extLst>
+                      <a:ext uri="{53640926-AAD7-44D8-BBD7-CCE9431645EC}">
+                        <a14:shadowObscured xmlns:a14="http://schemas.microsoft.com/office/drawing/2010/main"/>
+                      </a:ext>
+                    </a:extLst>
+                  </pic:spPr>
+                </pic:pic>
+              </a:graphicData>
+            </a:graphic>
+          </wp:inline>
+        </w:drawing>
+      </w:r>
+    </w:p>
+    <w:p>
+      <w:r>
+        <w:rPr>
+          <w:rFonts w:hint="eastAsia"/>
+        </w:rPr>
+        <w:t>Fig SO_CW1_Q19</w:t>
+      </w:r>
+    </w:p>
+    <w:p/>
+    <w:p>
+      <w:pPr>
+        <w:rPr>
+          <w:rFonts w:hint="eastAsia"/>
+        </w:rPr>
+      </w:pPr>
+      <w:r>
+        <w:rPr>
+          <w:rFonts w:hint="eastAsia"/>
+          <w:noProof/>
+        </w:rPr>
+        <w:t xml:space="preserve">After follow TCP stream in Wireshark, the </w:t>
+      </w:r>
+      <w:r>
+        <w:rPr>
+          <w:noProof/>
+        </w:rPr>
+        <w:t>“</w:t>
+      </w:r>
+      <w:r>
+        <w:rPr>
+          <w:rFonts w:hint="eastAsia"/>
+          <w:noProof/>
+        </w:rPr>
+        <w:t>Password</w:t>
+      </w:r>
+      <w:r>
+        <w:rPr>
+          <w:noProof/>
+        </w:rPr>
+        <w:t>”</w:t>
+      </w:r>
+      <w:r>
+        <w:rPr>
+          <w:rFonts w:hint="eastAsia"/>
+          <w:noProof/>
+        </w:rPr>
+        <w:t xml:space="preserve"> is found in </w:t>
+      </w:r>
+      <w:r>
+        <w:rPr>
+          <w:noProof/>
+        </w:rPr>
+        <w:t>the</w:t>
+      </w:r>
+      <w:r>
+        <w:rPr>
+          <w:rFonts w:hint="eastAsia"/>
+          <w:noProof/>
+        </w:rPr>
+        <w:t xml:space="preserve"> CyberChef. (</w:t>
+      </w:r>
+      <w:r>
+        <w:rPr>
+          <w:rFonts w:hint="eastAsia"/>
+        </w:rPr>
+        <w:t>Fig SO_CW1_Q20</w:t>
+      </w:r>
+      <w:r>
+        <w:rPr>
+          <w:rFonts w:hint="eastAsia"/>
+        </w:rPr>
+        <w:t>)</w:t>
+      </w:r>
+    </w:p>
+    <w:p>
+      <w:r>
+        <w:rPr>
+          <w:rFonts w:hint="eastAsia"/>
+          <w:noProof/>
+        </w:rPr>
+        <w:drawing>
+          <wp:inline distT="0" distB="0" distL="0" distR="0" wp14:anchorId="3C1EB593" wp14:editId="45B7F6C5">
+            <wp:extent cx="4256777" cy="3437906"/>
+            <wp:effectExtent l="0" t="0" r="0" b="0"/>
+            <wp:docPr id="750374825" name="Picture 17"/>
+            <wp:cNvGraphicFramePr>
+              <a:graphicFrameLocks xmlns:a="http://schemas.openxmlformats.org/drawingml/2006/main" noChangeAspect="1"/>
+            </wp:cNvGraphicFramePr>
+            <a:graphic xmlns:a="http://schemas.openxmlformats.org/drawingml/2006/main">
+              <a:graphicData uri="http://schemas.openxmlformats.org/drawingml/2006/picture">
+                <pic:pic xmlns:pic="http://schemas.openxmlformats.org/drawingml/2006/picture">
+                  <pic:nvPicPr>
+                    <pic:cNvPr id="0" name="Picture 17"/>
+                    <pic:cNvPicPr>
+                      <a:picLocks noChangeAspect="1" noChangeArrowheads="1"/>
+                    </pic:cNvPicPr>
+                  </pic:nvPicPr>
+                  <pic:blipFill rotWithShape="1">
+                    <a:blip r:embed="rId9">
+                      <a:extLst>
+                        <a:ext uri="{28A0092B-C50C-407E-A947-70E740481C1C}">
+                          <a14:useLocalDpi xmlns:a14="http://schemas.microsoft.com/office/drawing/2010/main" val="0"/>
+                        </a:ext>
+                      </a:extLst>
+                    </a:blip>
+                    <a:srcRect b="15630"/>
+                    <a:stretch>
+                      <a:fillRect/>
+                    </a:stretch>
+                  </pic:blipFill>
+                  <pic:spPr bwMode="auto">
+                    <a:xfrm>
+                      <a:off x="0" y="0"/>
+                      <a:ext cx="4287259" cy="3462524"/>
+                    </a:xfrm>
+                    <a:prstGeom prst="rect">
+                      <a:avLst/>
+                    </a:prstGeom>
+                    <a:noFill/>
+                    <a:ln>
+                      <a:noFill/>
+                    </a:ln>
+                    <a:extLst>
+                      <a:ext uri="{53640926-AAD7-44D8-BBD7-CCE9431645EC}">
+                        <a14:shadowObscured xmlns:a14="http://schemas.microsoft.com/office/drawing/2010/main"/>
+                      </a:ext>
+                    </a:extLst>
+                  </pic:spPr>
+                </pic:pic>
+              </a:graphicData>
+            </a:graphic>
+          </wp:inline>
+        </w:drawing>
+      </w:r>
+    </w:p>
+    <w:p>
+      <w:r>
+        <w:rPr>
+          <w:rFonts w:hint="eastAsia"/>
+        </w:rPr>
+        <w:t>Fig SO_CW1_Q20</w:t>
       </w:r>
     </w:p>
     <w:p>
@@ -1280,15 +5499,119 @@
         <w:t>Conclusion</w:t>
       </w:r>
     </w:p>
-    <w:p/>
-    <w:p>
-      <w:pPr>
-        <w:rPr>
+    <w:p>
+      <w:r>
+        <w:rPr>
+          <w:rFonts w:hint="eastAsia"/>
+        </w:rPr>
+        <w:t xml:space="preserve">To conclude, the </w:t>
+      </w:r>
+      <w:r>
+        <w:t>victim</w:t>
+      </w:r>
+      <w:r>
+        <w:rPr>
+          <w:rFonts w:hint="eastAsia"/>
+        </w:rPr>
+        <w:t xml:space="preserve"> is totally controlled by the hacker </w:t>
+      </w:r>
+      <w:proofErr w:type="gramStart"/>
+      <w:r>
+        <w:rPr>
+          <w:rFonts w:hint="eastAsia"/>
+        </w:rPr>
+        <w:t>malwares</w:t>
+      </w:r>
+      <w:proofErr w:type="gramEnd"/>
+      <w:r>
+        <w:rPr>
+          <w:rFonts w:hint="eastAsia"/>
+        </w:rPr>
+        <w:t>. Therefore, it</w:t>
+      </w:r>
+      <w:r>
+        <w:t xml:space="preserve"> needs to have Windows reinstalled.</w:t>
+      </w:r>
+      <w:r>
+        <w:rPr>
+          <w:rFonts w:hint="eastAsia"/>
+        </w:rPr>
+        <w:t xml:space="preserve"> </w:t>
+      </w:r>
+      <w:r>
+        <w:rPr>
+          <w:rFonts w:hint="eastAsia"/>
+        </w:rPr>
+        <w:t xml:space="preserve">To prevent </w:t>
+      </w:r>
+      <w:proofErr w:type="gramStart"/>
+      <w:r>
+        <w:rPr>
+          <w:rFonts w:hint="eastAsia"/>
+        </w:rPr>
+        <w:t>the</w:t>
+      </w:r>
+      <w:proofErr w:type="gramEnd"/>
+      <w:r>
+        <w:rPr>
+          <w:rFonts w:hint="eastAsia"/>
+        </w:rPr>
+        <w:t xml:space="preserve"> similar attack</w:t>
+      </w:r>
+      <w:r>
+        <w:rPr>
+          <w:rFonts w:hint="eastAsia"/>
+        </w:rPr>
+        <w:t xml:space="preserve"> in the future</w:t>
+      </w:r>
+      <w:r>
+        <w:rPr>
+          <w:rFonts w:hint="eastAsia"/>
+        </w:rPr>
+        <w:t xml:space="preserve">, it is suggested </w:t>
+      </w:r>
+      <w:proofErr w:type="gramStart"/>
+      <w:r>
+        <w:rPr>
+          <w:rFonts w:hint="eastAsia"/>
+        </w:rPr>
+        <w:t>that</w:t>
+      </w:r>
+      <w:proofErr w:type="gramEnd"/>
+      <w:r>
+        <w:rPr>
+          <w:rFonts w:hint="eastAsia"/>
+        </w:rPr>
+        <w:t xml:space="preserve"> not </w:t>
+      </w:r>
+      <w:proofErr w:type="gramStart"/>
+      <w:r>
+        <w:rPr>
+          <w:rFonts w:hint="eastAsia"/>
+        </w:rPr>
+        <w:t xml:space="preserve">to </w:t>
+      </w:r>
+      <w:r>
+        <w:t>open</w:t>
+      </w:r>
+      <w:proofErr w:type="gramEnd"/>
+      <w:r>
+        <w:rPr>
+          <w:rFonts w:hint="eastAsia"/>
+        </w:rPr>
+        <w:t xml:space="preserve"> the attached file in the suspicious emails.</w:t>
+      </w:r>
+    </w:p>
+    <w:p>
+      <w:r>
+        <w:rPr>
+          <w:rFonts w:hint="eastAsia"/>
           <w:sz w:val="32"/>
           <w:szCs w:val="32"/>
           <w:u w:val="single"/>
         </w:rPr>
-      </w:pPr>
+        <w:t xml:space="preserve">(5) </w:t>
+      </w:r>
       <w:r>
         <w:rPr>
           <w:rFonts w:hint="eastAsia"/>
@@ -1296,16 +5619,70 @@
           <w:szCs w:val="32"/>
           <w:u w:val="single"/>
         </w:rPr>
-        <w:t xml:space="preserve">(5) </w:t>
-      </w:r>
-      <w:r>
-        <w:rPr>
-          <w:rFonts w:hint="eastAsia"/>
-          <w:sz w:val="32"/>
-          <w:szCs w:val="32"/>
+        <w:t>References</w:t>
+      </w:r>
+    </w:p>
+    <w:p>
+      <w:proofErr w:type="spellStart"/>
+      <w:r>
+        <w:rPr>
+          <w:rFonts w:hint="eastAsia"/>
+        </w:rPr>
+        <w:t>Github</w:t>
+      </w:r>
+      <w:proofErr w:type="spellEnd"/>
+      <w:r>
+        <w:rPr>
+          <w:rFonts w:hint="eastAsia"/>
+        </w:rPr>
+        <w:t xml:space="preserve"> </w:t>
+      </w:r>
+      <w:proofErr w:type="gramStart"/>
+      <w:r>
+        <w:rPr>
+          <w:rFonts w:hint="eastAsia"/>
+        </w:rPr>
+        <w:t>Link :</w:t>
+      </w:r>
+      <w:proofErr w:type="gramEnd"/>
+      <w:r>
+        <w:rPr>
+          <w:rFonts w:hint="eastAsia"/>
+        </w:rPr>
+        <w:t xml:space="preserve"> </w:t>
+      </w:r>
+      <w:r>
+        <w:t>https://github.com/wingftsui/COMP3010HK-CW1</w:t>
+      </w:r>
+    </w:p>
+    <w:p>
+      <w:pPr>
+        <w:rPr>
+          <w:rFonts w:hint="eastAsia"/>
+          <w:sz w:val="40"/>
+          <w:szCs w:val="40"/>
           <w:u w:val="single"/>
         </w:rPr>
-        <w:t>References</w:t>
+      </w:pPr>
+      <w:r>
+        <w:rPr>
+          <w:rFonts w:hint="eastAsia"/>
+        </w:rPr>
+        <w:t xml:space="preserve">Video evidence is in the above </w:t>
+      </w:r>
+      <w:proofErr w:type="spellStart"/>
+      <w:r>
+        <w:rPr>
+          <w:rFonts w:hint="eastAsia"/>
+        </w:rPr>
+        <w:t>github</w:t>
+      </w:r>
+      <w:proofErr w:type="spellEnd"/>
+      <w:r>
+        <w:rPr>
+          <w:rFonts w:hint="eastAsia"/>
+        </w:rPr>
+        <w:t>.</w:t>
       </w:r>
     </w:p>
     <w:p/>
@@ -1318,7 +5695,7 @@
     </w:p>
     <w:sectPr>
       <w:pgSz w:w="11906" w:h="16838"/>
-      <w:pgMar w:top="1440" w:right="1800" w:bottom="1440" w:left="1800" w:header="851" w:footer="992" w:gutter="0"/>
+      <w:pgMar w:top="567" w:right="567" w:bottom="567" w:left="567" w:header="851" w:footer="992" w:gutter="0"/>
       <w:cols w:space="425"/>
       <w:docGrid w:type="lines" w:linePitch="360"/>
     </w:sectPr>
@@ -1761,15 +6138,15 @@
     <w:lsdException w:name="Unresolved Mention" w:semiHidden="1" w:unhideWhenUsed="1"/>
     <w:lsdException w:name="Smart Link" w:semiHidden="1" w:unhideWhenUsed="1"/>
   </w:latentStyles>
-  <w:style w:type="paragraph" w:default="1" w:styleId="a">
+  <w:style w:type="paragraph" w:default="1" w:styleId="Normal">
     <w:name w:val="Normal"/>
     <w:qFormat/>
   </w:style>
-  <w:style w:type="paragraph" w:styleId="1">
+  <w:style w:type="paragraph" w:styleId="Heading1">
     <w:name w:val="heading 1"/>
-    <w:basedOn w:val="a"/>
-    <w:next w:val="a"/>
-    <w:link w:val="10"/>
+    <w:basedOn w:val="Normal"/>
+    <w:next w:val="Normal"/>
+    <w:link w:val="Heading1Char"/>
     <w:uiPriority w:val="9"/>
     <w:qFormat/>
     <w:rsid w:val="00361BCB"/>
@@ -1786,11 +6163,11 @@
       <w:szCs w:val="48"/>
     </w:rPr>
   </w:style>
-  <w:style w:type="paragraph" w:styleId="2">
+  <w:style w:type="paragraph" w:styleId="Heading2">
     <w:name w:val="heading 2"/>
-    <w:basedOn w:val="a"/>
-    <w:next w:val="a"/>
-    <w:link w:val="20"/>
+    <w:basedOn w:val="Normal"/>
+    <w:next w:val="Normal"/>
+    <w:link w:val="Heading2Char"/>
     <w:uiPriority w:val="9"/>
     <w:semiHidden/>
     <w:unhideWhenUsed/>
@@ -1809,11 +6186,11 @@
       <w:szCs w:val="40"/>
     </w:rPr>
   </w:style>
-  <w:style w:type="paragraph" w:styleId="3">
+  <w:style w:type="paragraph" w:styleId="Heading3">
     <w:name w:val="heading 3"/>
-    <w:basedOn w:val="a"/>
-    <w:next w:val="a"/>
-    <w:link w:val="30"/>
+    <w:basedOn w:val="Normal"/>
+    <w:next w:val="Normal"/>
+    <w:link w:val="Heading3Char"/>
     <w:uiPriority w:val="9"/>
     <w:semiHidden/>
     <w:unhideWhenUsed/>
@@ -1832,11 +6209,11 @@
       <w:szCs w:val="32"/>
     </w:rPr>
   </w:style>
-  <w:style w:type="paragraph" w:styleId="4">
+  <w:style w:type="paragraph" w:styleId="Heading4">
     <w:name w:val="heading 4"/>
-    <w:basedOn w:val="a"/>
-    <w:next w:val="a"/>
-    <w:link w:val="40"/>
+    <w:basedOn w:val="Normal"/>
+    <w:next w:val="Normal"/>
+    <w:link w:val="Heading4Char"/>
     <w:uiPriority w:val="9"/>
     <w:semiHidden/>
     <w:unhideWhenUsed/>
@@ -1855,11 +6232,11 @@
       <w:szCs w:val="28"/>
     </w:rPr>
   </w:style>
-  <w:style w:type="paragraph" w:styleId="5">
+  <w:style w:type="paragraph" w:styleId="Heading5">
     <w:name w:val="heading 5"/>
-    <w:basedOn w:val="a"/>
-    <w:next w:val="a"/>
-    <w:link w:val="50"/>
+    <w:basedOn w:val="Normal"/>
+    <w:next w:val="Normal"/>
+    <w:link w:val="Heading5Char"/>
     <w:uiPriority w:val="9"/>
     <w:semiHidden/>
     <w:unhideWhenUsed/>
@@ -1876,11 +6253,11 @@
       <w:color w:val="0F4761" w:themeColor="accent1" w:themeShade="BF"/>
     </w:rPr>
   </w:style>
-  <w:style w:type="paragraph" w:styleId="6">
+  <w:style w:type="paragraph" w:styleId="Heading6">
     <w:name w:val="heading 6"/>
-    <w:basedOn w:val="a"/>
-    <w:next w:val="a"/>
-    <w:link w:val="60"/>
+    <w:basedOn w:val="Normal"/>
+    <w:next w:val="Normal"/>
+    <w:link w:val="Heading6Char"/>
     <w:uiPriority w:val="9"/>
     <w:semiHidden/>
     <w:unhideWhenUsed/>
@@ -1897,11 +6274,11 @@
       <w:color w:val="595959" w:themeColor="text1" w:themeTint="A6"/>
     </w:rPr>
   </w:style>
-  <w:style w:type="paragraph" w:styleId="7">
+  <w:style w:type="paragraph" w:styleId="Heading7">
     <w:name w:val="heading 7"/>
-    <w:basedOn w:val="a"/>
-    <w:next w:val="a"/>
-    <w:link w:val="70"/>
+    <w:basedOn w:val="Normal"/>
+    <w:next w:val="Normal"/>
+    <w:link w:val="Heading7Char"/>
     <w:uiPriority w:val="9"/>
     <w:semiHidden/>
     <w:unhideWhenUsed/>
@@ -1919,11 +6296,11 @@
       <w:color w:val="595959" w:themeColor="text1" w:themeTint="A6"/>
     </w:rPr>
   </w:style>
-  <w:style w:type="paragraph" w:styleId="8">
+  <w:style w:type="paragraph" w:styleId="Heading8">
     <w:name w:val="heading 8"/>
-    <w:basedOn w:val="a"/>
-    <w:next w:val="a"/>
-    <w:link w:val="80"/>
+    <w:basedOn w:val="Normal"/>
+    <w:next w:val="Normal"/>
+    <w:link w:val="Heading8Char"/>
     <w:uiPriority w:val="9"/>
     <w:semiHidden/>
     <w:unhideWhenUsed/>
@@ -1941,11 +6318,11 @@
       <w:color w:val="272727" w:themeColor="text1" w:themeTint="D8"/>
     </w:rPr>
   </w:style>
-  <w:style w:type="paragraph" w:styleId="9">
+  <w:style w:type="paragraph" w:styleId="Heading9">
     <w:name w:val="heading 9"/>
-    <w:basedOn w:val="a"/>
-    <w:next w:val="a"/>
-    <w:link w:val="90"/>
+    <w:basedOn w:val="Normal"/>
+    <w:next w:val="Normal"/>
+    <w:link w:val="Heading9Char"/>
     <w:uiPriority w:val="9"/>
     <w:semiHidden/>
     <w:unhideWhenUsed/>
@@ -1963,12 +6340,12 @@
       <w:color w:val="272727" w:themeColor="text1" w:themeTint="D8"/>
     </w:rPr>
   </w:style>
-  <w:style w:type="character" w:default="1" w:styleId="a0">
+  <w:style w:type="character" w:default="1" w:styleId="DefaultParagraphFont">
     <w:name w:val="Default Paragraph Font"/>
     <w:uiPriority w:val="1"/>
     <w:unhideWhenUsed/>
   </w:style>
-  <w:style w:type="table" w:default="1" w:styleId="a1">
+  <w:style w:type="table" w:default="1" w:styleId="TableNormal">
     <w:name w:val="Normal Table"/>
     <w:uiPriority w:val="99"/>
     <w:semiHidden/>
@@ -1983,16 +6360,16 @@
       </w:tblCellMar>
     </w:tblPr>
   </w:style>
-  <w:style w:type="numbering" w:default="1" w:styleId="a2">
+  <w:style w:type="numbering" w:default="1" w:styleId="NoList">
     <w:name w:val="No List"/>
     <w:uiPriority w:val="99"/>
     <w:semiHidden/>
     <w:unhideWhenUsed/>
   </w:style>
-  <w:style w:type="character" w:customStyle="1" w:styleId="10">
-    <w:name w:val="標題 1 字元"/>
-    <w:basedOn w:val="a0"/>
-    <w:link w:val="1"/>
+  <w:style w:type="character" w:customStyle="1" w:styleId="Heading1Char">
+    <w:name w:val="Heading 1 Char"/>
+    <w:basedOn w:val="DefaultParagraphFont"/>
+    <w:link w:val="Heading1"/>
     <w:uiPriority w:val="9"/>
     <w:rsid w:val="00361BCB"/>
     <w:rPr>
@@ -2002,10 +6379,10 @@
       <w:szCs w:val="48"/>
     </w:rPr>
   </w:style>
-  <w:style w:type="character" w:customStyle="1" w:styleId="20">
-    <w:name w:val="標題 2 字元"/>
-    <w:basedOn w:val="a0"/>
-    <w:link w:val="2"/>
+  <w:style w:type="character" w:customStyle="1" w:styleId="Heading2Char">
+    <w:name w:val="Heading 2 Char"/>
+    <w:basedOn w:val="DefaultParagraphFont"/>
+    <w:link w:val="Heading2"/>
     <w:uiPriority w:val="9"/>
     <w:semiHidden/>
     <w:rsid w:val="00361BCB"/>
@@ -2016,10 +6393,10 @@
       <w:szCs w:val="40"/>
     </w:rPr>
   </w:style>
-  <w:style w:type="character" w:customStyle="1" w:styleId="30">
-    <w:name w:val="標題 3 字元"/>
-    <w:basedOn w:val="a0"/>
-    <w:link w:val="3"/>
+  <w:style w:type="character" w:customStyle="1" w:styleId="Heading3Char">
+    <w:name w:val="Heading 3 Char"/>
+    <w:basedOn w:val="DefaultParagraphFont"/>
+    <w:link w:val="Heading3"/>
     <w:uiPriority w:val="9"/>
     <w:semiHidden/>
     <w:rsid w:val="00361BCB"/>
@@ -2030,10 +6407,10 @@
       <w:szCs w:val="32"/>
     </w:rPr>
   </w:style>
-  <w:style w:type="character" w:customStyle="1" w:styleId="40">
-    <w:name w:val="標題 4 字元"/>
-    <w:basedOn w:val="a0"/>
-    <w:link w:val="4"/>
+  <w:style w:type="character" w:customStyle="1" w:styleId="Heading4Char">
+    <w:name w:val="Heading 4 Char"/>
+    <w:basedOn w:val="DefaultParagraphFont"/>
+    <w:link w:val="Heading4"/>
     <w:uiPriority w:val="9"/>
     <w:semiHidden/>
     <w:rsid w:val="00361BCB"/>
@@ -2044,10 +6421,10 @@
       <w:szCs w:val="28"/>
     </w:rPr>
   </w:style>
-  <w:style w:type="character" w:customStyle="1" w:styleId="50">
-    <w:name w:val="標題 5 字元"/>
-    <w:basedOn w:val="a0"/>
-    <w:link w:val="5"/>
+  <w:style w:type="character" w:customStyle="1" w:styleId="Heading5Char">
+    <w:name w:val="Heading 5 Char"/>
+    <w:basedOn w:val="DefaultParagraphFont"/>
+    <w:link w:val="Heading5"/>
     <w:uiPriority w:val="9"/>
     <w:semiHidden/>
     <w:rsid w:val="00361BCB"/>
@@ -2056,10 +6433,10 @@
       <w:color w:val="0F4761" w:themeColor="accent1" w:themeShade="BF"/>
     </w:rPr>
   </w:style>
-  <w:style w:type="character" w:customStyle="1" w:styleId="60">
-    <w:name w:val="標題 6 字元"/>
-    <w:basedOn w:val="a0"/>
-    <w:link w:val="6"/>
+  <w:style w:type="character" w:customStyle="1" w:styleId="Heading6Char">
+    <w:name w:val="Heading 6 Char"/>
+    <w:basedOn w:val="DefaultParagraphFont"/>
+    <w:link w:val="Heading6"/>
     <w:uiPriority w:val="9"/>
     <w:semiHidden/>
     <w:rsid w:val="00361BCB"/>
@@ -2068,10 +6445,10 @@
       <w:color w:val="595959" w:themeColor="text1" w:themeTint="A6"/>
     </w:rPr>
   </w:style>
-  <w:style w:type="character" w:customStyle="1" w:styleId="70">
-    <w:name w:val="標題 7 字元"/>
-    <w:basedOn w:val="a0"/>
-    <w:link w:val="7"/>
+  <w:style w:type="character" w:customStyle="1" w:styleId="Heading7Char">
+    <w:name w:val="Heading 7 Char"/>
+    <w:basedOn w:val="DefaultParagraphFont"/>
+    <w:link w:val="Heading7"/>
     <w:uiPriority w:val="9"/>
     <w:semiHidden/>
     <w:rsid w:val="00361BCB"/>
@@ -2080,10 +6457,10 @@
       <w:color w:val="595959" w:themeColor="text1" w:themeTint="A6"/>
     </w:rPr>
   </w:style>
-  <w:style w:type="character" w:customStyle="1" w:styleId="80">
-    <w:name w:val="標題 8 字元"/>
-    <w:basedOn w:val="a0"/>
-    <w:link w:val="8"/>
+  <w:style w:type="character" w:customStyle="1" w:styleId="Heading8Char">
+    <w:name w:val="Heading 8 Char"/>
+    <w:basedOn w:val="DefaultParagraphFont"/>
+    <w:link w:val="Heading8"/>
     <w:uiPriority w:val="9"/>
     <w:semiHidden/>
     <w:rsid w:val="00361BCB"/>
@@ -2092,10 +6469,10 @@
       <w:color w:val="272727" w:themeColor="text1" w:themeTint="D8"/>
     </w:rPr>
   </w:style>
-  <w:style w:type="character" w:customStyle="1" w:styleId="90">
-    <w:name w:val="標題 9 字元"/>
-    <w:basedOn w:val="a0"/>
-    <w:link w:val="9"/>
+  <w:style w:type="character" w:customStyle="1" w:styleId="Heading9Char">
+    <w:name w:val="Heading 9 Char"/>
+    <w:basedOn w:val="DefaultParagraphFont"/>
+    <w:link w:val="Heading9"/>
     <w:uiPriority w:val="9"/>
     <w:semiHidden/>
     <w:rsid w:val="00361BCB"/>
@@ -2104,11 +6481,11 @@
       <w:color w:val="272727" w:themeColor="text1" w:themeTint="D8"/>
     </w:rPr>
   </w:style>
-  <w:style w:type="paragraph" w:styleId="a3">
+  <w:style w:type="paragraph" w:styleId="Title">
     <w:name w:val="Title"/>
-    <w:basedOn w:val="a"/>
-    <w:next w:val="a"/>
-    <w:link w:val="a4"/>
+    <w:basedOn w:val="Normal"/>
+    <w:next w:val="Normal"/>
+    <w:link w:val="TitleChar"/>
     <w:uiPriority w:val="10"/>
     <w:qFormat/>
     <w:rsid w:val="00361BCB"/>
@@ -2125,10 +6502,10 @@
       <w:szCs w:val="56"/>
     </w:rPr>
   </w:style>
-  <w:style w:type="character" w:customStyle="1" w:styleId="a4">
-    <w:name w:val="標題 字元"/>
-    <w:basedOn w:val="a0"/>
-    <w:link w:val="a3"/>
+  <w:style w:type="character" w:customStyle="1" w:styleId="TitleChar">
+    <w:name w:val="Title Char"/>
+    <w:basedOn w:val="DefaultParagraphFont"/>
+    <w:link w:val="Title"/>
     <w:uiPriority w:val="10"/>
     <w:rsid w:val="00361BCB"/>
     <w:rPr>
@@ -2139,11 +6516,11 @@
       <w:szCs w:val="56"/>
     </w:rPr>
   </w:style>
-  <w:style w:type="paragraph" w:styleId="a5">
+  <w:style w:type="paragraph" w:styleId="Subtitle">
     <w:name w:val="Subtitle"/>
-    <w:basedOn w:val="a"/>
-    <w:next w:val="a"/>
-    <w:link w:val="a6"/>
+    <w:basedOn w:val="Normal"/>
+    <w:next w:val="Normal"/>
+    <w:link w:val="SubtitleChar"/>
     <w:uiPriority w:val="11"/>
     <w:qFormat/>
     <w:rsid w:val="00361BCB"/>
@@ -2162,10 +6539,10 @@
       <w:szCs w:val="28"/>
     </w:rPr>
   </w:style>
-  <w:style w:type="character" w:customStyle="1" w:styleId="a6">
-    <w:name w:val="副標題 字元"/>
-    <w:basedOn w:val="a0"/>
-    <w:link w:val="a5"/>
+  <w:style w:type="character" w:customStyle="1" w:styleId="SubtitleChar">
+    <w:name w:val="Subtitle Char"/>
+    <w:basedOn w:val="DefaultParagraphFont"/>
+    <w:link w:val="Subtitle"/>
     <w:uiPriority w:val="11"/>
     <w:rsid w:val="00361BCB"/>
     <w:rPr>
@@ -2176,11 +6553,11 @@
       <w:szCs w:val="28"/>
     </w:rPr>
   </w:style>
-  <w:style w:type="paragraph" w:styleId="a7">
+  <w:style w:type="paragraph" w:styleId="Quote">
     <w:name w:val="Quote"/>
-    <w:basedOn w:val="a"/>
-    <w:next w:val="a"/>
-    <w:link w:val="a8"/>
+    <w:basedOn w:val="Normal"/>
+    <w:next w:val="Normal"/>
+    <w:link w:val="QuoteChar"/>
     <w:uiPriority w:val="29"/>
     <w:qFormat/>
     <w:rsid w:val="00361BCB"/>
@@ -2194,10 +6571,10 @@
       <w:color w:val="404040" w:themeColor="text1" w:themeTint="BF"/>
     </w:rPr>
   </w:style>
-  <w:style w:type="character" w:customStyle="1" w:styleId="a8">
-    <w:name w:val="引文 字元"/>
-    <w:basedOn w:val="a0"/>
-    <w:link w:val="a7"/>
+  <w:style w:type="character" w:customStyle="1" w:styleId="QuoteChar">
+    <w:name w:val="Quote Char"/>
+    <w:basedOn w:val="DefaultParagraphFont"/>
+    <w:link w:val="Quote"/>
     <w:uiPriority w:val="29"/>
     <w:rsid w:val="00361BCB"/>
     <w:rPr>
@@ -2206,9 +6583,9 @@
       <w:color w:val="404040" w:themeColor="text1" w:themeTint="BF"/>
     </w:rPr>
   </w:style>
-  <w:style w:type="paragraph" w:styleId="a9">
+  <w:style w:type="paragraph" w:styleId="ListParagraph">
     <w:name w:val="List Paragraph"/>
-    <w:basedOn w:val="a"/>
+    <w:basedOn w:val="Normal"/>
     <w:uiPriority w:val="34"/>
     <w:qFormat/>
     <w:rsid w:val="00361BCB"/>
@@ -2217,9 +6594,9 @@
       <w:contextualSpacing/>
     </w:pPr>
   </w:style>
-  <w:style w:type="character" w:styleId="aa">
+  <w:style w:type="character" w:styleId="IntenseEmphasis">
     <w:name w:val="Intense Emphasis"/>
-    <w:basedOn w:val="a0"/>
+    <w:basedOn w:val="DefaultParagraphFont"/>
     <w:uiPriority w:val="21"/>
     <w:qFormat/>
     <w:rsid w:val="00361BCB"/>
@@ -2229,11 +6606,11 @@
       <w:color w:val="0F4761" w:themeColor="accent1" w:themeShade="BF"/>
     </w:rPr>
   </w:style>
-  <w:style w:type="paragraph" w:styleId="ab">
+  <w:style w:type="paragraph" w:styleId="IntenseQuote">
     <w:name w:val="Intense Quote"/>
-    <w:basedOn w:val="a"/>
-    <w:next w:val="a"/>
-    <w:link w:val="ac"/>
+    <w:basedOn w:val="Normal"/>
+    <w:next w:val="Normal"/>
+    <w:link w:val="IntenseQuoteChar"/>
     <w:uiPriority w:val="30"/>
     <w:qFormat/>
     <w:rsid w:val="00361BCB"/>
@@ -2252,10 +6629,10 @@
       <w:color w:val="0F4761" w:themeColor="accent1" w:themeShade="BF"/>
     </w:rPr>
   </w:style>
-  <w:style w:type="character" w:customStyle="1" w:styleId="ac">
-    <w:name w:val="鮮明引文 字元"/>
-    <w:basedOn w:val="a0"/>
-    <w:link w:val="ab"/>
+  <w:style w:type="character" w:customStyle="1" w:styleId="IntenseQuoteChar">
+    <w:name w:val="Intense Quote Char"/>
+    <w:basedOn w:val="DefaultParagraphFont"/>
+    <w:link w:val="IntenseQuote"/>
     <w:uiPriority w:val="30"/>
     <w:rsid w:val="00361BCB"/>
     <w:rPr>
@@ -2264,9 +6641,9 @@
       <w:color w:val="0F4761" w:themeColor="accent1" w:themeShade="BF"/>
     </w:rPr>
   </w:style>
-  <w:style w:type="character" w:styleId="ad">
+  <w:style w:type="character" w:styleId="IntenseReference">
     <w:name w:val="Intense Reference"/>
-    <w:basedOn w:val="a0"/>
+    <w:basedOn w:val="DefaultParagraphFont"/>
     <w:uiPriority w:val="32"/>
     <w:qFormat/>
     <w:rsid w:val="00361BCB"/>
@@ -2278,10 +6655,10 @@
       <w:spacing w:val="5"/>
     </w:rPr>
   </w:style>
-  <w:style w:type="paragraph" w:styleId="ae">
+  <w:style w:type="paragraph" w:styleId="Header">
     <w:name w:val="header"/>
-    <w:basedOn w:val="a"/>
-    <w:link w:val="af"/>
+    <w:basedOn w:val="Normal"/>
+    <w:link w:val="HeaderChar"/>
     <w:uiPriority w:val="99"/>
     <w:unhideWhenUsed/>
     <w:rsid w:val="00CD7FCC"/>
@@ -2297,10 +6674,10 @@
       <w:szCs w:val="20"/>
     </w:rPr>
   </w:style>
-  <w:style w:type="character" w:customStyle="1" w:styleId="af">
-    <w:name w:val="頁首 字元"/>
-    <w:basedOn w:val="a0"/>
-    <w:link w:val="ae"/>
+  <w:style w:type="character" w:customStyle="1" w:styleId="HeaderChar">
+    <w:name w:val="Header Char"/>
+    <w:basedOn w:val="DefaultParagraphFont"/>
+    <w:link w:val="Header"/>
     <w:uiPriority w:val="99"/>
     <w:rsid w:val="00CD7FCC"/>
     <w:rPr>
@@ -2308,10 +6685,10 @@
       <w:szCs w:val="20"/>
     </w:rPr>
   </w:style>
-  <w:style w:type="paragraph" w:styleId="af0">
+  <w:style w:type="paragraph" w:styleId="Footer">
     <w:name w:val="footer"/>
-    <w:basedOn w:val="a"/>
-    <w:link w:val="af1"/>
+    <w:basedOn w:val="Normal"/>
+    <w:link w:val="FooterChar"/>
     <w:uiPriority w:val="99"/>
     <w:unhideWhenUsed/>
     <w:rsid w:val="00CD7FCC"/>
@@ -2327,13 +6704,40 @@
       <w:szCs w:val="20"/>
     </w:rPr>
   </w:style>
-  <w:style w:type="character" w:customStyle="1" w:styleId="af1">
-    <w:name w:val="頁尾 字元"/>
-    <w:basedOn w:val="a0"/>
-    <w:link w:val="af0"/>
+  <w:style w:type="character" w:customStyle="1" w:styleId="FooterChar">
+    <w:name w:val="Footer Char"/>
+    <w:basedOn w:val="DefaultParagraphFont"/>
+    <w:link w:val="Footer"/>
     <w:uiPriority w:val="99"/>
     <w:rsid w:val="00CD7FCC"/>
     <w:rPr>
+      <w:sz w:val="20"/>
+      <w:szCs w:val="20"/>
+    </w:rPr>
+  </w:style>
+  <w:style w:type="paragraph" w:styleId="HTMLPreformatted">
+    <w:name w:val="HTML Preformatted"/>
+    <w:basedOn w:val="Normal"/>
+    <w:link w:val="HTMLPreformattedChar"/>
+    <w:uiPriority w:val="99"/>
+    <w:semiHidden/>
+    <w:unhideWhenUsed/>
+    <w:rsid w:val="0030213F"/>
+    <w:rPr>
+      <w:rFonts w:ascii="Courier New" w:hAnsi="Courier New" w:cs="Courier New"/>
+      <w:sz w:val="20"/>
+      <w:szCs w:val="20"/>
+    </w:rPr>
+  </w:style>
+  <w:style w:type="character" w:customStyle="1" w:styleId="HTMLPreformattedChar">
+    <w:name w:val="HTML Preformatted Char"/>
+    <w:basedOn w:val="DefaultParagraphFont"/>
+    <w:link w:val="HTMLPreformatted"/>
+    <w:uiPriority w:val="99"/>
+    <w:semiHidden/>
+    <w:rsid w:val="0030213F"/>
+    <w:rPr>
+      <w:rFonts w:ascii="Courier New" w:hAnsi="Courier New" w:cs="Courier New"/>
       <w:sz w:val="20"/>
       <w:szCs w:val="20"/>
     </w:rPr>
@@ -2634,4 +7038,16 @@
     </a:ext>
   </a:extLst>
 </a:theme>
+</file>
+
+<file path=customXml/item1.xml><?xml version="1.0" encoding="utf-8"?>
+<b:Sources xmlns:b="http://schemas.openxmlformats.org/officeDocument/2006/bibliography" xmlns="http://schemas.openxmlformats.org/officeDocument/2006/bibliography" SelectedStyle="\APASixthEditionOfficeOnline.xsl" StyleName="APA" Version="6"/>
+</file>
+
+<file path=customXml/itemProps1.xml><?xml version="1.0" encoding="utf-8"?>
+<ds:datastoreItem xmlns:ds="http://schemas.openxmlformats.org/officeDocument/2006/customXml" ds:itemID="{03726F10-51DC-4EC5-893F-10941539569F}">
+  <ds:schemaRefs>
+    <ds:schemaRef ds:uri="http://schemas.openxmlformats.org/officeDocument/2006/bibliography"/>
+  </ds:schemaRefs>
+</ds:datastoreItem>
 </file>